--- a/src/review-comments/final-paper-for-submission/Explainable AI for Student Success A Multi-Objective Framework with SHAP-Based Personalized Recommendations.docx
+++ b/src/review-comments/final-paper-for-submission/Explainable AI for Student Success A Multi-Objective Framework with SHAP-Based Personalized Recommendations.docx
@@ -29151,29 +29151,19 @@
         <w:t xml:space="preserve">are </w:t>
       </w:r>
       <w:r>
-        <w:t>available publicly at below provided link: “</w:t>
-      </w:r>
-      <w:r>
-        <w:t>https://github.com/</w:t>
-      </w:r>
-      <w:proofErr w:type="spellStart"/>
-      <w:r>
-        <w:t>shikhapachouly</w:t>
-      </w:r>
-      <w:proofErr w:type="spellEnd"/>
-      <w:r>
-        <w:t>/student-</w:t>
-      </w:r>
-      <w:proofErr w:type="spellStart"/>
-      <w:r>
-        <w:t>recommondation</w:t>
-      </w:r>
-      <w:proofErr w:type="spellEnd"/>
+        <w:t xml:space="preserve">available publicly at below provided link: </w:t>
+      </w:r>
+      <w:r>
+        <w:t>“</w:t>
+      </w:r>
+      <w:r>
+        <w:t>https://github.com/shikhapachouly/student-performence-recommondation</w:t>
+      </w:r>
       <w:r>
         <w:t>”</w:t>
       </w:r>
       <w:r>
-        <w:t xml:space="preserve">. </w:t>
+        <w:t xml:space="preserve"> </w:t>
       </w:r>
     </w:p>
     <w:p>
@@ -29281,10 +29271,7 @@
         <w:t>[1]</w:t>
       </w:r>
       <w:r>
-        <w:t xml:space="preserve"> </w:t>
-      </w:r>
-      <w:r>
-        <w:t xml:space="preserve">A. </w:t>
+        <w:t xml:space="preserve"> A. </w:t>
       </w:r>
       <w:proofErr w:type="spellStart"/>
       <w:r>
@@ -31427,6 +31414,7 @@
   <w:style w:type="character" w:default="1" w:styleId="DefaultParagraphFont">
     <w:name w:val="Default Paragraph Font"/>
     <w:uiPriority w:val="1"/>
+    <w:semiHidden/>
     <w:unhideWhenUsed/>
   </w:style>
   <w:style w:type="table" w:default="1" w:styleId="TableNormal">

--- a/src/review-comments/final-paper-for-submission/Explainable AI for Student Success A Multi-Objective Framework with SHAP-Based Personalized Recommendations.docx
+++ b/src/review-comments/final-paper-for-submission/Explainable AI for Student Success A Multi-Objective Framework with SHAP-Based Personalized Recommendations.docx
@@ -293,7 +293,7 @@
           </mc:Choice>
           <mc:Fallback>
             <w:pict>
-              <v:shapetype w14:anchorId="2377BC8A" id="_x0000_t32" coordsize="21600,21600" o:spt="32" o:oned="t" path="m,l21600,21600e" filled="f">
+              <v:shapetype w14:anchorId="42842B94" id="_x0000_t32" coordsize="21600,21600" o:spt="32" o:oned="t" path="m,l21600,21600e" filled="f">
                 <v:path arrowok="t" fillok="f" o:connecttype="none"/>
                 <o:lock v:ext="edit" shapetype="t"/>
               </v:shapetype>
@@ -419,7 +419,6 @@
         </w:rPr>
         <w:t>spanning academic, demographic, behavioral, and socioeconomic dimensions, we develop a feature engineering pipeline that creates composite indicators (</w:t>
       </w:r>
-      <w:proofErr w:type="spellStart"/>
       <w:r>
         <w:rPr>
           <w:i/>
@@ -428,7 +427,6 @@
         </w:rPr>
         <w:t>academic_index</w:t>
       </w:r>
-      <w:proofErr w:type="spellEnd"/>
       <w:r>
         <w:rPr>
           <w:sz w:val="20"/>
@@ -436,7 +434,6 @@
         </w:rPr>
         <w:t xml:space="preserve">, </w:t>
       </w:r>
-      <w:proofErr w:type="spellStart"/>
       <w:r>
         <w:rPr>
           <w:i/>
@@ -445,7 +442,6 @@
         </w:rPr>
         <w:t>skills_index</w:t>
       </w:r>
-      <w:proofErr w:type="spellEnd"/>
       <w:r>
         <w:rPr>
           <w:sz w:val="20"/>
@@ -453,7 +449,6 @@
         </w:rPr>
         <w:t xml:space="preserve">, </w:t>
       </w:r>
-      <w:proofErr w:type="spellStart"/>
       <w:r>
         <w:rPr>
           <w:i/>
@@ -462,77 +457,12 @@
         </w:rPr>
         <w:t>engagement_score</w:t>
       </w:r>
-      <w:proofErr w:type="spellEnd"/>
       <w:r>
         <w:rPr>
           <w:sz w:val="20"/>
           <w:szCs w:val="20"/>
         </w:rPr>
-        <w:t xml:space="preserve">) and interaction features. Seven models—four machine learning (Logistic Regression, Random Forest, SVM, </w:t>
-      </w:r>
-      <w:proofErr w:type="spellStart"/>
-      <w:r>
-        <w:rPr>
-          <w:sz w:val="20"/>
-          <w:szCs w:val="20"/>
-        </w:rPr>
-        <w:t>XGBoost</w:t>
-      </w:r>
-      <w:proofErr w:type="spellEnd"/>
-      <w:r>
-        <w:rPr>
-          <w:sz w:val="20"/>
-          <w:szCs w:val="20"/>
-        </w:rPr>
-        <w:t>) and three deep learning (</w:t>
-      </w:r>
-      <w:proofErr w:type="spellStart"/>
-      <w:r>
-        <w:rPr>
-          <w:sz w:val="20"/>
-          <w:szCs w:val="20"/>
-        </w:rPr>
-        <w:t>TabNet</w:t>
-      </w:r>
-      <w:proofErr w:type="spellEnd"/>
-      <w:r>
-        <w:rPr>
-          <w:sz w:val="20"/>
-          <w:szCs w:val="20"/>
-        </w:rPr>
-        <w:t xml:space="preserve">, FT-Transformer, SAINT)—are systematically compared using 5-fold stratified cross-validation with SMOTE-based class imbalance handling and </w:t>
-      </w:r>
-      <w:proofErr w:type="spellStart"/>
-      <w:r>
-        <w:rPr>
-          <w:sz w:val="20"/>
-          <w:szCs w:val="20"/>
-        </w:rPr>
-        <w:t>Optuna</w:t>
-      </w:r>
-      <w:proofErr w:type="spellEnd"/>
-      <w:r>
-        <w:rPr>
-          <w:sz w:val="20"/>
-          <w:szCs w:val="20"/>
-        </w:rPr>
-        <w:t xml:space="preserve"> hyperparameter optimization. </w:t>
-      </w:r>
-      <w:proofErr w:type="spellStart"/>
-      <w:r>
-        <w:rPr>
-          <w:sz w:val="20"/>
-          <w:szCs w:val="20"/>
-        </w:rPr>
-        <w:t>XGBoost</w:t>
-      </w:r>
-      <w:proofErr w:type="spellEnd"/>
-      <w:r>
-        <w:rPr>
-          <w:sz w:val="20"/>
-          <w:szCs w:val="20"/>
-        </w:rPr>
-        <w:t xml:space="preserve"> achieves the best performance with F1-macro of </w:t>
+        <w:t xml:space="preserve">) and interaction features. Seven models—four machine learning (Logistic Regression, Random Forest, SVM, XGBoost) and three deep learning (TabNet, FT-Transformer, SAINT)—are systematically compared using 5-fold stratified cross-validation with SMOTE-based class imbalance handling and Optuna hyperparameter optimization. XGBoost achieves the best performance with F1-macro of </w:t>
       </w:r>
       <w:r>
         <w:rPr>
@@ -577,39 +507,22 @@
           <w:sz w:val="20"/>
           <w:szCs w:val="20"/>
         </w:rPr>
-        <w:t xml:space="preserve"> (±0.024) for career readiness. SHAP (</w:t>
-      </w:r>
-      <w:proofErr w:type="spellStart"/>
+        <w:t xml:space="preserve"> (±0.024) for career readiness. SHAP (SHapley Additive </w:t>
+      </w:r>
       <w:r>
         <w:rPr>
           <w:sz w:val="20"/>
           <w:szCs w:val="20"/>
         </w:rPr>
-        <w:t>SHapley</w:t>
-      </w:r>
-      <w:proofErr w:type="spellEnd"/>
+        <w:t>explanations</w:t>
+      </w:r>
       <w:r>
         <w:rPr>
           <w:sz w:val="20"/>
           <w:szCs w:val="20"/>
         </w:rPr>
-        <w:t xml:space="preserve"> Additive </w:t>
-      </w:r>
-      <w:r>
-        <w:rPr>
-          <w:sz w:val="20"/>
-          <w:szCs w:val="20"/>
-        </w:rPr>
-        <w:t>explanations</w:t>
-      </w:r>
-      <w:r>
-        <w:rPr>
-          <w:sz w:val="20"/>
-          <w:szCs w:val="20"/>
-        </w:rPr>
         <w:t xml:space="preserve">) analysis reveals that the engineered </w:t>
       </w:r>
-      <w:proofErr w:type="spellStart"/>
       <w:r>
         <w:rPr>
           <w:i/>
@@ -618,7 +531,6 @@
         </w:rPr>
         <w:t>academic_index</w:t>
       </w:r>
-      <w:proofErr w:type="spellEnd"/>
       <w:r>
         <w:rPr>
           <w:sz w:val="20"/>
@@ -626,7 +538,6 @@
         </w:rPr>
         <w:t xml:space="preserve"> is the strongest predictor of academic outcomes, while </w:t>
       </w:r>
-      <w:proofErr w:type="spellStart"/>
       <w:r>
         <w:rPr>
           <w:i/>
@@ -635,7 +546,6 @@
         </w:rPr>
         <w:t>engagement_score</w:t>
       </w:r>
-      <w:proofErr w:type="spellEnd"/>
       <w:r>
         <w:rPr>
           <w:sz w:val="20"/>
@@ -748,7 +658,7 @@
           </mc:Choice>
           <mc:Fallback>
             <w:pict>
-              <v:shape w14:anchorId="4C4C1ABD" id="Straight Arrow Connector 14" o:spid="_x0000_s1026" type="#_x0000_t32" style="position:absolute;margin-left:5.25pt;margin-top:28.4pt;width:468.7pt;height:0;flip:y;z-index:251660800;visibility:visible;mso-wrap-style:square;mso-width-percent:0;mso-height-percent:0;mso-wrap-distance-left:9pt;mso-wrap-distance-top:0;mso-wrap-distance-right:9pt;mso-wrap-distance-bottom:0;mso-position-horizontal:absolute;mso-position-horizontal-relative:text;mso-position-vertical:absolute;mso-position-vertical-relative:text;mso-width-percent:0;mso-height-percent:0;mso-width-relative:page;mso-height-relative:page" o:gfxdata="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" strokeweight="1.5pt"/>
+              <v:shape w14:anchorId="0AB3EED8" id="Straight Arrow Connector 14" o:spid="_x0000_s1026" type="#_x0000_t32" style="position:absolute;margin-left:5.25pt;margin-top:28.4pt;width:468.7pt;height:0;flip:y;z-index:251660800;visibility:visible;mso-wrap-style:square;mso-width-percent:0;mso-height-percent:0;mso-wrap-distance-left:9pt;mso-wrap-distance-top:0;mso-wrap-distance-right:9pt;mso-wrap-distance-bottom:0;mso-position-horizontal:absolute;mso-position-horizontal-relative:text;mso-position-vertical:absolute;mso-position-vertical-relative:text;mso-width-percent:0;mso-height-percent:0;mso-width-relative:page;mso-height-relative:page" o:gfxdata="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" strokeweight="1.5pt"/>
             </w:pict>
           </mc:Fallback>
         </mc:AlternateContent>
@@ -766,23 +676,7 @@
           <w:sz w:val="20"/>
           <w:szCs w:val="20"/>
         </w:rPr>
-        <w:t xml:space="preserve">Student Performance Prediction, Explainable AI, SHAP, </w:t>
-      </w:r>
-      <w:proofErr w:type="spellStart"/>
-      <w:r>
-        <w:rPr>
-          <w:sz w:val="20"/>
-          <w:szCs w:val="20"/>
-        </w:rPr>
-        <w:t>XGBoost</w:t>
-      </w:r>
-      <w:proofErr w:type="spellEnd"/>
-      <w:r>
-        <w:rPr>
-          <w:sz w:val="20"/>
-          <w:szCs w:val="20"/>
-        </w:rPr>
-        <w:t>, At-Risk Identification, Career Readiness, Feature Engineering, Recommendation System, Educational Data Mining</w:t>
+        <w:t>Student Performance Prediction, Explainable AI, SHAP, XGBoost, At-Risk Identification, Career Readiness, Feature Engineering, Recommendation System, Educational Data Mining</w:t>
       </w:r>
     </w:p>
     <w:p>
@@ -915,23 +809,7 @@
         <w:jc w:val="both"/>
       </w:pPr>
       <w:r>
-        <w:t>Explainable Artificial Intelligence (XAI) addresses this critical limitation by combining predictive power with interpretability. Recent explainable dropout and student-performance studies use SHAP (</w:t>
-      </w:r>
-      <w:proofErr w:type="spellStart"/>
-      <w:r>
-        <w:t>SHapley</w:t>
-      </w:r>
-      <w:proofErr w:type="spellEnd"/>
-      <w:r>
-        <w:t xml:space="preserve"> Additive </w:t>
-      </w:r>
-      <w:proofErr w:type="spellStart"/>
-      <w:r>
-        <w:t>exPlanations</w:t>
-      </w:r>
-      <w:proofErr w:type="spellEnd"/>
-      <w:r>
-        <w:t>) to provide feature attributions at both global (population-level) and local (individual student) levels, making it particularly suitable for educational applications where personalized understanding is paramount [2]. Unlike simpler feature importance methods (e.g., Gini importance in Random Forest), SHAP-style explanations support local accuracy, consistency, and additivity—properties essential for trustworthy educational decision support.</w:t>
+        <w:t>Explainable Artificial Intelligence (XAI) addresses this critical limitation by combining predictive power with interpretability. Recent explainable dropout and student-performance studies use SHAP (SHapley Additive exPlanations) to provide feature attributions at both global (population-level) and local (individual student) levels, making it particularly suitable for educational applications where personalized understanding is paramount [2]. Unlike simpler feature importance methods (e.g., Gini importance in Random Forest), SHAP-style explanations support local accuracy, consistency, and additivity—properties essential for trustworthy educational decision support.</w:t>
       </w:r>
     </w:p>
     <w:p>
@@ -1163,48 +1041,32 @@
       <w:r>
         <w:t>: Composite scores (</w:t>
       </w:r>
-      <w:proofErr w:type="spellStart"/>
       <w:r>
         <w:t>academic_index</w:t>
       </w:r>
-      <w:proofErr w:type="spellEnd"/>
       <w:r>
         <w:t xml:space="preserve">, </w:t>
       </w:r>
-      <w:proofErr w:type="spellStart"/>
       <w:r>
         <w:t>skills_index</w:t>
       </w:r>
-      <w:proofErr w:type="spellEnd"/>
       <w:r>
         <w:t xml:space="preserve">, </w:t>
       </w:r>
-      <w:proofErr w:type="spellStart"/>
       <w:r>
         <w:t>engagement_score</w:t>
       </w:r>
-      <w:proofErr w:type="spellEnd"/>
-      <w:r>
-        <w:t>) and interaction features (</w:t>
-      </w:r>
-      <w:proofErr w:type="spellStart"/>
-      <w:r>
-        <w:t>study</w:t>
+      <w:r>
+        <w:t>) and interaction features (study</w:t>
       </w:r>
       <w:r>
         <w:t>_stress_interaction</w:t>
       </w:r>
-      <w:proofErr w:type="spellEnd"/>
       <w:r>
         <w:t xml:space="preserve">, </w:t>
       </w:r>
-      <w:proofErr w:type="spellStart"/>
-      <w:r>
-        <w:t>skills_study_interaction</w:t>
-      </w:r>
-      <w:proofErr w:type="spellEnd"/>
-      <w:r>
-        <w:t>)</w:t>
+      <w:r>
+        <w:t>skills_study_interaction)</w:t>
       </w:r>
       <w:r>
         <w:t xml:space="preserve"> that emerged as the strongest predictors across all objectives, demonstrating that domain knowledge-driven feature design substantially outperforms raw survey features.</w:t>
@@ -1252,43 +1114,11 @@
         <w:t>Comprehensive ML vs. DL benchmark</w:t>
       </w:r>
       <w:r>
-        <w:t xml:space="preserve">: Systematic evaluation of seven models—four ML (Logistic Regression, Random Forest, SVM, </w:t>
-      </w:r>
-      <w:proofErr w:type="spellStart"/>
-      <w:r>
-        <w:t>XGBoost</w:t>
-      </w:r>
-      <w:proofErr w:type="spellEnd"/>
-      <w:r>
-        <w:t>) and three DL (</w:t>
-      </w:r>
-      <w:proofErr w:type="spellStart"/>
-      <w:r>
-        <w:t>TabNet</w:t>
-      </w:r>
-      <w:proofErr w:type="spellEnd"/>
-      <w:r>
-        <w:t xml:space="preserve">, FT-Transformer, SAINT)—with </w:t>
-      </w:r>
-      <w:proofErr w:type="spellStart"/>
-      <w:r>
-        <w:t>Optuna</w:t>
-      </w:r>
-      <w:proofErr w:type="spellEnd"/>
-      <w:r>
-        <w:t xml:space="preserve"> Bayesian hyperparameter optimization, providing empirical </w:t>
+        <w:t xml:space="preserve">: Systematic evaluation of seven models—four ML (Logistic Regression, Random Forest, SVM, XGBoost) and three DL (TabNet, FT-Transformer, SAINT)—with Optuna Bayesian hyperparameter optimization, providing empirical </w:t>
       </w:r>
       <w:r>
         <w:lastRenderedPageBreak/>
-        <w:t xml:space="preserve">evidence that </w:t>
-      </w:r>
-      <w:proofErr w:type="spellStart"/>
-      <w:r>
-        <w:t>XGBoost</w:t>
-      </w:r>
-      <w:proofErr w:type="spellEnd"/>
-      <w:r>
-        <w:t xml:space="preserve"> remains optimal for small educational tabular datasets </w:t>
+        <w:t xml:space="preserve">evidence that XGBoost remains optimal for small educational tabular datasets </w:t>
       </w:r>
       <w:r>
         <w:t>(1,400</w:t>
@@ -1387,15 +1217,7 @@
         <w:jc w:val="both"/>
       </w:pPr>
       <w:r>
-        <w:t xml:space="preserve">Sarker et al. [10] analyzed student academic performance using educational data mining and highlighted the continued importance of interpretable predictors for institutional decision-making. </w:t>
-      </w:r>
-      <w:proofErr w:type="spellStart"/>
-      <w:r>
-        <w:t>Bettahi</w:t>
-      </w:r>
-      <w:proofErr w:type="spellEnd"/>
-      <w:r>
-        <w:t xml:space="preserve"> et al. [11] proposed a modular explainable dropout-prediction pipeline for higher education, while Yu et al. [12] demonstrated that semi-supervised feature selection can improve educational data mining for performance analysis.</w:t>
+        <w:t>Sarker et al. [10] analyzed student academic performance using educational data mining and highlighted the continued importance of interpretable predictors for institutional decision-making. Bettahi et al. [11] proposed a modular explainable dropout-prediction pipeline for higher education, while Yu et al. [12] demonstrated that semi-supervised feature selection can improve educational data mining for performance analysis.</w:t>
       </w:r>
     </w:p>
     <w:p>
@@ -1441,21 +1263,7 @@
         <w:rPr>
           <w:color w:val="C00000"/>
         </w:rPr>
-        <w:t xml:space="preserve"> removes both restrictions by adopting (</w:t>
-      </w:r>
-      <w:proofErr w:type="spellStart"/>
-      <w:r>
-        <w:rPr>
-          <w:color w:val="C00000"/>
-        </w:rPr>
-        <w:t>i</w:t>
-      </w:r>
-      <w:proofErr w:type="spellEnd"/>
-      <w:r>
-        <w:rPr>
-          <w:color w:val="C00000"/>
-        </w:rPr>
-        <w:t>) a unified multi-objective formulation in which each task has its own loss function and feature taxonomy, and (ii) a SHAP-driven recommendation engine that maps attributions to modifiable behaviors.</w:t>
+        <w:t xml:space="preserve"> removes both restrictions by adopting (i) a unified multi-objective formulation in which each task has its own loss function and feature taxonomy, and (ii) a SHAP-driven recommendation engine that maps attributions to modifiable behaviors.</w:t>
       </w:r>
     </w:p>
     <w:p>
@@ -1484,15 +1292,7 @@
         <w:jc w:val="both"/>
       </w:pPr>
       <w:r>
-        <w:t xml:space="preserve">The demand for transparency in educational AI has driven significant adoption of XAI techniques. </w:t>
-      </w:r>
-      <w:proofErr w:type="spellStart"/>
-      <w:r>
-        <w:t>Almalawi</w:t>
-      </w:r>
-      <w:proofErr w:type="spellEnd"/>
-      <w:r>
-        <w:t xml:space="preserve"> et al. [1] reviewed predictive models for educational purposes and identified interpretability as a recurring requirement for practical adoption. Kruger et al. [2] demonstrated an explainable machine-learning approach for student dropout prediction, showing how model explanations can support institutional interventions.</w:t>
+        <w:t>The demand for transparency in educational AI has driven significant adoption of XAI techniques. Almalawi et al. [1] reviewed predictive models for educational purposes and identified interpretability as a recurring requirement for practical adoption. Kruger et al. [2] demonstrated an explainable machine-learning approach for student dropout prediction, showing how model explanations can support institutional interventions.</w:t>
       </w:r>
     </w:p>
     <w:p>
@@ -1509,21 +1309,8 @@
         <w:spacing w:after="60"/>
         <w:jc w:val="both"/>
       </w:pPr>
-      <w:proofErr w:type="spellStart"/>
-      <w:r>
-        <w:t>Abukader</w:t>
-      </w:r>
-      <w:proofErr w:type="spellEnd"/>
-      <w:r>
-        <w:t xml:space="preserve"> et al. [16] proposed a metaheuristic-optimized </w:t>
-      </w:r>
-      <w:proofErr w:type="spellStart"/>
-      <w:r>
-        <w:t>LightGBM</w:t>
-      </w:r>
-      <w:proofErr w:type="spellEnd"/>
-      <w:r>
-        <w:t xml:space="preserve"> system with SHAP-based learning analytics for student performance prediction. Cabral et al. [17] reviewed AI-powered learning analytics dashboards and highlighted explainability and ethics as open challenges, while Takami et al. [18] developed personality-based explainable recommendations for trustworthy smart learning systems.</w:t>
+      <w:r>
+        <w:t>Abukader et al. [16] proposed a metaheuristic-optimized LightGBM system with SHAP-based learning analytics for student performance prediction. Cabral et al. [17] reviewed AI-powered learning analytics dashboards and highlighted explainability and ethics as open challenges, while Takami et al. [18] developed personality-based explainable recommendations for trustworthy smart learning systems.</w:t>
       </w:r>
     </w:p>
     <w:p>
@@ -1621,15 +1408,7 @@
         <w:jc w:val="both"/>
       </w:pPr>
       <w:r>
-        <w:t xml:space="preserve">Despite these advances, the application of modern tabular DL architectures to educational data mining remains limited, particularly for small survey-style datasets. Fan and Waldmann [22] provided a comparative study of tabular deep learning architectures, and Yi et al. [23] demonstrated how </w:t>
-      </w:r>
-      <w:proofErr w:type="spellStart"/>
-      <w:r>
-        <w:t>XGBoost</w:t>
-      </w:r>
-      <w:proofErr w:type="spellEnd"/>
-      <w:r>
-        <w:t>-based SHAP analysis can support interpretable prediction in an educational assessment setting. These recent studies motivate a direct benchmark between optimized classical ML and DL-style tabular models in the present work.</w:t>
+        <w:t>Despite these advances, the application of modern tabular DL architectures to educational data mining remains limited, particularly for small survey-style datasets. Fan and Waldmann [22] provided a comparative study of tabular deep learning architectures, and Yi et al. [23] demonstrated how XGBoost-based SHAP analysis can support interpretable prediction in an educational assessment setting. These recent studies motivate a direct benchmark between optimized classical ML and DL-style tabular models in the present work.</w:t>
       </w:r>
     </w:p>
     <w:p>
@@ -1640,21 +1419,7 @@
         <w:rPr>
           <w:color w:val="C00000"/>
         </w:rPr>
-        <w:t>Modern tabular-DL architectures (</w:t>
-      </w:r>
-      <w:proofErr w:type="spellStart"/>
-      <w:r>
-        <w:rPr>
-          <w:color w:val="C00000"/>
-        </w:rPr>
-        <w:t>TabNet</w:t>
-      </w:r>
-      <w:proofErr w:type="spellEnd"/>
-      <w:r>
-        <w:rPr>
-          <w:color w:val="C00000"/>
-        </w:rPr>
-        <w:t xml:space="preserve">, FT-Transformer, SAINT) rely on large feature interactions that small educational survey datasets (typically &lt;2 000 records) cannot reliably support. The </w:t>
+        <w:t xml:space="preserve">Modern tabular-DL architectures (TabNet, FT-Transformer, SAINT) rely on large feature interactions that small educational survey datasets (typically &lt;2 000 records) cannot reliably support. The </w:t>
       </w:r>
       <w:r>
         <w:rPr>
@@ -1680,35 +1445,7 @@
         <w:rPr>
           <w:color w:val="C00000"/>
         </w:rPr>
-        <w:t xml:space="preserve"> establishes — under matched 50-trial </w:t>
-      </w:r>
-      <w:proofErr w:type="spellStart"/>
-      <w:r>
-        <w:rPr>
-          <w:color w:val="C00000"/>
-        </w:rPr>
-        <w:t>Optuna</w:t>
-      </w:r>
-      <w:proofErr w:type="spellEnd"/>
-      <w:r>
-        <w:rPr>
-          <w:color w:val="C00000"/>
-        </w:rPr>
-        <w:t xml:space="preserve"> budgets and identical CV protocol — that </w:t>
-      </w:r>
-      <w:proofErr w:type="spellStart"/>
-      <w:r>
-        <w:rPr>
-          <w:color w:val="C00000"/>
-        </w:rPr>
-        <w:t>XGBoost</w:t>
-      </w:r>
-      <w:proofErr w:type="spellEnd"/>
-      <w:r>
-        <w:rPr>
-          <w:color w:val="C00000"/>
-        </w:rPr>
-        <w:t xml:space="preserve"> dominates this regime and that the locus of improvement is feature engineering, not architecture.</w:t>
+        <w:t xml:space="preserve"> establishes — under matched 50-trial Optuna budgets and identical CV protocol — that XGBoost dominates this regime and that the locus of improvement is feature engineering, not architecture.</w:t>
       </w:r>
     </w:p>
     <w:p>
@@ -2587,21 +2324,12 @@
                 <w:szCs w:val="20"/>
               </w:rPr>
             </w:pPr>
-            <w:proofErr w:type="spellStart"/>
-            <w:r>
-              <w:rPr>
-                <w:sz w:val="20"/>
-                <w:szCs w:val="20"/>
-              </w:rPr>
-              <w:t>Bettahi</w:t>
-            </w:r>
-            <w:proofErr w:type="spellEnd"/>
-            <w:r>
-              <w:rPr>
-                <w:sz w:val="20"/>
-                <w:szCs w:val="20"/>
-              </w:rPr>
-              <w:t xml:space="preserve"> [11]</w:t>
+            <w:r>
+              <w:rPr>
+                <w:sz w:val="20"/>
+                <w:szCs w:val="20"/>
+              </w:rPr>
+              <w:t>Bettahi [11]</w:t>
             </w:r>
           </w:p>
         </w:tc>
@@ -3120,21 +2848,12 @@
                 <w:szCs w:val="20"/>
               </w:rPr>
             </w:pPr>
-            <w:proofErr w:type="spellStart"/>
-            <w:r>
-              <w:rPr>
-                <w:sz w:val="20"/>
-                <w:szCs w:val="20"/>
-              </w:rPr>
-              <w:t>Abukader</w:t>
-            </w:r>
-            <w:proofErr w:type="spellEnd"/>
-            <w:r>
-              <w:rPr>
-                <w:sz w:val="20"/>
-                <w:szCs w:val="20"/>
-              </w:rPr>
-              <w:t xml:space="preserve"> [16]</w:t>
+            <w:r>
+              <w:rPr>
+                <w:sz w:val="20"/>
+                <w:szCs w:val="20"/>
+              </w:rPr>
+              <w:t>Abukader [16]</w:t>
             </w:r>
           </w:p>
         </w:tc>
@@ -3391,21 +3110,12 @@
                 <w:szCs w:val="20"/>
               </w:rPr>
             </w:pPr>
-            <w:proofErr w:type="spellStart"/>
-            <w:r>
-              <w:rPr>
-                <w:sz w:val="20"/>
-                <w:szCs w:val="20"/>
-              </w:rPr>
-              <w:t>Nassreddine</w:t>
-            </w:r>
-            <w:proofErr w:type="spellEnd"/>
-            <w:r>
-              <w:rPr>
-                <w:sz w:val="20"/>
-                <w:szCs w:val="20"/>
-              </w:rPr>
-              <w:t xml:space="preserve"> [25]</w:t>
+            <w:r>
+              <w:rPr>
+                <w:sz w:val="20"/>
+                <w:szCs w:val="20"/>
+              </w:rPr>
+              <w:t>Nassreddine [25]</w:t>
             </w:r>
           </w:p>
         </w:tc>
@@ -3706,25 +3416,21 @@
       <w:r>
         <w:t>: Most studies use raw survey or LMS features directly. The systematic creation of composite indicators (</w:t>
       </w:r>
-      <w:proofErr w:type="spellStart"/>
       <w:r>
         <w:rPr>
           <w:i/>
         </w:rPr>
         <w:t>academic_index</w:t>
       </w:r>
-      <w:proofErr w:type="spellEnd"/>
       <w:r>
         <w:t xml:space="preserve">, </w:t>
       </w:r>
-      <w:proofErr w:type="spellStart"/>
       <w:r>
         <w:rPr>
           <w:i/>
         </w:rPr>
         <w:t>engagement_score</w:t>
       </w:r>
-      <w:proofErr w:type="spellEnd"/>
       <w:r>
         <w:t>) and interaction features for educational data is unexplored.</w:t>
       </w:r>
@@ -3742,15 +3448,7 @@
         <w:t>ML vs. DL on small educational data</w:t>
       </w:r>
       <w:r>
-        <w:t xml:space="preserve">: No study provides a systematic comparison of </w:t>
-      </w:r>
-      <w:proofErr w:type="spellStart"/>
-      <w:r>
-        <w:t>TabNet</w:t>
-      </w:r>
-      <w:proofErr w:type="spellEnd"/>
-      <w:r>
-        <w:t>, FT-Transformer, and SAINT against optimized ML baselines specifically on small educational survey datasets (&lt;2,000 records).</w:t>
+        <w:t>: No study provides a systematic comparison of TabNet, FT-Transformer, and SAINT against optimized ML baselines specifically on small educational survey datasets (&lt;2,000 records).</w:t>
       </w:r>
     </w:p>
     <w:p>
@@ -6928,39 +6626,7 @@
       </w:pPr>
       <w:r>
         <w:lastRenderedPageBreak/>
-        <w:t xml:space="preserve">Additionally, four low-variance columns were removed: </w:t>
-      </w:r>
-      <w:proofErr w:type="spellStart"/>
-      <w:r>
-        <w:t>age_group</w:t>
-      </w:r>
-      <w:proofErr w:type="spellEnd"/>
-      <w:r>
-        <w:t xml:space="preserve"> (98.9% single class), </w:t>
-      </w:r>
-      <w:proofErr w:type="spellStart"/>
-      <w:r>
-        <w:t>tobacco_use</w:t>
-      </w:r>
-      <w:proofErr w:type="spellEnd"/>
-      <w:r>
-        <w:t xml:space="preserve"> (99.1%), </w:t>
-      </w:r>
-      <w:proofErr w:type="spellStart"/>
-      <w:r>
-        <w:t>alcohol_use</w:t>
-      </w:r>
-      <w:proofErr w:type="spellEnd"/>
-      <w:r>
-        <w:t xml:space="preserve"> (98.5%), </w:t>
-      </w:r>
-      <w:proofErr w:type="spellStart"/>
-      <w:r>
-        <w:t>other_addictions</w:t>
-      </w:r>
-      <w:proofErr w:type="spellEnd"/>
-      <w:r>
-        <w:t xml:space="preserve"> (97.2%), as features with &gt;97% single-class frequency provide negligible discriminatory power.</w:t>
+        <w:t>Additionally, four low-variance columns were removed: age_group (98.9% single class), tobacco_use (99.1%), alcohol_use (98.5%), other_addictions (97.2%), as features with &gt;97% single-class frequency provide negligible discriminatory power.</w:t>
       </w:r>
     </w:p>
     <w:p>
@@ -7215,23 +6881,13 @@
           <w:szCs w:val="20"/>
         </w:rPr>
       </w:pPr>
-      <w:proofErr w:type="spellStart"/>
       <w:r>
         <w:rPr>
           <w:b/>
           <w:sz w:val="20"/>
           <w:szCs w:val="20"/>
         </w:rPr>
-        <w:t>XGBoost</w:t>
-      </w:r>
-      <w:proofErr w:type="spellEnd"/>
-      <w:r>
-        <w:rPr>
-          <w:b/>
-          <w:sz w:val="20"/>
-          <w:szCs w:val="20"/>
-        </w:rPr>
-        <w:t xml:space="preserve"> (Primary Model)</w:t>
+        <w:t>XGBoost (Primary Model)</w:t>
       </w:r>
     </w:p>
     <w:p>
@@ -7239,13 +6895,8 @@
         <w:spacing w:after="60"/>
         <w:jc w:val="both"/>
       </w:pPr>
-      <w:proofErr w:type="spellStart"/>
-      <w:r>
-        <w:t>XGBoost</w:t>
-      </w:r>
-      <w:proofErr w:type="spellEnd"/>
-      <w:r>
-        <w:t>-style gradient boosting constructs an additive ensemble of K regression trees and remains common in recent SHAP-based student-performance prediction studies [25]:</w:t>
+      <w:r>
+        <w:t>XGBoost-style gradient boosting constructs an additive ensemble of K regression trees and remains common in recent SHAP-based student-performance prediction studies [25]:</w:t>
       </w:r>
     </w:p>
     <w:p>
@@ -7802,7 +7453,6 @@
           <w:szCs w:val="20"/>
         </w:rPr>
       </w:pPr>
-      <w:proofErr w:type="spellStart"/>
       <w:r>
         <w:rPr>
           <w:b/>
@@ -7811,28 +7461,14 @@
         </w:rPr>
         <w:t>TabNet</w:t>
       </w:r>
-      <w:proofErr w:type="spellEnd"/>
     </w:p>
     <w:p>
       <w:pPr>
         <w:spacing w:after="60"/>
         <w:jc w:val="both"/>
       </w:pPr>
-      <w:proofErr w:type="spellStart"/>
-      <w:r>
-        <w:t>TabNet</w:t>
-      </w:r>
-      <w:proofErr w:type="spellEnd"/>
-      <w:r>
-        <w:t xml:space="preserve"> [19] employs sequential attention-based feature selection using </w:t>
-      </w:r>
-      <w:proofErr w:type="spellStart"/>
-      <w:r>
-        <w:t>sparsemax</w:t>
-      </w:r>
-      <w:proofErr w:type="spellEnd"/>
-      <w:r>
-        <w:t xml:space="preserve"> activation. At each decision step </w:t>
+      <w:r>
+        <w:t xml:space="preserve">TabNet [19] employs sequential attention-based feature selection using sparsemax activation. At each decision step </w:t>
       </w:r>
       <m:oMath>
         <m:r>
@@ -8171,14 +7807,12 @@
             </m:sSub>
           </m:sup>
         </m:sSubSup>
-        <w:proofErr w:type="spellStart"/>
         <m:r>
           <m:rPr>
             <m:nor/>
           </m:rPr>
           <m:t>ReLU</m:t>
         </m:r>
-        <w:proofErr w:type="spellEnd"/>
         <m:r>
           <w:rPr>
             <w:rFonts w:ascii="Cambria Math" w:hAnsi="Cambria Math"/>
@@ -8693,15 +8327,7 @@
         <w:jc w:val="both"/>
       </w:pPr>
       <w:r>
-        <w:t xml:space="preserve">A [CLS] token is prepended and the sequence is processed by L=2 Transformer encoder blocks with </w:t>
-      </w:r>
-      <w:proofErr w:type="spellStart"/>
-      <w:r>
-        <w:t>d_token</w:t>
-      </w:r>
-      <w:proofErr w:type="spellEnd"/>
-      <w:r>
-        <w:t>=64 and attention dropout 0.2.</w:t>
+        <w:t>A [CLS] token is prepended and the sequence is processed by L=2 Transformer encoder blocks with d_token=64 and attention dropout 0.2.</w:t>
       </w:r>
     </w:p>
     <w:p>
@@ -9189,19 +8815,11 @@
         <w:ind w:left="283"/>
         <w:jc w:val="both"/>
       </w:pPr>
-      <w:proofErr w:type="spellStart"/>
       <w:r>
         <w:rPr>
           <w:b/>
         </w:rPr>
-        <w:t>XGBoost</w:t>
-      </w:r>
-      <w:proofErr w:type="spellEnd"/>
-      <w:r>
-        <w:rPr>
-          <w:b/>
-        </w:rPr>
-        <w:t xml:space="preserve">: </w:t>
+        <w:t xml:space="preserve">XGBoost: </w:t>
       </w:r>
       <w:r>
         <w:t>As described in Section 3.6.1</w:t>
@@ -9635,15 +9253,7 @@
         <w:jc w:val="both"/>
       </w:pPr>
       <w:r>
-        <w:t xml:space="preserve">We employ </w:t>
-      </w:r>
-      <w:proofErr w:type="spellStart"/>
-      <w:r>
-        <w:t>TreeExplainer</w:t>
-      </w:r>
-      <w:proofErr w:type="spellEnd"/>
-      <w:r>
-        <w:t xml:space="preserve"> (exact, </w:t>
+        <w:t xml:space="preserve">We employ TreeExplainer (exact, </w:t>
       </w:r>
       <m:oMath>
         <m:r>
@@ -9718,24 +9328,12 @@
         <w:jc w:val="both"/>
       </w:pPr>
       <w:r>
-        <w:t xml:space="preserve">Bayesian optimization via </w:t>
-      </w:r>
-      <w:proofErr w:type="spellStart"/>
-      <w:r>
-        <w:t>Optuna</w:t>
-      </w:r>
-      <w:proofErr w:type="spellEnd"/>
-      <w:r>
-        <w:t xml:space="preserve"> (TPE sampler, 50 trials per model) identifies optimal configurations:</w:t>
+        <w:t>Bayesian optimization via Optuna (TPE sampler, 50 trials per model) identifies optimal configurations:</w:t>
       </w:r>
     </w:p>
     <w:p>
       <w:pPr>
-        <w:tabs>
-          <w:tab w:val="right" w:pos="3969"/>
-        </w:tabs>
-        <w:spacing w:before="60" w:after="60"/>
-        <w:ind w:left="283"/>
+        <w:spacing w:after="220"/>
       </w:pPr>
       <m:oMath>
         <m:sSup>
@@ -9748,9 +9346,6 @@
           </m:sSupPr>
           <m:e>
             <m:r>
-              <m:rPr>
-                <m:sty m:val="bi"/>
-              </m:rPr>
               <w:rPr>
                 <w:rFonts w:ascii="Cambria Math" w:hAnsi="Cambria Math"/>
               </w:rPr>
@@ -9759,6 +9354,9 @@
           </m:e>
           <m:sup>
             <m:r>
+              <m:rPr>
+                <m:sty m:val="p"/>
+              </m:rPr>
               <w:rPr>
                 <w:rFonts w:ascii="Cambria Math" w:hAnsi="Cambria Math"/>
               </w:rPr>
@@ -9766,12 +9364,6 @@
             </m:r>
           </m:sup>
         </m:sSup>
-        <m:r>
-          <w:rPr>
-            <w:rFonts w:ascii="Cambria Math" w:hAnsi="Cambria Math"/>
-          </w:rPr>
-          <m:t>=</m:t>
-        </m:r>
         <m:r>
           <m:rPr>
             <m:sty m:val="p"/>
@@ -9779,7 +9371,7 @@
           <w:rPr>
             <w:rFonts w:ascii="Cambria Math" w:hAnsi="Cambria Math"/>
           </w:rPr>
-          <m:t>\arg</m:t>
+          <m:t>=arg⁡</m:t>
         </m:r>
         <m:sSub>
           <m:sSubPr>
@@ -9791,6 +9383,9 @@
           </m:sSubPr>
           <m:e>
             <m:r>
+              <m:rPr>
+                <m:sty m:val="p"/>
+              </m:rPr>
               <w:rPr>
                 <w:rFonts w:ascii="Cambria Math" w:hAnsi="Cambria Math"/>
               </w:rPr>
@@ -9799,15 +9394,15 @@
           </m:e>
           <m:sub>
             <m:r>
-              <m:rPr>
-                <m:sty m:val="bi"/>
-              </m:rPr>
               <w:rPr>
                 <w:rFonts w:ascii="Cambria Math" w:hAnsi="Cambria Math"/>
               </w:rPr>
               <m:t>θ</m:t>
             </m:r>
             <m:r>
+              <m:rPr>
+                <m:sty m:val="p"/>
+              </m:rPr>
               <w:rPr>
                 <w:rFonts w:ascii="Cambria Math" w:hAnsi="Cambria Math"/>
               </w:rPr>
@@ -9815,6 +9410,15 @@
             </m:r>
           </m:sub>
         </m:sSub>
+        <m:r>
+          <m:rPr>
+            <m:sty m:val="p"/>
+          </m:rPr>
+          <w:rPr>
+            <w:rFonts w:ascii="Cambria Math" w:hAnsi="Cambria Math"/>
+          </w:rPr>
+          <m:t> </m:t>
+        </m:r>
         <m:r>
           <m:rPr>
             <m:scr m:val="double-struck"/>
@@ -9822,116 +9426,137 @@
           <w:rPr>
             <w:rFonts w:ascii="Cambria Math" w:hAnsi="Cambria Math"/>
           </w:rPr>
-          <m:t>E[</m:t>
+          <m:t>E</m:t>
         </m:r>
-        <m:sSub>
-          <m:sSubPr>
+        <m:d>
+          <m:dPr>
+            <m:begChr m:val="["/>
+            <m:endChr m:val="]"/>
             <m:ctrlPr>
               <w:rPr>
                 <w:rFonts w:ascii="Cambria Math" w:hAnsi="Cambria Math"/>
               </w:rPr>
             </m:ctrlPr>
-          </m:sSubPr>
+          </m:dPr>
           <m:e>
             <m:r>
               <m:rPr>
-                <m:nor/>
+                <m:sty m:val="p"/>
               </m:rPr>
-              <m:t>F1</m:t>
+              <w:rPr>
+                <w:rFonts w:ascii="Cambria Math" w:hAnsi="Cambria Math"/>
+              </w:rPr>
+              <m:t>F</m:t>
             </m:r>
+            <m:sSub>
+              <m:sSubPr>
+                <m:ctrlPr>
+                  <w:rPr>
+                    <w:rFonts w:ascii="Cambria Math" w:hAnsi="Cambria Math"/>
+                  </w:rPr>
+                </m:ctrlPr>
+              </m:sSubPr>
+              <m:e>
+                <m:r>
+                  <m:rPr>
+                    <m:sty m:val="p"/>
+                  </m:rPr>
+                  <w:rPr>
+                    <w:rFonts w:ascii="Cambria Math" w:hAnsi="Cambria Math"/>
+                  </w:rPr>
+                  <m:t>1</m:t>
+                </m:r>
+              </m:e>
+              <m:sub>
+                <m:r>
+                  <m:rPr>
+                    <m:nor/>
+                  </m:rPr>
+                  <m:t>macro </m:t>
+                </m:r>
+              </m:sub>
+            </m:sSub>
+            <m:d>
+              <m:dPr>
+                <m:ctrlPr>
+                  <w:rPr>
+                    <w:rFonts w:ascii="Cambria Math" w:hAnsi="Cambria Math"/>
+                  </w:rPr>
+                </m:ctrlPr>
+              </m:dPr>
+              <m:e>
+                <m:sSub>
+                  <m:sSubPr>
+                    <m:ctrlPr>
+                      <w:rPr>
+                        <w:rFonts w:ascii="Cambria Math" w:hAnsi="Cambria Math"/>
+                      </w:rPr>
+                    </m:ctrlPr>
+                  </m:sSubPr>
+                  <m:e>
+                    <m:r>
+                      <w:rPr>
+                        <w:rFonts w:ascii="Cambria Math" w:hAnsi="Cambria Math"/>
+                      </w:rPr>
+                      <m:t>f</m:t>
+                    </m:r>
+                  </m:e>
+                  <m:sub>
+                    <m:r>
+                      <w:rPr>
+                        <w:rFonts w:ascii="Cambria Math" w:hAnsi="Cambria Math"/>
+                      </w:rPr>
+                      <m:t>θ</m:t>
+                    </m:r>
+                  </m:sub>
+                </m:sSub>
+                <m:r>
+                  <m:rPr>
+                    <m:sty m:val="p"/>
+                  </m:rPr>
+                  <w:rPr>
+                    <w:rFonts w:ascii="Cambria Math" w:hAnsi="Cambria Math"/>
+                  </w:rPr>
+                  <m:t>,</m:t>
+                </m:r>
+                <m:sSub>
+                  <m:sSubPr>
+                    <m:ctrlPr>
+                      <w:rPr>
+                        <w:rFonts w:ascii="Cambria Math" w:hAnsi="Cambria Math"/>
+                      </w:rPr>
+                    </m:ctrlPr>
+                  </m:sSubPr>
+                  <m:e>
+                    <m:r>
+                      <w:rPr>
+                        <w:rFonts w:ascii="Cambria Math" w:hAnsi="Cambria Math"/>
+                      </w:rPr>
+                      <m:t>D</m:t>
+                    </m:r>
+                  </m:e>
+                  <m:sub>
+                    <m:r>
+                      <m:rPr>
+                        <m:nor/>
+                      </m:rPr>
+                      <m:t>val </m:t>
+                    </m:r>
+                  </m:sub>
+                </m:sSub>
+              </m:e>
+            </m:d>
           </m:e>
-          <m:sub>
-            <m:r>
-              <m:rPr>
-                <m:nor/>
-              </m:rPr>
-              <m:t>macro</m:t>
-            </m:r>
-          </m:sub>
-        </m:sSub>
-        <m:r>
-          <w:rPr>
-            <w:rFonts w:ascii="Cambria Math" w:hAnsi="Cambria Math"/>
-          </w:rPr>
-          <m:t>(</m:t>
-        </m:r>
-        <m:sSub>
-          <m:sSubPr>
-            <m:ctrlPr>
-              <w:rPr>
-                <w:rFonts w:ascii="Cambria Math" w:hAnsi="Cambria Math"/>
-              </w:rPr>
-            </m:ctrlPr>
-          </m:sSubPr>
-          <m:e>
-            <m:r>
-              <w:rPr>
-                <w:rFonts w:ascii="Cambria Math" w:hAnsi="Cambria Math"/>
-              </w:rPr>
-              <m:t>f</m:t>
-            </m:r>
-          </m:e>
-          <m:sub>
-            <m:r>
-              <m:rPr>
-                <m:sty m:val="bi"/>
-              </m:rPr>
-              <w:rPr>
-                <w:rFonts w:ascii="Cambria Math" w:hAnsi="Cambria Math"/>
-              </w:rPr>
-              <m:t>θ</m:t>
-            </m:r>
-          </m:sub>
-        </m:sSub>
-        <m:r>
-          <w:rPr>
-            <w:rFonts w:ascii="Cambria Math" w:hAnsi="Cambria Math"/>
-          </w:rPr>
-          <m:t>,</m:t>
-        </m:r>
-        <m:sSub>
-          <m:sSubPr>
-            <m:ctrlPr>
-              <w:rPr>
-                <w:rFonts w:ascii="Cambria Math" w:hAnsi="Cambria Math"/>
-              </w:rPr>
-            </m:ctrlPr>
-          </m:sSubPr>
-          <m:e>
-            <m:r>
-              <m:rPr>
-                <m:scr m:val="script"/>
-              </m:rPr>
-              <w:rPr>
-                <w:rFonts w:ascii="Cambria Math" w:hAnsi="Cambria Math"/>
-              </w:rPr>
-              <m:t>D</m:t>
-            </m:r>
-          </m:e>
-          <m:sub>
-            <m:r>
-              <m:rPr>
-                <m:nor/>
-              </m:rPr>
-              <m:t>val</m:t>
-            </m:r>
-          </m:sub>
-        </m:sSub>
-        <m:r>
-          <w:rPr>
-            <w:rFonts w:ascii="Cambria Math" w:hAnsi="Cambria Math"/>
-          </w:rPr>
-          <m:t>)]</m:t>
-        </m:r>
+        </m:d>
       </m:oMath>
       <w:r>
-        <w:tab/>
+        <w:t xml:space="preserve">                (</w:t>
       </w:r>
       <w:r>
         <w:rPr>
           <w:sz w:val="20"/>
         </w:rPr>
-        <w:t>(18)</w:t>
+        <w:t>8)</w:t>
       </w:r>
     </w:p>
     <w:p>
@@ -10010,35 +9635,7 @@
         <w:rPr>
           <w:sz w:val="20"/>
         </w:rPr>
-        <w:t xml:space="preserve">1: </w:t>
-      </w:r>
-      <w:proofErr w:type="spellStart"/>
-      <w:r>
-        <w:rPr>
-          <w:sz w:val="20"/>
-        </w:rPr>
-        <w:t>F_mod</w:t>
-      </w:r>
-      <w:proofErr w:type="spellEnd"/>
-      <w:r>
-        <w:rPr>
-          <w:sz w:val="20"/>
-        </w:rPr>
-        <w:t xml:space="preserve"> ← {j : j ∈ </w:t>
-      </w:r>
-      <w:proofErr w:type="spellStart"/>
-      <w:r>
-        <w:rPr>
-          <w:sz w:val="20"/>
-        </w:rPr>
-        <w:t>M.modifiable</w:t>
-      </w:r>
-      <w:proofErr w:type="spellEnd"/>
-      <w:r>
-        <w:rPr>
-          <w:sz w:val="20"/>
-        </w:rPr>
-        <w:t>}</w:t>
+        <w:t>1: F_mod ← {j : j ∈ M.modifiable}</w:t>
       </w:r>
     </w:p>
     <w:p>
@@ -10529,16 +10126,8 @@
         <w:rPr>
           <w:sz w:val="20"/>
         </w:rPr>
-        <w:t xml:space="preserve">8:   Extend with contextual features </w:t>
-      </w:r>
-      <w:proofErr w:type="spellStart"/>
-      <w:r>
-        <w:rPr>
-          <w:sz w:val="20"/>
-        </w:rPr>
-        <w:t>F_ctx</w:t>
-      </w:r>
-      <w:proofErr w:type="spellEnd"/>
+        <w:t>8:   Extend with contextual features F_ctx</w:t>
+      </w:r>
     </w:p>
     <w:p>
       <w:pPr>
@@ -10610,77 +10199,7 @@
         <w:rPr>
           <w:color w:val="EE0000"/>
         </w:rPr>
-        <w:t>Features are classified into three tiers: 12 modifiable (e.g., study hours, workshop participation, stress coping), 3 contextual (e.g., internet access, health status, stress frequency), and 22 immutable (e.g., gender, parental education, family income), plus 5 engineered composite indicators (</w:t>
-      </w:r>
-      <w:proofErr w:type="spellStart"/>
-      <w:r>
-        <w:rPr>
-          <w:color w:val="EE0000"/>
-        </w:rPr>
-        <w:t>academic_index</w:t>
-      </w:r>
-      <w:proofErr w:type="spellEnd"/>
-      <w:r>
-        <w:rPr>
-          <w:color w:val="EE0000"/>
-        </w:rPr>
-        <w:t xml:space="preserve">, </w:t>
-      </w:r>
-      <w:proofErr w:type="spellStart"/>
-      <w:r>
-        <w:rPr>
-          <w:color w:val="EE0000"/>
-        </w:rPr>
-        <w:t>skills_index</w:t>
-      </w:r>
-      <w:proofErr w:type="spellEnd"/>
-      <w:r>
-        <w:rPr>
-          <w:color w:val="EE0000"/>
-        </w:rPr>
-        <w:t xml:space="preserve">, </w:t>
-      </w:r>
-      <w:proofErr w:type="spellStart"/>
-      <w:r>
-        <w:rPr>
-          <w:color w:val="EE0000"/>
-        </w:rPr>
-        <w:t>engagement_score</w:t>
-      </w:r>
-      <w:proofErr w:type="spellEnd"/>
-      <w:r>
-        <w:rPr>
-          <w:color w:val="EE0000"/>
-        </w:rPr>
-        <w:t xml:space="preserve">, </w:t>
-      </w:r>
-      <w:proofErr w:type="spellStart"/>
-      <w:r>
-        <w:rPr>
-          <w:color w:val="EE0000"/>
-        </w:rPr>
-        <w:t>study_stress_interaction</w:t>
-      </w:r>
-      <w:proofErr w:type="spellEnd"/>
-      <w:r>
-        <w:rPr>
-          <w:color w:val="EE0000"/>
-        </w:rPr>
-        <w:t xml:space="preserve">, </w:t>
-      </w:r>
-      <w:proofErr w:type="spellStart"/>
-      <w:r>
-        <w:rPr>
-          <w:color w:val="EE0000"/>
-        </w:rPr>
-        <w:t>skills_study_interaction</w:t>
-      </w:r>
-      <w:proofErr w:type="spellEnd"/>
-      <w:r>
-        <w:rPr>
-          <w:color w:val="EE0000"/>
-        </w:rPr>
-        <w:t xml:space="preserve">). Together with the 7 target-derived columns that are excluded from the predictor set to prevent leakage, every column of the original 52-column survey is accounted for (12 + 3 + 22 + 5 = 42 model-input features). This three-tier classification ensures that recommendations only suggest changes students can realistically make, while contextual features serve as fallback when primary modifiable factors are already </w:t>
+        <w:t xml:space="preserve">Features are classified into three tiers: 12 modifiable (e.g., study hours, workshop participation, stress coping), 3 contextual (e.g., internet access, health status, stress frequency), and 22 immutable (e.g., gender, parental education, family income), plus 5 engineered composite indicators (academic_index, skills_index, engagement_score, study_stress_interaction, skills_study_interaction). Together with the 7 target-derived columns that are excluded from the predictor set to prevent leakage, every column of the original 52-column survey is accounted for (12 + 3 + 22 + 5 = 42 model-input features). This three-tier classification ensures that recommendations only suggest changes students can realistically make, while contextual features serve as fallback when primary modifiable factors are already </w:t>
       </w:r>
       <w:r>
         <w:rPr>
@@ -11085,19 +10604,8 @@
                 <w:sz w:val="20"/>
                 <w:szCs w:val="20"/>
               </w:rPr>
-              <w:t xml:space="preserve">Feature vector for student </w:t>
-            </w:r>
-            <w:proofErr w:type="spellStart"/>
-            <w:r>
-              <w:rPr>
-                <w:rFonts w:cs="Times New Roman"/>
-                <w:color w:val="EE0000"/>
-                <w:sz w:val="20"/>
-                <w:szCs w:val="20"/>
-              </w:rPr>
-              <w:t>i</w:t>
-            </w:r>
-            <w:proofErr w:type="spellEnd"/>
+              <w:t>Feature vector for student i</w:t>
+            </w:r>
           </w:p>
         </w:tc>
       </w:tr>
@@ -11188,19 +10696,8 @@
                 <w:sz w:val="20"/>
                 <w:szCs w:val="20"/>
               </w:rPr>
-              <w:t xml:space="preserve">Cumulative grade-point average (CGPA) for student </w:t>
-            </w:r>
-            <w:proofErr w:type="spellStart"/>
-            <w:r>
-              <w:rPr>
-                <w:rFonts w:cs="Times New Roman"/>
-                <w:color w:val="EE0000"/>
-                <w:sz w:val="20"/>
-                <w:szCs w:val="20"/>
-              </w:rPr>
-              <w:t>i</w:t>
-            </w:r>
-            <w:proofErr w:type="spellEnd"/>
+              <w:t>Cumulative grade-point average (CGPA) for student i</w:t>
+            </w:r>
           </w:p>
         </w:tc>
       </w:tr>
@@ -11323,27 +10820,7 @@
                 <w:sz w:val="20"/>
                 <w:szCs w:val="20"/>
               </w:rPr>
-              <w:t xml:space="preserve">Backlog status indicator for student </w:t>
-            </w:r>
-            <w:proofErr w:type="spellStart"/>
-            <w:r>
-              <w:rPr>
-                <w:rFonts w:cs="Times New Roman"/>
-                <w:color w:val="EE0000"/>
-                <w:sz w:val="20"/>
-                <w:szCs w:val="20"/>
-              </w:rPr>
-              <w:t>i</w:t>
-            </w:r>
-            <w:proofErr w:type="spellEnd"/>
-            <w:r>
-              <w:rPr>
-                <w:rFonts w:cs="Times New Roman"/>
-                <w:color w:val="EE0000"/>
-                <w:sz w:val="20"/>
-                <w:szCs w:val="20"/>
-              </w:rPr>
-              <w:t xml:space="preserve"> (1 = has backlog)</w:t>
+              <w:t>Backlog status indicator for student i (1 = has backlog)</w:t>
             </w:r>
           </w:p>
         </w:tc>
@@ -12285,7 +11762,6 @@
                 <w:szCs w:val="20"/>
               </w:rPr>
             </w:pPr>
-            <w:proofErr w:type="spellStart"/>
             <w:r>
               <w:rPr>
                 <w:rFonts w:cs="Times New Roman"/>
@@ -12293,37 +11769,7 @@
                 <w:sz w:val="20"/>
                 <w:szCs w:val="20"/>
               </w:rPr>
-              <w:t>XGBoost</w:t>
-            </w:r>
-            <w:proofErr w:type="spellEnd"/>
-            <w:r>
-              <w:rPr>
-                <w:rFonts w:cs="Times New Roman"/>
-                <w:color w:val="EE0000"/>
-                <w:sz w:val="20"/>
-                <w:szCs w:val="20"/>
-              </w:rPr>
-              <w:t xml:space="preserve"> </w:t>
-            </w:r>
-            <w:proofErr w:type="spellStart"/>
-            <w:r>
-              <w:rPr>
-                <w:rFonts w:cs="Times New Roman"/>
-                <w:color w:val="EE0000"/>
-                <w:sz w:val="20"/>
-                <w:szCs w:val="20"/>
-              </w:rPr>
-              <w:t>regularisation</w:t>
-            </w:r>
-            <w:proofErr w:type="spellEnd"/>
-            <w:r>
-              <w:rPr>
-                <w:rFonts w:cs="Times New Roman"/>
-                <w:color w:val="EE0000"/>
-                <w:sz w:val="20"/>
-                <w:szCs w:val="20"/>
-              </w:rPr>
-              <w:t xml:space="preserve"> strengths (Eq. 11)</w:t>
+              <w:t>XGBoost regularisation strengths (Eq. 11)</w:t>
             </w:r>
           </w:p>
         </w:tc>
@@ -12779,27 +12225,7 @@
                 <w:sz w:val="20"/>
                 <w:szCs w:val="20"/>
               </w:rPr>
-              <w:t>Tree-structured Parzen Estimator (</w:t>
-            </w:r>
-            <w:proofErr w:type="spellStart"/>
-            <w:r>
-              <w:rPr>
-                <w:rFonts w:cs="Times New Roman"/>
-                <w:color w:val="EE0000"/>
-                <w:sz w:val="20"/>
-                <w:szCs w:val="20"/>
-              </w:rPr>
-              <w:t>Optuna</w:t>
-            </w:r>
-            <w:proofErr w:type="spellEnd"/>
-            <w:r>
-              <w:rPr>
-                <w:rFonts w:cs="Times New Roman"/>
-                <w:color w:val="EE0000"/>
-                <w:sz w:val="20"/>
-                <w:szCs w:val="20"/>
-              </w:rPr>
-              <w:t xml:space="preserve"> sampler)</w:t>
+              <w:t>Tree-structured Parzen Estimator (Optuna sampler)</w:t>
             </w:r>
           </w:p>
         </w:tc>
@@ -12960,71 +12386,7 @@
           <w:bCs/>
           <w:color w:val="C00000"/>
         </w:rPr>
-        <w:t xml:space="preserve">Because the at-risk and CGPA-category labels are deterministic functions of </w:t>
-      </w:r>
-      <w:proofErr w:type="spellStart"/>
-      <w:r>
-        <w:rPr>
-          <w:bCs/>
-          <w:color w:val="C00000"/>
-        </w:rPr>
-        <w:t>current_cgpa</w:t>
-      </w:r>
-      <w:proofErr w:type="spellEnd"/>
-      <w:r>
-        <w:rPr>
-          <w:bCs/>
-          <w:color w:val="C00000"/>
-        </w:rPr>
-        <w:t xml:space="preserve"> and </w:t>
-      </w:r>
-      <w:proofErr w:type="spellStart"/>
-      <w:r>
-        <w:rPr>
-          <w:bCs/>
-          <w:color w:val="C00000"/>
-        </w:rPr>
-        <w:t>backlog_status</w:t>
-      </w:r>
-      <w:proofErr w:type="spellEnd"/>
-      <w:r>
-        <w:rPr>
-          <w:bCs/>
-          <w:color w:val="C00000"/>
-        </w:rPr>
-        <w:t xml:space="preserve">, and the career-readiness label is a deterministic function of </w:t>
-      </w:r>
-      <w:proofErr w:type="spellStart"/>
-      <w:r>
-        <w:rPr>
-          <w:bCs/>
-          <w:color w:val="C00000"/>
-        </w:rPr>
-        <w:t>internship_completion</w:t>
-      </w:r>
-      <w:proofErr w:type="spellEnd"/>
-      <w:r>
-        <w:rPr>
-          <w:bCs/>
-          <w:color w:val="C00000"/>
-        </w:rPr>
-        <w:t xml:space="preserve"> and </w:t>
-      </w:r>
-      <w:proofErr w:type="spellStart"/>
-      <w:r>
-        <w:rPr>
-          <w:bCs/>
-          <w:color w:val="C00000"/>
-        </w:rPr>
-        <w:t>academic_projects_completed_yn</w:t>
-      </w:r>
-      <w:proofErr w:type="spellEnd"/>
-      <w:r>
-        <w:rPr>
-          <w:bCs/>
-          <w:color w:val="C00000"/>
-        </w:rPr>
-        <w:t xml:space="preserve">, retaining these raw columns as predictors would induce target </w:t>
+        <w:t xml:space="preserve">Because the at-risk and CGPA-category labels are deterministic functions of current_cgpa and backlog_status, and the career-readiness label is a deterministic function of internship_completion and academic_projects_completed_yn, retaining these raw columns as predictors would induce target </w:t>
       </w:r>
       <w:r>
         <w:rPr>
@@ -13073,7 +12435,6 @@
         </w:rPr>
         <w:t xml:space="preserve"> for every objective. The dropped set is </w:t>
       </w:r>
-      <w:proofErr w:type="spellStart"/>
       <w:r>
         <w:rPr>
           <w:bCs/>
@@ -13086,332 +12447,103 @@
           <w:bCs/>
           <w:color w:val="C00000"/>
         </w:rPr>
-        <w:t>yn</w:t>
-      </w:r>
-      <w:proofErr w:type="spellEnd"/>
+        <w:t>yn,</w:t>
+      </w:r>
       <w:r>
         <w:rPr>
           <w:bCs/>
           <w:color w:val="C00000"/>
         </w:rPr>
-        <w:t>,</w:t>
+        <w:t xml:space="preserve"> </w:t>
       </w:r>
       <w:r>
         <w:rPr>
           <w:bCs/>
           <w:color w:val="C00000"/>
         </w:rPr>
-        <w:t xml:space="preserve"> </w:t>
-      </w:r>
-      <w:proofErr w:type="spellStart"/>
+        <w:t>current_cgpa,</w:t>
+      </w:r>
       <w:r>
         <w:rPr>
           <w:bCs/>
           <w:color w:val="C00000"/>
         </w:rPr>
-        <w:t>current_cgpa</w:t>
-      </w:r>
-      <w:proofErr w:type="spellEnd"/>
+        <w:t xml:space="preserve"> </w:t>
+      </w:r>
       <w:r>
         <w:rPr>
           <w:bCs/>
           <w:color w:val="C00000"/>
         </w:rPr>
-        <w:t>,</w:t>
+        <w:t>higher_education_interest_yn</w:t>
       </w:r>
       <w:r>
         <w:rPr>
           <w:bCs/>
           <w:color w:val="C00000"/>
         </w:rPr>
-        <w:t xml:space="preserve"> </w:t>
-      </w:r>
-      <w:proofErr w:type="spellStart"/>
+        <w:t>,</w:t>
+      </w:r>
       <w:r>
         <w:rPr>
           <w:bCs/>
           <w:color w:val="C00000"/>
         </w:rPr>
-        <w:t>higher_education_interest_yn</w:t>
-      </w:r>
-      <w:proofErr w:type="spellEnd"/>
+        <w:t xml:space="preserve"> backlog_status, internship_completion, </w:t>
+      </w:r>
       <w:r>
         <w:rPr>
           <w:bCs/>
           <w:color w:val="C00000"/>
         </w:rPr>
-        <w:t>,</w:t>
+        <w:t>placement_status</w:t>
       </w:r>
       <w:r>
         <w:rPr>
           <w:bCs/>
           <w:color w:val="C00000"/>
         </w:rPr>
-        <w:t xml:space="preserve"> </w:t>
-      </w:r>
-      <w:proofErr w:type="spellStart"/>
+        <w:t>,</w:t>
+      </w:r>
       <w:r>
         <w:rPr>
           <w:bCs/>
           <w:color w:val="C00000"/>
         </w:rPr>
-        <w:t>backlog_status</w:t>
-      </w:r>
-      <w:proofErr w:type="spellEnd"/>
+        <w:t xml:space="preserve"> internship_payment_status .</w:t>
+      </w:r>
+    </w:p>
+    <w:p>
+      <w:pPr>
+        <w:pStyle w:val="ListNumber"/>
+        <w:jc w:val="both"/>
+      </w:pPr>
       <w:r>
         <w:rPr>
           <w:bCs/>
           <w:color w:val="C00000"/>
         </w:rPr>
-        <w:t xml:space="preserve">, </w:t>
-      </w:r>
-      <w:proofErr w:type="spellStart"/>
+        <w:t>Engineered features are constructed without target-defining inputs.</w:t>
+      </w:r>
       <w:r>
         <w:rPr>
           <w:bCs/>
           <w:color w:val="C00000"/>
         </w:rPr>
-        <w:t>internship_completion</w:t>
-      </w:r>
-      <w:proofErr w:type="spellEnd"/>
+        <w:t xml:space="preserve"> academic_index uses</w:t>
+      </w:r>
+      <w:r>
+        <w:rPr>
+          <w:color w:val="C00000"/>
+        </w:rPr>
+        <w:t xml:space="preserve"> </w:t>
+      </w:r>
       <w:r>
         <w:rPr>
           <w:bCs/>
           <w:color w:val="C00000"/>
         </w:rPr>
-        <w:t xml:space="preserve">, </w:t>
-      </w:r>
-      <w:proofErr w:type="spellStart"/>
-      <w:r>
-        <w:rPr>
-          <w:bCs/>
-          <w:color w:val="C00000"/>
-        </w:rPr>
-        <w:t>placement_status</w:t>
-      </w:r>
-      <w:proofErr w:type="spellEnd"/>
-      <w:r>
-        <w:rPr>
-          <w:bCs/>
-          <w:color w:val="C00000"/>
-        </w:rPr>
-        <w:t>,</w:t>
-      </w:r>
-      <w:r>
-        <w:rPr>
-          <w:bCs/>
-          <w:color w:val="C00000"/>
-        </w:rPr>
-        <w:t xml:space="preserve"> </w:t>
-      </w:r>
-      <w:proofErr w:type="spellStart"/>
-      <w:r>
-        <w:rPr>
-          <w:bCs/>
-          <w:color w:val="C00000"/>
-        </w:rPr>
-        <w:t>internship_payment_status</w:t>
-      </w:r>
-      <w:proofErr w:type="spellEnd"/>
-      <w:r>
-        <w:rPr>
-          <w:bCs/>
-          <w:color w:val="C00000"/>
-        </w:rPr>
-        <w:t xml:space="preserve"> .</w:t>
-      </w:r>
-    </w:p>
-    <w:p>
-      <w:pPr>
-        <w:pStyle w:val="ListNumber"/>
-        <w:jc w:val="both"/>
-      </w:pPr>
-      <w:r>
-        <w:rPr>
-          <w:bCs/>
-          <w:color w:val="C00000"/>
-        </w:rPr>
-        <w:t>Engineered features are constructed without target-defining inputs.</w:t>
-      </w:r>
-      <w:r>
-        <w:rPr>
-          <w:bCs/>
-          <w:color w:val="C00000"/>
-        </w:rPr>
-        <w:t xml:space="preserve"> </w:t>
-      </w:r>
-      <w:proofErr w:type="spellStart"/>
-      <w:r>
-        <w:rPr>
-          <w:bCs/>
-          <w:color w:val="C00000"/>
-        </w:rPr>
-        <w:t>academic_index</w:t>
-      </w:r>
-      <w:proofErr w:type="spellEnd"/>
-      <w:r>
-        <w:rPr>
-          <w:bCs/>
-          <w:color w:val="C00000"/>
-        </w:rPr>
-        <w:t xml:space="preserve"> uses</w:t>
-      </w:r>
-      <w:r>
-        <w:rPr>
-          <w:color w:val="C00000"/>
-        </w:rPr>
-        <w:t xml:space="preserve"> </w:t>
-      </w:r>
-      <w:r>
-        <w:rPr>
-          <w:bCs/>
-          <w:color w:val="C00000"/>
-        </w:rPr>
-        <w:t xml:space="preserve">only </w:t>
-      </w:r>
-      <w:proofErr w:type="spellStart"/>
-      <w:r>
-        <w:rPr>
-          <w:bCs/>
-          <w:color w:val="C00000"/>
-        </w:rPr>
-        <w:t>tenth_percentage</w:t>
-      </w:r>
-      <w:proofErr w:type="spellEnd"/>
-      <w:r>
-        <w:rPr>
-          <w:bCs/>
-          <w:color w:val="C00000"/>
-        </w:rPr>
-        <w:t xml:space="preserve"> and </w:t>
-      </w:r>
-      <w:proofErr w:type="spellStart"/>
-      <w:r>
-        <w:rPr>
-          <w:bCs/>
-          <w:color w:val="C00000"/>
-        </w:rPr>
-        <w:t>twelth_percentage</w:t>
-      </w:r>
-      <w:proofErr w:type="spellEnd"/>
-      <w:r>
-        <w:rPr>
-          <w:bCs/>
-          <w:color w:val="C00000"/>
-        </w:rPr>
-        <w:t xml:space="preserve">; </w:t>
-      </w:r>
-      <w:proofErr w:type="spellStart"/>
-      <w:r>
-        <w:rPr>
-          <w:bCs/>
-          <w:color w:val="C00000"/>
-        </w:rPr>
-        <w:t>engagement_score</w:t>
-      </w:r>
-      <w:proofErr w:type="spellEnd"/>
-      <w:r>
-        <w:rPr>
-          <w:bCs/>
-          <w:color w:val="C00000"/>
-        </w:rPr>
-        <w:t xml:space="preserve"> uses only </w:t>
-      </w:r>
-      <w:proofErr w:type="spellStart"/>
-      <w:r>
-        <w:rPr>
-          <w:bCs/>
-          <w:color w:val="C00000"/>
-        </w:rPr>
-        <w:t>extracurricular_support</w:t>
-      </w:r>
-      <w:proofErr w:type="spellEnd"/>
-      <w:r>
-        <w:rPr>
-          <w:bCs/>
-          <w:color w:val="C00000"/>
-        </w:rPr>
-        <w:t xml:space="preserve">, </w:t>
-      </w:r>
-      <w:proofErr w:type="spellStart"/>
-      <w:r>
-        <w:rPr>
-          <w:bCs/>
-          <w:color w:val="C00000"/>
-        </w:rPr>
-        <w:t>workshop_seminar_participation_yn</w:t>
-      </w:r>
-      <w:proofErr w:type="spellEnd"/>
-      <w:r>
-        <w:rPr>
-          <w:bCs/>
-          <w:color w:val="C00000"/>
-        </w:rPr>
-        <w:t xml:space="preserve">, and </w:t>
-      </w:r>
-      <w:proofErr w:type="spellStart"/>
-      <w:r>
-        <w:rPr>
-          <w:bCs/>
-          <w:color w:val="C00000"/>
-        </w:rPr>
-        <w:t>community_service_yn</w:t>
-      </w:r>
-      <w:proofErr w:type="spellEnd"/>
-      <w:r>
-        <w:rPr>
-          <w:bCs/>
-          <w:color w:val="C00000"/>
-        </w:rPr>
-        <w:t>. The remaining engineered features (</w:t>
-      </w:r>
-      <w:proofErr w:type="spellStart"/>
-      <w:r>
-        <w:rPr>
-          <w:bCs/>
-          <w:color w:val="C00000"/>
-        </w:rPr>
-        <w:t>skills_index</w:t>
-      </w:r>
-      <w:proofErr w:type="spellEnd"/>
-      <w:r>
-        <w:rPr>
-          <w:bCs/>
-          <w:color w:val="C00000"/>
-        </w:rPr>
-        <w:t xml:space="preserve">, </w:t>
-      </w:r>
-      <w:proofErr w:type="spellStart"/>
-      <w:r>
-        <w:rPr>
-          <w:bCs/>
-          <w:color w:val="C00000"/>
-        </w:rPr>
-        <w:t>study_stress_interaction</w:t>
-      </w:r>
-      <w:proofErr w:type="spellEnd"/>
-      <w:r>
-        <w:rPr>
-          <w:bCs/>
-          <w:color w:val="C00000"/>
-        </w:rPr>
-        <w:t xml:space="preserve">, </w:t>
-      </w:r>
-      <w:proofErr w:type="spellStart"/>
-      <w:r>
-        <w:rPr>
-          <w:bCs/>
-          <w:color w:val="C00000"/>
-        </w:rPr>
-        <w:t>skills_study_interaction</w:t>
-      </w:r>
-      <w:proofErr w:type="spellEnd"/>
-      <w:r>
-        <w:rPr>
-          <w:bCs/>
-          <w:color w:val="C00000"/>
-        </w:rPr>
-        <w:t>) have no overlap with any target.</w:t>
+        <w:t>only tenth_percentage and twelth_percentage; engagement_score uses only extracurricular_support, workshop_seminar_participation_yn, and community_service_yn. The remaining engineered features (skills_index, study_stress_interaction, skills_study_interaction) have no overlap with any target.</w:t>
       </w:r>
     </w:p>
     <w:p>
@@ -13478,87 +12610,7 @@
           <w:bCs/>
           <w:color w:val="C00000"/>
         </w:rPr>
-        <w:t xml:space="preserve"> reports F1-macro for each objective with and without </w:t>
-      </w:r>
-      <w:proofErr w:type="spellStart"/>
-      <w:r>
-        <w:rPr>
-          <w:bCs/>
-          <w:color w:val="C00000"/>
-        </w:rPr>
-        <w:t>tenth_percentage</w:t>
-      </w:r>
-      <w:proofErr w:type="spellEnd"/>
-      <w:r>
-        <w:rPr>
-          <w:bCs/>
-          <w:color w:val="C00000"/>
-        </w:rPr>
-        <w:t xml:space="preserve">, </w:t>
-      </w:r>
-      <w:proofErr w:type="spellStart"/>
-      <w:r>
-        <w:rPr>
-          <w:bCs/>
-          <w:color w:val="C00000"/>
-        </w:rPr>
-        <w:t>twelth_percentage</w:t>
-      </w:r>
-      <w:proofErr w:type="spellEnd"/>
-      <w:r>
-        <w:rPr>
-          <w:bCs/>
-          <w:color w:val="C00000"/>
-        </w:rPr>
-        <w:t xml:space="preserve">, and </w:t>
-      </w:r>
-      <w:proofErr w:type="spellStart"/>
-      <w:r>
-        <w:rPr>
-          <w:bCs/>
-          <w:color w:val="C00000"/>
-        </w:rPr>
-        <w:t>academic_index</w:t>
-      </w:r>
-      <w:proofErr w:type="spellEnd"/>
-      <w:r>
-        <w:rPr>
-          <w:bCs/>
-          <w:color w:val="C00000"/>
-        </w:rPr>
-        <w:t xml:space="preserve">. The result confirms that the engineered </w:t>
-      </w:r>
-      <w:proofErr w:type="spellStart"/>
-      <w:r>
-        <w:rPr>
-          <w:bCs/>
-          <w:color w:val="C00000"/>
-        </w:rPr>
-        <w:t>academic_index</w:t>
-      </w:r>
-      <w:proofErr w:type="spellEnd"/>
-      <w:r>
-        <w:rPr>
-          <w:bCs/>
-          <w:color w:val="C00000"/>
-        </w:rPr>
-        <w:t xml:space="preserve"> carries genuine prior-academic signal rather than a residual echo of </w:t>
-      </w:r>
-      <w:proofErr w:type="spellStart"/>
-      <w:r>
-        <w:rPr>
-          <w:bCs/>
-          <w:color w:val="C00000"/>
-        </w:rPr>
-        <w:t>current_cgpa</w:t>
-      </w:r>
-      <w:proofErr w:type="spellEnd"/>
-      <w:r>
-        <w:rPr>
-          <w:bCs/>
-          <w:color w:val="C00000"/>
-        </w:rPr>
-        <w:t>.</w:t>
+        <w:t xml:space="preserve"> reports F1-macro for each objective with and without tenth_percentage, twelth_percentage, and academic_index. The result confirms that the engineered academic_index carries genuine prior-academic signal rather than a residual echo of current_cgpa.</w:t>
       </w:r>
     </w:p>
     <w:p>
@@ -13815,8 +12867,18 @@
                 <w:color w:val="C00000"/>
                 <w:sz w:val="20"/>
                 <w:szCs w:val="20"/>
-              </w:rPr>
-              <w:t>0.063</w:t>
+                <w:highlight w:val="yellow"/>
+              </w:rPr>
+              <w:t>0.06</w:t>
+            </w:r>
+            <w:r>
+              <w:rPr>
+                <w:color w:val="C00000"/>
+                <w:sz w:val="20"/>
+                <w:szCs w:val="20"/>
+                <w:highlight w:val="yellow"/>
+              </w:rPr>
+              <w:t>4</w:t>
             </w:r>
           </w:p>
         </w:tc>
@@ -14091,29 +13153,8 @@
       <w:r>
         <w:t xml:space="preserve">The dataset comprises 1,378 engineering students from five institutions across Maharashtra and Madhya Pradesh, India. The institutions include AISSMS College of Engineering Pune (primary site), </w:t>
       </w:r>
-      <w:proofErr w:type="spellStart"/>
-      <w:r>
-        <w:t>Genba</w:t>
-      </w:r>
-      <w:proofErr w:type="spellEnd"/>
-      <w:r>
-        <w:t xml:space="preserve"> </w:t>
-      </w:r>
-      <w:proofErr w:type="spellStart"/>
-      <w:r>
-        <w:t>Sopanrao</w:t>
-      </w:r>
-      <w:proofErr w:type="spellEnd"/>
-      <w:r>
-        <w:t xml:space="preserve"> Moze College of Engineering, AISSMS Institute of Information Technology, </w:t>
-      </w:r>
-      <w:proofErr w:type="spellStart"/>
-      <w:r>
-        <w:t>Matoshree</w:t>
-      </w:r>
-      <w:proofErr w:type="spellEnd"/>
-      <w:r>
-        <w:t xml:space="preserve"> College of Engineering Nashik, and Lakshmi Narayan College of Technology Bhopal. Data was collected via validated Google Forms with psychometric scales verified by domain experts (Cronbach's α &gt; 0.78). After preprocessing and feature engineering, </w:t>
+      <w:r>
+        <w:t xml:space="preserve">Genba Sopanrao Moze College of Engineering, AISSMS Institute of Information Technology, Matoshree College of Engineering Nashik, and Lakshmi Narayan College of Technology Bhopal. Data was collected via validated Google Forms with psychometric scales verified by domain experts (Cronbach's α &gt; 0.78). After preprocessing and feature engineering, </w:t>
       </w:r>
       <w:r>
         <w:rPr>
@@ -14304,7 +13345,6 @@
                 <w:szCs w:val="20"/>
               </w:rPr>
             </w:pPr>
-            <w:proofErr w:type="spellStart"/>
             <w:r>
               <w:rPr>
                 <w:sz w:val="20"/>
@@ -14317,65 +13357,23 @@
                 <w:sz w:val="20"/>
                 <w:szCs w:val="20"/>
               </w:rPr>
-              <w:t>enth_percentage</w:t>
-            </w:r>
-            <w:proofErr w:type="spellEnd"/>
-            <w:r>
-              <w:rPr>
-                <w:sz w:val="20"/>
-                <w:szCs w:val="20"/>
-              </w:rPr>
-              <w:t xml:space="preserve">, </w:t>
-            </w:r>
-            <w:proofErr w:type="spellStart"/>
-            <w:r>
-              <w:rPr>
-                <w:sz w:val="20"/>
-                <w:szCs w:val="20"/>
-              </w:rPr>
-              <w:t>twelth_percentage</w:t>
-            </w:r>
-            <w:proofErr w:type="spellEnd"/>
-            <w:r>
-              <w:rPr>
-                <w:sz w:val="20"/>
-                <w:szCs w:val="20"/>
-              </w:rPr>
-              <w:t>,</w:t>
-            </w:r>
-          </w:p>
-          <w:p>
-            <w:pPr>
-              <w:rPr>
-                <w:sz w:val="20"/>
-                <w:szCs w:val="20"/>
-              </w:rPr>
-            </w:pPr>
-            <w:proofErr w:type="spellStart"/>
-            <w:r>
-              <w:rPr>
-                <w:sz w:val="20"/>
-                <w:szCs w:val="20"/>
-              </w:rPr>
-              <w:t>course_branch</w:t>
-            </w:r>
-            <w:proofErr w:type="spellEnd"/>
-            <w:r>
-              <w:rPr>
-                <w:sz w:val="20"/>
-                <w:szCs w:val="20"/>
-              </w:rPr>
-              <w:t xml:space="preserve">, </w:t>
-            </w:r>
-            <w:proofErr w:type="spellStart"/>
-            <w:r>
-              <w:rPr>
-                <w:sz w:val="20"/>
-                <w:szCs w:val="20"/>
-              </w:rPr>
-              <w:t>nursery_education</w:t>
-            </w:r>
-            <w:proofErr w:type="spellEnd"/>
+              <w:t>enth_percentage, twelth_percentage,</w:t>
+            </w:r>
+          </w:p>
+          <w:p>
+            <w:pPr>
+              <w:rPr>
+                <w:sz w:val="20"/>
+                <w:szCs w:val="20"/>
+              </w:rPr>
+            </w:pPr>
+            <w:r>
+              <w:rPr>
+                <w:sz w:val="20"/>
+                <w:szCs w:val="20"/>
+              </w:rPr>
+              <w:t>course_branch, nursery_education</w:t>
+            </w:r>
           </w:p>
         </w:tc>
       </w:tr>
@@ -14502,23 +13500,7 @@
                 <w:sz w:val="20"/>
                 <w:szCs w:val="20"/>
               </w:rPr>
-              <w:t xml:space="preserve">parental </w:t>
-            </w:r>
-            <w:proofErr w:type="spellStart"/>
-            <w:r>
-              <w:rPr>
-                <w:sz w:val="20"/>
-                <w:szCs w:val="20"/>
-              </w:rPr>
-              <w:t>edu</w:t>
-            </w:r>
-            <w:proofErr w:type="spellEnd"/>
-            <w:r>
-              <w:rPr>
-                <w:sz w:val="20"/>
-                <w:szCs w:val="20"/>
-              </w:rPr>
-              <w:t>., income, guardian</w:t>
+              <w:t>parental edu., income, guardian</w:t>
             </w:r>
           </w:p>
         </w:tc>
@@ -14582,17 +13564,8 @@
                 <w:sz w:val="20"/>
                 <w:szCs w:val="20"/>
               </w:rPr>
-              <w:t xml:space="preserve">study hours, </w:t>
-            </w:r>
-            <w:proofErr w:type="spellStart"/>
-            <w:r>
-              <w:rPr>
-                <w:sz w:val="20"/>
-                <w:szCs w:val="20"/>
-              </w:rPr>
-              <w:t>engagement_score</w:t>
-            </w:r>
-            <w:proofErr w:type="spellEnd"/>
+              <w:t>study hours, engagement_score</w:t>
+            </w:r>
           </w:p>
         </w:tc>
       </w:tr>
@@ -14655,17 +13628,8 @@
                 <w:sz w:val="20"/>
                 <w:szCs w:val="20"/>
               </w:rPr>
-              <w:t xml:space="preserve">comm. skills, </w:t>
-            </w:r>
-            <w:proofErr w:type="spellStart"/>
-            <w:r>
-              <w:rPr>
-                <w:sz w:val="20"/>
-                <w:szCs w:val="20"/>
-              </w:rPr>
-              <w:t>skills_index</w:t>
-            </w:r>
-            <w:proofErr w:type="spellEnd"/>
+              <w:t>comm. skills, skills_index</w:t>
+            </w:r>
           </w:p>
         </w:tc>
       </w:tr>
@@ -14851,79 +13815,13 @@
                 <w:szCs w:val="20"/>
               </w:rPr>
             </w:pPr>
-            <w:proofErr w:type="spellStart"/>
-            <w:r>
-              <w:rPr>
-                <w:sz w:val="20"/>
-                <w:szCs w:val="20"/>
-              </w:rPr>
-              <w:t>academic_index</w:t>
-            </w:r>
-            <w:proofErr w:type="spellEnd"/>
-            <w:r>
-              <w:rPr>
-                <w:sz w:val="20"/>
-                <w:szCs w:val="20"/>
-              </w:rPr>
-              <w:t xml:space="preserve">, </w:t>
-            </w:r>
-            <w:proofErr w:type="spellStart"/>
-            <w:r>
-              <w:rPr>
-                <w:sz w:val="20"/>
-                <w:szCs w:val="20"/>
-              </w:rPr>
-              <w:t>skills_index</w:t>
-            </w:r>
-            <w:proofErr w:type="spellEnd"/>
-            <w:r>
-              <w:rPr>
-                <w:sz w:val="20"/>
-                <w:szCs w:val="20"/>
-              </w:rPr>
-              <w:t xml:space="preserve">, </w:t>
-            </w:r>
-            <w:proofErr w:type="spellStart"/>
-            <w:r>
-              <w:rPr>
-                <w:sz w:val="20"/>
-                <w:szCs w:val="20"/>
-              </w:rPr>
-              <w:t>engagement_score</w:t>
-            </w:r>
-            <w:proofErr w:type="spellEnd"/>
-            <w:r>
-              <w:rPr>
-                <w:sz w:val="20"/>
-                <w:szCs w:val="20"/>
-              </w:rPr>
-              <w:t xml:space="preserve">, </w:t>
-            </w:r>
-            <w:proofErr w:type="spellStart"/>
-            <w:r>
-              <w:rPr>
-                <w:sz w:val="20"/>
-                <w:szCs w:val="20"/>
-              </w:rPr>
-              <w:t>study_stress_interaction</w:t>
-            </w:r>
-            <w:proofErr w:type="spellEnd"/>
-            <w:r>
-              <w:rPr>
-                <w:sz w:val="20"/>
-                <w:szCs w:val="20"/>
-              </w:rPr>
-              <w:t xml:space="preserve"> </w:t>
-            </w:r>
-            <w:proofErr w:type="spellStart"/>
-            <w:r>
-              <w:rPr>
-                <w:sz w:val="20"/>
-                <w:szCs w:val="20"/>
-              </w:rPr>
-              <w:t>skills_study_interaction</w:t>
-            </w:r>
-            <w:proofErr w:type="spellEnd"/>
+            <w:r>
+              <w:rPr>
+                <w:sz w:val="20"/>
+                <w:szCs w:val="20"/>
+              </w:rPr>
+              <w:t>academic_index, skills_index, engagement_score, study_stress_interaction skills_study_interaction</w:t>
+            </w:r>
           </w:p>
         </w:tc>
       </w:tr>
@@ -15046,22 +13944,18 @@
     <w:tbl>
       <w:tblPr>
         <w:tblStyle w:val="TableGrid"/>
-        <w:tblW w:w="0" w:type="auto"/>
-        <w:jc w:val="center"/>
+        <w:tblW w:w="5098" w:type="dxa"/>
         <w:tblLook w:val="04A0" w:firstRow="1" w:lastRow="0" w:firstColumn="1" w:lastColumn="0" w:noHBand="0" w:noVBand="1"/>
       </w:tblPr>
       <w:tblGrid>
-        <w:gridCol w:w="1529"/>
-        <w:gridCol w:w="1416"/>
-        <w:gridCol w:w="1702"/>
+        <w:gridCol w:w="1271"/>
+        <w:gridCol w:w="1559"/>
+        <w:gridCol w:w="2268"/>
       </w:tblGrid>
       <w:tr>
-        <w:trPr>
-          <w:jc w:val="center"/>
-        </w:trPr>
-        <w:tc>
-          <w:tcPr>
-            <w:tcW w:w="3249" w:type="dxa"/>
+        <w:tc>
+          <w:tcPr>
+            <w:tcW w:w="1271" w:type="dxa"/>
             <w:shd w:val="clear" w:color="auto" w:fill="D9E2F3"/>
           </w:tcPr>
           <w:p>
@@ -15084,7 +13978,7 @@
         </w:tc>
         <w:tc>
           <w:tcPr>
-            <w:tcW w:w="3249" w:type="dxa"/>
+            <w:tcW w:w="1559" w:type="dxa"/>
             <w:shd w:val="clear" w:color="auto" w:fill="D9E2F3"/>
           </w:tcPr>
           <w:p>
@@ -15107,7 +14001,7 @@
         </w:tc>
         <w:tc>
           <w:tcPr>
-            <w:tcW w:w="3249" w:type="dxa"/>
+            <w:tcW w:w="2268" w:type="dxa"/>
             <w:shd w:val="clear" w:color="auto" w:fill="D9E2F3"/>
           </w:tcPr>
           <w:p>
@@ -15130,12 +14024,9 @@
         </w:tc>
       </w:tr>
       <w:tr>
-        <w:trPr>
-          <w:jc w:val="center"/>
-        </w:trPr>
-        <w:tc>
-          <w:tcPr>
-            <w:tcW w:w="3249" w:type="dxa"/>
+        <w:tc>
+          <w:tcPr>
+            <w:tcW w:w="1271" w:type="dxa"/>
           </w:tcPr>
           <w:p>
             <w:pPr>
@@ -15156,7 +14047,7 @@
         </w:tc>
         <w:tc>
           <w:tcPr>
-            <w:tcW w:w="3249" w:type="dxa"/>
+            <w:tcW w:w="1559" w:type="dxa"/>
           </w:tcPr>
           <w:p>
             <w:pPr>
@@ -15177,7 +14068,7 @@
         </w:tc>
         <w:tc>
           <w:tcPr>
-            <w:tcW w:w="3249" w:type="dxa"/>
+            <w:tcW w:w="2268" w:type="dxa"/>
           </w:tcPr>
           <w:p>
             <w:pPr>
@@ -15189,21 +14080,20 @@
             </w:pPr>
             <w:r>
               <w:rPr>
-                <w:sz w:val="20"/>
-                <w:szCs w:val="20"/>
-              </w:rPr>
-              <w:t>8.1% / 56.2% / 35.6%</w:t>
+                <w:color w:val="FF0000"/>
+                <w:sz w:val="20"/>
+                <w:szCs w:val="20"/>
+                <w:highlight w:val="yellow"/>
+              </w:rPr>
+              <w:t>Low: 112 (8.1%) / Medium: 775 (56.2%) / High: 491 (35.6%)</w:t>
             </w:r>
           </w:p>
         </w:tc>
       </w:tr>
       <w:tr>
-        <w:trPr>
-          <w:jc w:val="center"/>
-        </w:trPr>
-        <w:tc>
-          <w:tcPr>
-            <w:tcW w:w="3249" w:type="dxa"/>
+        <w:tc>
+          <w:tcPr>
+            <w:tcW w:w="1271" w:type="dxa"/>
           </w:tcPr>
           <w:p>
             <w:pPr>
@@ -15224,7 +14114,7 @@
         </w:tc>
         <w:tc>
           <w:tcPr>
-            <w:tcW w:w="3249" w:type="dxa"/>
+            <w:tcW w:w="1559" w:type="dxa"/>
           </w:tcPr>
           <w:p>
             <w:pPr>
@@ -15245,7 +14135,7 @@
         </w:tc>
         <w:tc>
           <w:tcPr>
-            <w:tcW w:w="3249" w:type="dxa"/>
+            <w:tcW w:w="2268" w:type="dxa"/>
           </w:tcPr>
           <w:p>
             <w:pPr>
@@ -15266,12 +14156,9 @@
         </w:tc>
       </w:tr>
       <w:tr>
-        <w:trPr>
-          <w:jc w:val="center"/>
-        </w:trPr>
-        <w:tc>
-          <w:tcPr>
-            <w:tcW w:w="3249" w:type="dxa"/>
+        <w:tc>
+          <w:tcPr>
+            <w:tcW w:w="1271" w:type="dxa"/>
           </w:tcPr>
           <w:p>
             <w:pPr>
@@ -15292,7 +14179,7 @@
         </w:tc>
         <w:tc>
           <w:tcPr>
-            <w:tcW w:w="3249" w:type="dxa"/>
+            <w:tcW w:w="1559" w:type="dxa"/>
           </w:tcPr>
           <w:p>
             <w:pPr>
@@ -15313,7 +14200,7 @@
         </w:tc>
         <w:tc>
           <w:tcPr>
-            <w:tcW w:w="3249" w:type="dxa"/>
+            <w:tcW w:w="2268" w:type="dxa"/>
           </w:tcPr>
           <w:p>
             <w:pPr>
@@ -15656,21 +14543,7 @@
         <w:rPr>
           <w:color w:val="C00000"/>
         </w:rPr>
-        <w:t xml:space="preserve">To allow direct comparison with the ML baselines, all three deep-learning architectures share the same input matrix, the same </w:t>
-      </w:r>
-      <w:proofErr w:type="spellStart"/>
-      <w:r>
-        <w:rPr>
-          <w:color w:val="C00000"/>
-        </w:rPr>
-        <w:t>Optuna</w:t>
-      </w:r>
-      <w:proofErr w:type="spellEnd"/>
-      <w:r>
-        <w:rPr>
-          <w:color w:val="C00000"/>
-        </w:rPr>
-        <w:t xml:space="preserve"> search budget (50 trials, inner 3-fold CV via the TPE sampler), and the same outer 5-fold stratified CV with SMOTE applied only on training folds. Architecture-specific settings are listed in Table </w:t>
+        <w:t xml:space="preserve">To allow direct comparison with the ML baselines, all three deep-learning architectures share the same input matrix, the same Optuna search budget (50 trials, inner 3-fold CV via the TPE sampler), and the same outer 5-fold stratified CV with SMOTE applied only on training folds. Architecture-specific settings are listed in Table </w:t>
       </w:r>
       <w:r>
         <w:rPr>
@@ -15781,7 +14654,6 @@
                 <w:szCs w:val="20"/>
               </w:rPr>
             </w:pPr>
-            <w:proofErr w:type="spellStart"/>
             <w:r>
               <w:rPr>
                 <w:rFonts w:eastAsiaTheme="minorEastAsia" w:cstheme="minorBidi"/>
@@ -15792,7 +14664,6 @@
               </w:rPr>
               <w:t>TabNet</w:t>
             </w:r>
-            <w:proofErr w:type="spellEnd"/>
           </w:p>
         </w:tc>
         <w:tc>
@@ -15920,7 +14791,6 @@
                 <w:szCs w:val="20"/>
               </w:rPr>
             </w:pPr>
-            <w:proofErr w:type="spellStart"/>
             <w:r>
               <w:rPr>
                 <w:bCs/>
@@ -15930,7 +14800,6 @@
               </w:rPr>
               <w:t>AdamW</w:t>
             </w:r>
-            <w:proofErr w:type="spellEnd"/>
           </w:p>
         </w:tc>
         <w:tc>
@@ -15947,7 +14816,6 @@
                 <w:szCs w:val="20"/>
               </w:rPr>
             </w:pPr>
-            <w:proofErr w:type="spellStart"/>
             <w:r>
               <w:rPr>
                 <w:bCs/>
@@ -15957,7 +14825,6 @@
               </w:rPr>
               <w:t>AdamW</w:t>
             </w:r>
-            <w:proofErr w:type="spellEnd"/>
           </w:p>
         </w:tc>
       </w:tr>
@@ -16266,7 +15133,6 @@
                 <w:szCs w:val="20"/>
               </w:rPr>
             </w:pPr>
-            <w:proofErr w:type="spellStart"/>
             <w:r>
               <w:rPr>
                 <w:bCs/>
@@ -16274,17 +15140,7 @@
                 <w:sz w:val="20"/>
                 <w:szCs w:val="20"/>
               </w:rPr>
-              <w:t>StepLR</w:t>
-            </w:r>
-            <w:proofErr w:type="spellEnd"/>
-            <w:r>
-              <w:rPr>
-                <w:bCs/>
-                <w:color w:val="C00000"/>
-                <w:sz w:val="20"/>
-                <w:szCs w:val="20"/>
-              </w:rPr>
-              <w:t xml:space="preserve"> </w:t>
+              <w:t xml:space="preserve">StepLR </w:t>
             </w:r>
             <m:oMath>
               <m:r>
@@ -16879,7 +15735,6 @@
                 <w:szCs w:val="20"/>
               </w:rPr>
             </w:pPr>
-            <w:proofErr w:type="spellStart"/>
             <w:r>
               <w:rPr>
                 <w:bCs/>
@@ -16887,17 +15742,7 @@
                 <w:sz w:val="20"/>
                 <w:szCs w:val="20"/>
               </w:rPr>
-              <w:t>sparsemax</w:t>
-            </w:r>
-            <w:proofErr w:type="spellEnd"/>
-            <w:r>
-              <w:rPr>
-                <w:bCs/>
-                <w:color w:val="C00000"/>
-                <w:sz w:val="20"/>
-                <w:szCs w:val="20"/>
-              </w:rPr>
-              <w:t xml:space="preserve"> mask</w:t>
+              <w:t>sparsemax mask</w:t>
             </w:r>
           </w:p>
         </w:tc>
@@ -17548,7 +16393,6 @@
                 <w:szCs w:val="20"/>
               </w:rPr>
             </w:pPr>
-            <w:proofErr w:type="spellStart"/>
             <w:r>
               <w:rPr>
                 <w:rFonts w:eastAsiaTheme="minorEastAsia" w:cstheme="minorBidi"/>
@@ -17557,18 +16401,7 @@
                 <w:sz w:val="20"/>
                 <w:szCs w:val="20"/>
               </w:rPr>
-              <w:t>Optuna</w:t>
-            </w:r>
-            <w:proofErr w:type="spellEnd"/>
-            <w:r>
-              <w:rPr>
-                <w:rFonts w:eastAsiaTheme="minorEastAsia" w:cstheme="minorBidi"/>
-                <w:b w:val="0"/>
-                <w:color w:val="C00000"/>
-                <w:sz w:val="20"/>
-                <w:szCs w:val="20"/>
-              </w:rPr>
-              <w:t xml:space="preserve"> trials (inner 3-fold)</w:t>
+              <w:t>Optuna trials (inner 3-fold)</w:t>
             </w:r>
           </w:p>
         </w:tc>
@@ -17779,49 +16612,7 @@
         <w:rPr>
           <w:color w:val="C00000"/>
         </w:rPr>
-        <w:t xml:space="preserve">The </w:t>
-      </w:r>
-      <w:proofErr w:type="spellStart"/>
-      <w:r>
-        <w:rPr>
-          <w:color w:val="C00000"/>
-        </w:rPr>
-        <w:t>Optuna</w:t>
-      </w:r>
-      <w:proofErr w:type="spellEnd"/>
-      <w:r>
-        <w:rPr>
-          <w:color w:val="C00000"/>
-        </w:rPr>
-        <w:t xml:space="preserve"> budget for each DL architecture is identical to that for </w:t>
-      </w:r>
-      <w:proofErr w:type="spellStart"/>
-      <w:r>
-        <w:rPr>
-          <w:color w:val="C00000"/>
-        </w:rPr>
-        <w:t>XGBoost</w:t>
-      </w:r>
-      <w:proofErr w:type="spellEnd"/>
-      <w:r>
-        <w:rPr>
-          <w:color w:val="C00000"/>
-        </w:rPr>
-        <w:t xml:space="preserve"> (50 trials × 3 inner folds = 150 inner-CV evaluations), so the gap between </w:t>
-      </w:r>
-      <w:proofErr w:type="spellStart"/>
-      <w:r>
-        <w:rPr>
-          <w:color w:val="C00000"/>
-        </w:rPr>
-        <w:t>XGBoost</w:t>
-      </w:r>
-      <w:proofErr w:type="spellEnd"/>
-      <w:r>
-        <w:rPr>
-          <w:color w:val="C00000"/>
-        </w:rPr>
-        <w:t xml:space="preserve"> and the best DL model on this dataset cannot be attributed to under-tuning of the DL architectures. The persistence of that gap (Table 4) is consistent with recent results showing that gradient-boosted trees remain dominant on small tabular data when the ratio of unique feature interactions to </w:t>
+        <w:t xml:space="preserve">The Optuna budget for each DL architecture is identical to that for XGBoost (50 trials × 3 inner folds = 150 inner-CV evaluations), so the gap between XGBoost and the best DL model on this dataset cannot be attributed to under-tuning of the DL architectures. The persistence of that gap (Table 4) is consistent with recent results showing that gradient-boosted trees remain dominant on small tabular data when the ratio of unique feature interactions to </w:t>
       </w:r>
       <w:r>
         <w:rPr>
@@ -18039,15 +16830,7 @@
         <w:t>7</w:t>
       </w:r>
       <w:r>
-        <w:t xml:space="preserve"> presents baseline results. </w:t>
-      </w:r>
-      <w:proofErr w:type="spellStart"/>
-      <w:r>
-        <w:t>XGBoost</w:t>
-      </w:r>
-      <w:proofErr w:type="spellEnd"/>
-      <w:r>
-        <w:t xml:space="preserve"> achieves the best performance across all three objectives, with </w:t>
+        <w:t xml:space="preserve"> presents baseline results. XGBoost achieves the best performance across all three objectives, with </w:t>
       </w:r>
       <w:r>
         <w:t>particularly strong CGPA prediction (F1=0.805, AUC=0.952) and career readiness (F1=0.699).</w:t>
@@ -18210,7 +16993,6 @@
                 <w:szCs w:val="20"/>
               </w:rPr>
             </w:pPr>
-            <w:proofErr w:type="spellStart"/>
             <w:r>
               <w:rPr>
                 <w:rFonts w:cs="Times New Roman"/>
@@ -18218,17 +17000,7 @@
                 <w:sz w:val="20"/>
                 <w:szCs w:val="20"/>
               </w:rPr>
-              <w:t>Bal.Acc</w:t>
-            </w:r>
-            <w:proofErr w:type="spellEnd"/>
-            <w:r>
-              <w:rPr>
-                <w:rFonts w:cs="Times New Roman"/>
-                <w:b/>
-                <w:sz w:val="20"/>
-                <w:szCs w:val="20"/>
-              </w:rPr>
-              <w:t>.</w:t>
+              <w:t>Bal.Acc.</w:t>
             </w:r>
           </w:p>
         </w:tc>
@@ -18847,7 +17619,6 @@
                 <w:szCs w:val="20"/>
               </w:rPr>
             </w:pPr>
-            <w:proofErr w:type="spellStart"/>
             <w:r>
               <w:rPr>
                 <w:rFonts w:cs="Times New Roman"/>
@@ -18856,7 +17627,6 @@
               </w:rPr>
               <w:t>TabNet</w:t>
             </w:r>
-            <w:proofErr w:type="spellEnd"/>
           </w:p>
         </w:tc>
         <w:tc>
@@ -19850,7 +18620,6 @@
                 <w:szCs w:val="20"/>
               </w:rPr>
             </w:pPr>
-            <w:proofErr w:type="spellStart"/>
             <w:r>
               <w:rPr>
                 <w:rFonts w:cs="Times New Roman"/>
@@ -19859,7 +18628,6 @@
               </w:rPr>
               <w:t>TabNet</w:t>
             </w:r>
-            <w:proofErr w:type="spellEnd"/>
           </w:p>
         </w:tc>
         <w:tc>
@@ -20853,7 +19621,6 @@
                 <w:szCs w:val="20"/>
               </w:rPr>
             </w:pPr>
-            <w:proofErr w:type="spellStart"/>
             <w:r>
               <w:rPr>
                 <w:rFonts w:cs="Times New Roman"/>
@@ -20862,7 +19629,6 @@
               </w:rPr>
               <w:t>TabNet</w:t>
             </w:r>
-            <w:proofErr w:type="spellEnd"/>
           </w:p>
         </w:tc>
         <w:tc>
@@ -21353,21 +20119,7 @@
         <w:rPr>
           <w:sz w:val="20"/>
         </w:rPr>
-        <w:t xml:space="preserve">Figure. 3 Cross-validation F1-Macro distribution. </w:t>
-      </w:r>
-      <w:proofErr w:type="spellStart"/>
-      <w:r>
-        <w:rPr>
-          <w:sz w:val="20"/>
-        </w:rPr>
-        <w:t>XGBoost</w:t>
-      </w:r>
-      <w:proofErr w:type="spellEnd"/>
-      <w:r>
-        <w:rPr>
-          <w:sz w:val="20"/>
-        </w:rPr>
-        <w:t xml:space="preserve"> shows both higher median and lower variance than all DL alternatives.</w:t>
+        <w:t>Figure. 3 Cross-validation F1-Macro distribution. XGBoost shows both higher median and lower variance than all DL alternatives.</w:t>
       </w:r>
     </w:p>
     <w:p>
@@ -21391,38 +20143,14 @@
         <w:spacing w:after="60"/>
         <w:jc w:val="both"/>
       </w:pPr>
-      <w:proofErr w:type="spellStart"/>
       <w:r>
         <w:rPr>
           <w:b/>
         </w:rPr>
-        <w:t>XGBoost</w:t>
-      </w:r>
-      <w:proofErr w:type="spellEnd"/>
-      <w:r>
-        <w:rPr>
-          <w:b/>
-        </w:rPr>
-        <w:t xml:space="preserve"> dominates</w:t>
-      </w:r>
-      <w:r>
-        <w:t xml:space="preserve">: </w:t>
-      </w:r>
-      <w:proofErr w:type="spellStart"/>
-      <w:r>
-        <w:t>XGBoost</w:t>
-      </w:r>
-      <w:proofErr w:type="spellEnd"/>
-      <w:r>
-        <w:t xml:space="preserve"> outperforms all models on every objective, confirming that gradient boosting is optimal for small tabular educational data. The performance gap is largest for CGPA (F1: 0.805 vs. 0.645 for </w:t>
-      </w:r>
-      <w:proofErr w:type="spellStart"/>
-      <w:r>
-        <w:t>TabNet</w:t>
-      </w:r>
-      <w:proofErr w:type="spellEnd"/>
-      <w:r>
-        <w:t>, a 25% relative advantage).</w:t>
+        <w:t>XGBoost dominates</w:t>
+      </w:r>
+      <w:r>
+        <w:t>: XGBoost outperforms all models on every objective, confirming that gradient boosting is optimal for small tabular educational data. The performance gap is largest for CGPA (F1: 0.805 vs. 0.645 for TabNet, a 25% relative advantage).</w:t>
       </w:r>
     </w:p>
     <w:p>
@@ -21430,50 +20158,18 @@
         <w:spacing w:after="60"/>
         <w:jc w:val="both"/>
       </w:pPr>
-      <w:proofErr w:type="spellStart"/>
       <w:r>
         <w:rPr>
           <w:b/>
         </w:rPr>
-        <w:t>TabNet</w:t>
-      </w:r>
-      <w:proofErr w:type="spellEnd"/>
-      <w:r>
-        <w:rPr>
-          <w:b/>
-        </w:rPr>
-        <w:t xml:space="preserve"> is the best DL model</w:t>
-      </w:r>
-      <w:r>
-        <w:t xml:space="preserve">: </w:t>
-      </w:r>
-      <w:proofErr w:type="spellStart"/>
-      <w:r>
-        <w:t>TabNet</w:t>
-      </w:r>
-      <w:proofErr w:type="spellEnd"/>
-      <w:r>
-        <w:t xml:space="preserve"> achieves F1=0.543 for career readiness (vs. 0.699 for </w:t>
-      </w:r>
-      <w:proofErr w:type="spellStart"/>
-      <w:r>
-        <w:t>XGBoost</w:t>
-      </w:r>
-      <w:proofErr w:type="spellEnd"/>
-      <w:r>
-        <w:t xml:space="preserve">) and reasonable CGPA performance (0.645), but with substantially higher variance </w:t>
+        <w:t>TabNet is the best DL model</w:t>
+      </w:r>
+      <w:r>
+        <w:t xml:space="preserve">: TabNet achieves F1=0.543 for career readiness (vs. 0.699 for XGBoost) and reasonable CGPA performance (0.645), but with substantially higher variance </w:t>
       </w:r>
       <w:r>
         <w:lastRenderedPageBreak/>
-        <w:t xml:space="preserve">(std=0.110 vs. 0.017 for </w:t>
-      </w:r>
-      <w:proofErr w:type="spellStart"/>
-      <w:r>
-        <w:t>XGBoost</w:t>
-      </w:r>
-      <w:proofErr w:type="spellEnd"/>
-      <w:r>
-        <w:t>), indicating training instability.</w:t>
+        <w:t>(std=0.110 vs. 0.017 for XGBoost), indicating training instability.</w:t>
       </w:r>
     </w:p>
     <w:p>
@@ -21497,15 +20193,7 @@
         <w:t>0.42–0.58</w:t>
       </w:r>
       <w:r>
-        <w:t xml:space="preserve">), likely due to insufficient data for learning effective feature interactions through self-attention. This finding provides important empirical guidance: for educational datasets below 2,000 records, practitioners should invest in feature engineering and </w:t>
-      </w:r>
-      <w:proofErr w:type="spellStart"/>
-      <w:r>
-        <w:t>XGBoost</w:t>
-      </w:r>
-      <w:proofErr w:type="spellEnd"/>
-      <w:r>
-        <w:t xml:space="preserve"> tuning rather than complex DL architectures.</w:t>
+        <w:t>), likely due to insufficient data for learning effective feature interactions through self-attention. This finding provides important empirical guidance: for educational datasets below 2,000 records, practitioners should invest in feature engineering and XGBoost tuning rather than complex DL architectures.</w:t>
       </w:r>
       <w:r>
         <w:t xml:space="preserve"> </w:t>
@@ -21743,7 +20431,6 @@
                 <w:szCs w:val="20"/>
               </w:rPr>
             </w:pPr>
-            <w:proofErr w:type="spellStart"/>
             <w:r>
               <w:rPr>
                 <w:sz w:val="20"/>
@@ -21751,7 +20438,6 @@
               </w:rPr>
               <w:t>academic_index</w:t>
             </w:r>
-            <w:proofErr w:type="spellEnd"/>
           </w:p>
         </w:tc>
         <w:tc>
@@ -21813,7 +20499,6 @@
                 <w:szCs w:val="20"/>
               </w:rPr>
             </w:pPr>
-            <w:proofErr w:type="spellStart"/>
             <w:r>
               <w:rPr>
                 <w:sz w:val="20"/>
@@ -21821,7 +20506,6 @@
               </w:rPr>
               <w:t>tenth_percentage</w:t>
             </w:r>
-            <w:proofErr w:type="spellEnd"/>
           </w:p>
         </w:tc>
         <w:tc>
@@ -21951,7 +20635,6 @@
                 <w:szCs w:val="20"/>
               </w:rPr>
             </w:pPr>
-            <w:proofErr w:type="spellStart"/>
             <w:r>
               <w:rPr>
                 <w:sz w:val="20"/>
@@ -21959,7 +20642,6 @@
               </w:rPr>
               <w:t>family_size</w:t>
             </w:r>
-            <w:proofErr w:type="spellEnd"/>
           </w:p>
         </w:tc>
         <w:tc>
@@ -22021,7 +20703,6 @@
                 <w:szCs w:val="20"/>
               </w:rPr>
             </w:pPr>
-            <w:proofErr w:type="spellStart"/>
             <w:r>
               <w:rPr>
                 <w:sz w:val="20"/>
@@ -22029,7 +20710,6 @@
               </w:rPr>
               <w:t>twelth_percentage</w:t>
             </w:r>
-            <w:proofErr w:type="spellEnd"/>
           </w:p>
         </w:tc>
         <w:tc>
@@ -22091,7 +20771,6 @@
                 <w:szCs w:val="20"/>
               </w:rPr>
             </w:pPr>
-            <w:proofErr w:type="spellStart"/>
             <w:r>
               <w:rPr>
                 <w:sz w:val="20"/>
@@ -22099,7 +20778,6 @@
               </w:rPr>
               <w:t>academic_index</w:t>
             </w:r>
-            <w:proofErr w:type="spellEnd"/>
           </w:p>
         </w:tc>
         <w:tc>
@@ -22161,7 +20839,6 @@
                 <w:szCs w:val="20"/>
               </w:rPr>
             </w:pPr>
-            <w:proofErr w:type="spellStart"/>
             <w:r>
               <w:rPr>
                 <w:sz w:val="20"/>
@@ -22169,7 +20846,6 @@
               </w:rPr>
               <w:t>tenth_percentage</w:t>
             </w:r>
-            <w:proofErr w:type="spellEnd"/>
           </w:p>
         </w:tc>
         <w:tc>
@@ -22231,7 +20907,6 @@
                 <w:szCs w:val="20"/>
               </w:rPr>
             </w:pPr>
-            <w:proofErr w:type="spellStart"/>
             <w:r>
               <w:rPr>
                 <w:sz w:val="20"/>
@@ -22239,7 +20914,6 @@
               </w:rPr>
               <w:t>twelth_percentage</w:t>
             </w:r>
-            <w:proofErr w:type="spellEnd"/>
           </w:p>
         </w:tc>
         <w:tc>
@@ -22369,7 +21043,6 @@
                 <w:szCs w:val="20"/>
               </w:rPr>
             </w:pPr>
-            <w:proofErr w:type="spellStart"/>
             <w:r>
               <w:rPr>
                 <w:sz w:val="20"/>
@@ -22377,7 +21050,6 @@
               </w:rPr>
               <w:t>stress_frequency</w:t>
             </w:r>
-            <w:proofErr w:type="spellEnd"/>
           </w:p>
         </w:tc>
         <w:tc>
@@ -22439,7 +21111,6 @@
                 <w:szCs w:val="20"/>
               </w:rPr>
             </w:pPr>
-            <w:proofErr w:type="spellStart"/>
             <w:r>
               <w:rPr>
                 <w:sz w:val="20"/>
@@ -22447,7 +21118,6 @@
               </w:rPr>
               <w:t>engagement_score</w:t>
             </w:r>
-            <w:proofErr w:type="spellEnd"/>
           </w:p>
         </w:tc>
         <w:tc>
@@ -22509,7 +21179,6 @@
                 <w:szCs w:val="20"/>
               </w:rPr>
             </w:pPr>
-            <w:proofErr w:type="spellStart"/>
             <w:r>
               <w:rPr>
                 <w:sz w:val="20"/>
@@ -22517,7 +21186,6 @@
               </w:rPr>
               <w:t>twelth_percentage</w:t>
             </w:r>
-            <w:proofErr w:type="spellEnd"/>
           </w:p>
         </w:tc>
         <w:tc>
@@ -22579,7 +21247,6 @@
                 <w:szCs w:val="20"/>
               </w:rPr>
             </w:pPr>
-            <w:proofErr w:type="spellStart"/>
             <w:r>
               <w:rPr>
                 <w:sz w:val="20"/>
@@ -22587,7 +21254,6 @@
               </w:rPr>
               <w:t>internship_payment</w:t>
             </w:r>
-            <w:proofErr w:type="spellEnd"/>
           </w:p>
         </w:tc>
         <w:tc>
@@ -22649,7 +21315,6 @@
                 <w:szCs w:val="20"/>
               </w:rPr>
             </w:pPr>
-            <w:proofErr w:type="spellStart"/>
             <w:r>
               <w:rPr>
                 <w:sz w:val="20"/>
@@ -22657,7 +21322,6 @@
               </w:rPr>
               <w:t>tenth_percentage</w:t>
             </w:r>
-            <w:proofErr w:type="spellEnd"/>
           </w:p>
         </w:tc>
         <w:tc>
@@ -22719,7 +21383,6 @@
                 <w:szCs w:val="20"/>
               </w:rPr>
             </w:pPr>
-            <w:proofErr w:type="spellStart"/>
             <w:r>
               <w:rPr>
                 <w:sz w:val="20"/>
@@ -22727,7 +21390,6 @@
               </w:rPr>
               <w:t>community_service</w:t>
             </w:r>
-            <w:proofErr w:type="spellEnd"/>
           </w:p>
         </w:tc>
         <w:tc>
@@ -22787,50 +21449,13 @@
         <w:t>Key findings</w:t>
       </w:r>
       <w:r>
-        <w:t xml:space="preserve">: (1) The engineered </w:t>
-      </w:r>
-      <w:proofErr w:type="spellStart"/>
-      <w:r>
-        <w:t>academic_index</w:t>
-      </w:r>
-      <w:proofErr w:type="spellEnd"/>
-      <w:r>
-        <w:t xml:space="preserve"> is the strongest predictor for both CGPA category and at-risk identification (SHAP 0.110 and 0.126 respectively), substantially outperforming any individual raw feature. This validates domain-informed feature engineering. (2) For career readiness, the engineered </w:t>
-      </w:r>
-      <w:proofErr w:type="spellStart"/>
-      <w:r>
-        <w:t>engagement_score</w:t>
-      </w:r>
-      <w:proofErr w:type="spellEnd"/>
-      <w:r>
-        <w:t xml:space="preserve"> dominates (SHAP 0.161), confirming that holistic engagement in academic and professional activities is the primary driver of career preparedness. (3) Behavioral factors (stress frequency, workshop participation) emerge prominently for at-risk prediction, suggesting that intervention targeting these modifiable factors has the highest potential impact.</w:t>
+        <w:t>: (1) The engineered academic_index is the strongest predictor for both CGPA category and at-risk identification (SHAP 0.110 and 0.126 respectively), substantially outperforming any individual raw feature. This validates domain-informed feature engineering. (2) For career readiness, the engineered engagement_score dominates (SHAP 0.161), confirming that holistic engagement in academic and professional activities is the primary driver of career preparedness. (3) Behavioral factors (stress frequency, workshop participation) emerge prominently for at-risk prediction, suggesting that intervention targeting these modifiable factors has the highest potential impact.</w:t>
       </w:r>
       <w:r>
         <w:t xml:space="preserve"> </w:t>
       </w:r>
-      <w:proofErr w:type="spellStart"/>
-      <w:r>
-        <w:t>TabNet's</w:t>
-      </w:r>
-      <w:proofErr w:type="spellEnd"/>
-      <w:r>
-        <w:t xml:space="preserve"> native attention masks corroborate SHAP rankings: </w:t>
-      </w:r>
-      <w:proofErr w:type="spellStart"/>
-      <w:r>
-        <w:t>academic_index</w:t>
-      </w:r>
-      <w:proofErr w:type="spellEnd"/>
-      <w:r>
-        <w:t xml:space="preserve"> receives the highest attention (4.19) for CGPA and at-risk, while </w:t>
-      </w:r>
-      <w:proofErr w:type="spellStart"/>
-      <w:r>
-        <w:t>engagement_score</w:t>
-      </w:r>
-      <w:proofErr w:type="spellEnd"/>
-      <w:r>
-        <w:t xml:space="preserve"> dominates for career readiness (3.38), providing cross-validation of explainability findings through two independent methods.</w:t>
+      <w:r>
+        <w:t>TabNet's native attention masks corroborate SHAP rankings: academic_index receives the highest attention (4.19) for CGPA and at-risk, while engagement_score dominates for career readiness (3.38), providing cross-validation of explainability findings through two independent methods.</w:t>
       </w:r>
       <w:r>
         <w:rPr>
@@ -22851,15 +21476,7 @@
         <w:t>.</w:t>
       </w:r>
       <w:r>
-        <w:t xml:space="preserve"> </w:t>
-      </w:r>
-      <w:proofErr w:type="spellStart"/>
-      <w:r>
-        <w:t>TabNet's</w:t>
-      </w:r>
-      <w:proofErr w:type="spellEnd"/>
-      <w:r>
-        <w:t xml:space="preserve"> learned feature attention (Fig. 9) corroborates the SHAP rankings, providing an independent interpretability signal.</w:t>
+        <w:t xml:space="preserve"> TabNet's learned feature attention (Fig. 9) corroborates the SHAP rankings, providing an independent interpretability signal.</w:t>
       </w:r>
       <w:r>
         <w:rPr>
@@ -22940,21 +21557,7 @@
           <w:sz w:val="20"/>
         </w:rPr>
         <w:lastRenderedPageBreak/>
-        <w:t xml:space="preserve">Figure. 5 SHAP </w:t>
-      </w:r>
-      <w:proofErr w:type="spellStart"/>
-      <w:r>
-        <w:rPr>
-          <w:sz w:val="20"/>
-        </w:rPr>
-        <w:t>beeswarm</w:t>
-      </w:r>
-      <w:proofErr w:type="spellEnd"/>
-      <w:r>
-        <w:rPr>
-          <w:sz w:val="20"/>
-        </w:rPr>
-        <w:t xml:space="preserve"> plot for CGPA prediction. Red/blue indicates high/low feature values; positive SHAP pushes toward High CGPA.</w:t>
+        <w:t>Figure. 5 SHAP beeswarm plot for CGPA prediction. Red/blue indicates high/low feature values; positive SHAP pushes toward High CGPA.</w:t>
       </w:r>
     </w:p>
     <w:p>
@@ -23239,21 +21842,7 @@
         <w:rPr>
           <w:sz w:val="20"/>
         </w:rPr>
-        <w:t xml:space="preserve">Figure. 9 </w:t>
-      </w:r>
-      <w:proofErr w:type="spellStart"/>
-      <w:r>
-        <w:rPr>
-          <w:sz w:val="20"/>
-        </w:rPr>
-        <w:t>TabNet</w:t>
-      </w:r>
-      <w:proofErr w:type="spellEnd"/>
-      <w:r>
-        <w:rPr>
-          <w:sz w:val="20"/>
-        </w:rPr>
-        <w:t xml:space="preserve"> attention heatmap corroborating SHAP findings.</w:t>
+        <w:t>Figure. 9 TabNet attention heatmap corroborating SHAP findings.</w:t>
       </w:r>
     </w:p>
     <w:p>
@@ -23404,44 +21993,43 @@
           <w:color w:val="C00000"/>
         </w:rPr>
       </w:pPr>
-      <w:proofErr w:type="spellStart"/>
       <w:r>
         <w:rPr>
           <w:bCs/>
           <w:color w:val="C00000"/>
         </w:rPr>
-        <w:t>Abukader</w:t>
-      </w:r>
-      <w:proofErr w:type="spellEnd"/>
+        <w:t>Abukader et al. 2025 [16]</w:t>
+      </w:r>
       <w:r>
         <w:rPr>
           <w:bCs/>
           <w:color w:val="C00000"/>
         </w:rPr>
-        <w:t xml:space="preserve"> et al. 2025 [16]</w:t>
-      </w:r>
-      <w:r>
+        <w:t xml:space="preserve"> — metaheuristic-tuned LightGBM with class-balanced loss and SHAP explanation.</w:t>
+      </w:r>
+    </w:p>
+    <w:p>
+      <w:pPr>
+        <w:pStyle w:val="ListBullet"/>
+        <w:jc w:val="both"/>
         <w:rPr>
           <w:bCs/>
           <w:color w:val="C00000"/>
         </w:rPr>
-        <w:t xml:space="preserve"> — metaheuristic-tuned </w:t>
-      </w:r>
-      <w:proofErr w:type="spellStart"/>
+      </w:pPr>
       <w:r>
         <w:rPr>
           <w:bCs/>
           <w:color w:val="C00000"/>
         </w:rPr>
-        <w:t>LightGBM</w:t>
-      </w:r>
-      <w:proofErr w:type="spellEnd"/>
+        <w:t>Liu et al. 2025 [15]</w:t>
+      </w:r>
       <w:r>
         <w:rPr>
           <w:bCs/>
           <w:color w:val="C00000"/>
         </w:rPr>
-        <w:t xml:space="preserve"> with class-balanced loss and SHAP explanation.</w:t>
+        <w:t xml:space="preserve"> — stacking ensemble (Random Forest + Gradient Boosting + XGBoost base learners; logistic-regression meta-learner) with SHAP.</w:t>
       </w:r>
     </w:p>
     <w:p>
@@ -23458,70 +22046,14 @@
           <w:bCs/>
           <w:color w:val="C00000"/>
         </w:rPr>
-        <w:t>Liu et al. 2025 [15]</w:t>
+        <w:t>Kalita et al. 2025 [13]</w:t>
       </w:r>
       <w:r>
         <w:rPr>
           <w:bCs/>
           <w:color w:val="C00000"/>
         </w:rPr>
-        <w:t xml:space="preserve"> — stacking ensemble (Random Forest + Gradient Boosting + </w:t>
-      </w:r>
-      <w:proofErr w:type="spellStart"/>
-      <w:r>
-        <w:rPr>
-          <w:bCs/>
-          <w:color w:val="C00000"/>
-        </w:rPr>
-        <w:t>XGBoost</w:t>
-      </w:r>
-      <w:proofErr w:type="spellEnd"/>
-      <w:r>
-        <w:rPr>
-          <w:bCs/>
-          <w:color w:val="C00000"/>
-        </w:rPr>
-        <w:t xml:space="preserve"> base learners; logistic-regression meta-learner) with SHAP.</w:t>
-      </w:r>
-    </w:p>
-    <w:p>
-      <w:pPr>
-        <w:pStyle w:val="ListBullet"/>
-        <w:jc w:val="both"/>
-        <w:rPr>
-          <w:bCs/>
-          <w:color w:val="C00000"/>
-        </w:rPr>
-      </w:pPr>
-      <w:r>
-        <w:rPr>
-          <w:bCs/>
-          <w:color w:val="C00000"/>
-        </w:rPr>
-        <w:t>Kalita et al. 2025 [13]</w:t>
-      </w:r>
-      <w:r>
-        <w:rPr>
-          <w:bCs/>
-          <w:color w:val="C00000"/>
-        </w:rPr>
-        <w:t xml:space="preserve"> — bidirectional LSTM treating the feature vector as a length-d sequence (the adaptation Kalita et al. apply to cross-sectional inputs), with SHAP via </w:t>
-      </w:r>
-      <w:proofErr w:type="spellStart"/>
-      <w:r>
-        <w:rPr>
-          <w:bCs/>
-          <w:color w:val="C00000"/>
-        </w:rPr>
-        <w:t>KernelExplainer</w:t>
-      </w:r>
-      <w:proofErr w:type="spellEnd"/>
-      <w:r>
-        <w:rPr>
-          <w:bCs/>
-          <w:color w:val="C00000"/>
-        </w:rPr>
-        <w:t>.</w:t>
+        <w:t xml:space="preserve"> — bidirectional LSTM treating the feature vector as a length-d sequence (the adaptation Kalita et al. apply to cross-sectional inputs), with SHAP via KernelExplainer.</w:t>
       </w:r>
     </w:p>
     <w:p/>
@@ -23719,7 +22251,6 @@
                 <w:szCs w:val="20"/>
               </w:rPr>
             </w:pPr>
-            <w:proofErr w:type="spellStart"/>
             <w:r>
               <w:rPr>
                 <w:b w:val="0"/>
@@ -23728,40 +22259,7 @@
                 <w:sz w:val="20"/>
                 <w:szCs w:val="20"/>
               </w:rPr>
-              <w:t>Abukader</w:t>
-            </w:r>
-            <w:proofErr w:type="spellEnd"/>
-            <w:r>
-              <w:rPr>
-                <w:b w:val="0"/>
-                <w:bCs w:val="0"/>
-                <w:color w:val="C00000"/>
-                <w:sz w:val="20"/>
-                <w:szCs w:val="20"/>
-              </w:rPr>
-              <w:t xml:space="preserve"> 2025 [16] — </w:t>
-            </w:r>
-            <w:proofErr w:type="spellStart"/>
-            <w:r>
-              <w:rPr>
-                <w:b w:val="0"/>
-                <w:bCs w:val="0"/>
-                <w:color w:val="C00000"/>
-                <w:sz w:val="20"/>
-                <w:szCs w:val="20"/>
-              </w:rPr>
-              <w:t>LightGBM</w:t>
-            </w:r>
-            <w:proofErr w:type="spellEnd"/>
-            <w:r>
-              <w:rPr>
-                <w:b w:val="0"/>
-                <w:bCs w:val="0"/>
-                <w:color w:val="C00000"/>
-                <w:sz w:val="20"/>
-                <w:szCs w:val="20"/>
-              </w:rPr>
-              <w:t xml:space="preserve"> + SHAP</w:t>
+              <w:t>Abukader 2025 [16] — LightGBM + SHAP</w:t>
             </w:r>
           </w:p>
         </w:tc>
@@ -24050,29 +22548,7 @@
                 <w:sz w:val="20"/>
                 <w:szCs w:val="20"/>
               </w:rPr>
-              <w:t xml:space="preserve">This work — </w:t>
-            </w:r>
-            <w:proofErr w:type="spellStart"/>
-            <w:r>
-              <w:rPr>
-                <w:b w:val="0"/>
-                <w:bCs w:val="0"/>
-                <w:color w:val="C00000"/>
-                <w:sz w:val="20"/>
-                <w:szCs w:val="20"/>
-              </w:rPr>
-              <w:t>XGBoost</w:t>
-            </w:r>
-            <w:proofErr w:type="spellEnd"/>
-            <w:r>
-              <w:rPr>
-                <w:b w:val="0"/>
-                <w:bCs w:val="0"/>
-                <w:color w:val="C00000"/>
-                <w:sz w:val="20"/>
-                <w:szCs w:val="20"/>
-              </w:rPr>
-              <w:t xml:space="preserve"> + engineered features +</w:t>
+              <w:t>This work — XGBoost + engineered features +</w:t>
             </w:r>
             <w:r>
               <w:rPr>
@@ -24192,21 +22668,7 @@
         <w:rPr>
           <w:color w:val="C00000"/>
         </w:rPr>
-        <w:t>, not with the choice of classifier (</w:t>
-      </w:r>
-      <w:proofErr w:type="spellStart"/>
-      <w:r>
-        <w:rPr>
-          <w:color w:val="C00000"/>
-        </w:rPr>
-        <w:t>XGBoost</w:t>
-      </w:r>
-      <w:proofErr w:type="spellEnd"/>
-      <w:r>
-        <w:rPr>
-          <w:color w:val="C00000"/>
-        </w:rPr>
-        <w:t xml:space="preserve"> on raw features alone falls inside the SOTA band — see Table </w:t>
+        <w:t xml:space="preserve">, not with the choice of classifier (XGBoost on raw features alone falls inside the SOTA band — see Table </w:t>
       </w:r>
       <w:r>
         <w:rPr>
@@ -24305,14 +22767,12 @@
         </w:rPr>
         <w:t xml:space="preserve"> with directional causal effects on </w:t>
       </w:r>
-      <w:proofErr w:type="spellStart"/>
       <w:r>
         <w:rPr>
           <w:color w:val="C00000"/>
         </w:rPr>
         <w:t>current_cgpa</w:t>
       </w:r>
-      <w:proofErr w:type="spellEnd"/>
       <w:r>
         <w:rPr>
           <w:color w:val="C00000"/>
@@ -24370,36 +22830,20 @@
         <w:rPr>
           <w:color w:val="C00000"/>
         </w:rPr>
-        <w:t>3.10). 1:1 nearest-</w:t>
-      </w:r>
-      <w:proofErr w:type="spellStart"/>
+        <w:t xml:space="preserve">3.10). 1:1 nearest-neighbour </w:t>
+      </w:r>
       <w:r>
         <w:rPr>
           <w:color w:val="C00000"/>
         </w:rPr>
-        <w:t>neighbour</w:t>
-      </w:r>
-      <w:proofErr w:type="spellEnd"/>
+        <w:t xml:space="preserve">matching is performed on the logit of the propensity using a caliper of 0.2 SD. The Average Treatment Effect on the Treated (ATT) is the mean within-pair difference in </w:t>
+      </w:r>
       <w:r>
         <w:rPr>
           <w:color w:val="C00000"/>
         </w:rPr>
-        <w:t xml:space="preserve"> </w:t>
-      </w:r>
-      <w:r>
-        <w:rPr>
-          <w:color w:val="C00000"/>
-        </w:rPr>
-        <w:t xml:space="preserve">matching is performed on the logit of the propensity using a caliper of 0.2 SD. The Average Treatment Effect on the Treated (ATT) is the mean within-pair difference in </w:t>
-      </w:r>
-      <w:proofErr w:type="spellStart"/>
-      <w:r>
-        <w:rPr>
-          <w:color w:val="C00000"/>
-        </w:rPr>
         <w:t>current_cgpa</w:t>
       </w:r>
-      <w:proofErr w:type="spellEnd"/>
       <w:r>
         <w:rPr>
           <w:color w:val="C00000"/>
@@ -24443,27 +22887,7 @@
           <w:sz w:val="20"/>
           <w:szCs w:val="20"/>
         </w:rPr>
-        <w:t xml:space="preserve">. Propensity-Score-Matched ATT on </w:t>
-      </w:r>
-      <w:proofErr w:type="spellStart"/>
-      <w:r>
-        <w:rPr>
-          <w:bCs/>
-          <w:color w:val="C00000"/>
-          <w:sz w:val="20"/>
-          <w:szCs w:val="20"/>
-        </w:rPr>
-        <w:t>current_cgpa</w:t>
-      </w:r>
-      <w:proofErr w:type="spellEnd"/>
-      <w:r>
-        <w:rPr>
-          <w:bCs/>
-          <w:color w:val="C00000"/>
-          <w:sz w:val="20"/>
-          <w:szCs w:val="20"/>
-        </w:rPr>
-        <w:t xml:space="preserve"> for top-3 modifiable features.</w:t>
+        <w:t>. Propensity-Score-Matched ATT on current_cgpa for top-3 modifiable features.</w:t>
       </w:r>
     </w:p>
     <w:tbl>
@@ -24856,6 +23280,30 @@
               </w:rPr>
               <w:t>Stress coping</w:t>
             </w:r>
+            <w:r>
+              <w:rPr>
+                <w:b w:val="0"/>
+                <w:bCs w:val="0"/>
+                <w:color w:val="C00000"/>
+              </w:rPr>
+              <w:t xml:space="preserve"> (</w:t>
+            </w:r>
+            <w:r>
+              <w:rPr>
+                <w:b w:val="0"/>
+                <w:bCs w:val="0"/>
+                <w:color w:val="C00000"/>
+              </w:rPr>
+              <w:t>Yes vs No</w:t>
+            </w:r>
+            <w:r>
+              <w:rPr>
+                <w:b w:val="0"/>
+                <w:bCs w:val="0"/>
+                <w:color w:val="C00000"/>
+              </w:rPr>
+              <w:t>)</w:t>
+            </w:r>
           </w:p>
         </w:tc>
         <w:tc>
@@ -24983,246 +23431,23 @@
           <w:bCs/>
           <w:color w:val="C00000"/>
         </w:rPr>
-        <w:t xml:space="preserve"> The PSM analysis </w:t>
+        <w:t xml:space="preserve"> </w:t>
       </w:r>
       <w:r>
         <w:rPr>
           <w:bCs/>
           <w:color w:val="C00000"/>
         </w:rPr>
-        <w:t xml:space="preserve">as per Table 10, </w:t>
-      </w:r>
-      <w:r>
-        <w:rPr>
-          <w:bCs/>
-          <w:color w:val="C00000"/>
-        </w:rPr>
-        <w:t>does not rescue a causal interpretation of the SHAP-derived recommendations, and we report it as such. (</w:t>
-      </w:r>
-      <w:proofErr w:type="spellStart"/>
-      <w:r>
-        <w:rPr>
-          <w:bCs/>
-          <w:color w:val="C00000"/>
-        </w:rPr>
-        <w:t>i</w:t>
-      </w:r>
-      <w:proofErr w:type="spellEnd"/>
-      <w:r>
-        <w:rPr>
-          <w:bCs/>
-          <w:color w:val="C00000"/>
-        </w:rPr>
-        <w:t>) Workshop / seminar participation admits</w:t>
-      </w:r>
-      <w:r>
-        <w:rPr>
-          <w:bCs/>
-          <w:color w:val="C00000"/>
-        </w:rPr>
-        <w:t xml:space="preserve"> </w:t>
-      </w:r>
-      <w:r>
-        <w:rPr>
-          <w:bCs/>
-          <w:color w:val="C00000"/>
-        </w:rPr>
-        <w:t>no acceptable matched comparison set: of 1,378 students, 1,057 (≈ 77 %) participate,</w:t>
-      </w:r>
-      <w:r>
-        <w:rPr>
-          <w:bCs/>
-          <w:color w:val="C00000"/>
-        </w:rPr>
-        <w:t xml:space="preserve"> </w:t>
-      </w:r>
-      <w:r>
-        <w:rPr>
-          <w:bCs/>
-          <w:color w:val="C00000"/>
-        </w:rPr>
-        <w:t>and the propensity model finds zero matches within the caliper, indicating a positivity</w:t>
-      </w:r>
-      <w:r>
-        <w:rPr>
-          <w:bCs/>
-          <w:color w:val="C00000"/>
-        </w:rPr>
-        <w:t xml:space="preserve"> </w:t>
-      </w:r>
-      <w:r>
-        <w:rPr>
-          <w:bCs/>
-          <w:color w:val="C00000"/>
-        </w:rPr>
-        <w:t>violation. (ii) High peer-group quality matches only 10 pairs, yielding an uninformative</w:t>
-      </w:r>
-      <w:r>
-        <w:rPr>
-          <w:bCs/>
-          <w:color w:val="C00000"/>
-        </w:rPr>
-        <w:t xml:space="preserve"> </w:t>
-      </w:r>
-      <w:r>
-        <w:rPr>
-          <w:bCs/>
-          <w:color w:val="C00000"/>
-        </w:rPr>
-        <w:t>95 % CI. (iii) Stress-coping is the only treatment with adequate overlap (414 matched</w:t>
-      </w:r>
-      <w:r>
-        <w:rPr>
-          <w:bCs/>
-          <w:color w:val="C00000"/>
-        </w:rPr>
-        <w:t xml:space="preserve"> </w:t>
-      </w:r>
-      <w:r>
-        <w:rPr>
-          <w:bCs/>
-          <w:color w:val="C00000"/>
-        </w:rPr>
-        <w:t>pairs); its directional ATT is consistent with the SHAP sign but the 95 % CI includes</w:t>
-      </w:r>
-      <w:r>
-        <w:rPr>
-          <w:bCs/>
-          <w:color w:val="C00000"/>
-        </w:rPr>
-        <w:t xml:space="preserve"> </w:t>
-      </w:r>
-      <w:r>
-        <w:rPr>
-          <w:bCs/>
-          <w:color w:val="C00000"/>
-        </w:rPr>
-        <w:t>zero. We therefore agree with Reviewer 2’s substantive concern: the recommendation</w:t>
-      </w:r>
-      <w:r>
-        <w:rPr>
-          <w:bCs/>
-          <w:color w:val="C00000"/>
-        </w:rPr>
-        <w:t xml:space="preserve"> </w:t>
-      </w:r>
-      <w:r>
-        <w:rPr>
-          <w:bCs/>
-          <w:color w:val="C00000"/>
-        </w:rPr>
-        <w:t>engine cannot, on the basis of either SHAP or this observational PSM analysis, be</w:t>
+        <w:t>The PSM analysis as per Table 10, does not rescue a causal interpretation of the SHAP-derived recommendations, and we report it as such. (i) Workshop / seminar participation admits no acceptable matched comparison set of 1,378 students, 1,057 (≈ 77 %) participate, and the propensity model finds zero matches within the caliper, indicating a positivity violation. Therefore, the SHAP-based recommendation for workshop participation is predictive-only and is not supported by matched causal evidence. (ii) High peer-group quality matches only 10 pairs, yielding an uninformative 95 % CI. (iii) Stress-coping is the only treatment with adequate overlap (414 matched pairs); its directional ATT is consistent with the SHAP sign, but the 95 % CI includes zero. We therefore agree with Reviewer 2's substantive concern: the recommendation engine cannot, based on either SHAP or this observational PSM analysis, be claimed to identify causally effective interventions. The recommendation outputs are reframed as advisor-facing decision support, and Section 5.7 and Section 6 commit to cluster-randomized intervention trials and longitudinal panel data with formal causal-effect estimators as the principal items required to upgrade these hypotheses to causal evidence.</w:t>
       </w:r>
     </w:p>
     <w:p>
       <w:pPr>
         <w:jc w:val="both"/>
         <w:rPr>
-          <w:bCs/>
-          <w:color w:val="C00000"/>
-        </w:rPr>
-      </w:pPr>
-      <w:r>
-        <w:rPr>
-          <w:bCs/>
-          <w:color w:val="C00000"/>
-        </w:rPr>
-        <w:t>claimed to identify causally effective interventions. The recommendation outputs are</w:t>
-      </w:r>
-      <w:r>
-        <w:rPr>
-          <w:bCs/>
-          <w:color w:val="C00000"/>
-        </w:rPr>
-        <w:t xml:space="preserve"> </w:t>
-      </w:r>
-      <w:r>
-        <w:rPr>
-          <w:bCs/>
-          <w:color w:val="C00000"/>
-        </w:rPr>
-        <w:t>reframed as advisor-facing decision support, and Section 5.7 and Section 6 commit to</w:t>
-      </w:r>
-      <w:r>
-        <w:rPr>
-          <w:bCs/>
-          <w:color w:val="C00000"/>
-        </w:rPr>
-        <w:t xml:space="preserve"> </w:t>
-      </w:r>
-      <w:r>
-        <w:rPr>
-          <w:bCs/>
-          <w:color w:val="C00000"/>
-        </w:rPr>
-        <w:t>cluster-</w:t>
-      </w:r>
-      <w:r>
-        <w:rPr>
-          <w:bCs/>
-          <w:color w:val="C00000"/>
-        </w:rPr>
-        <w:t>randomized</w:t>
-      </w:r>
-      <w:r>
-        <w:rPr>
-          <w:bCs/>
-          <w:color w:val="C00000"/>
-        </w:rPr>
-        <w:t xml:space="preserve"> intervention trials and longitudinal panel data with formal causal-</w:t>
-      </w:r>
-    </w:p>
-    <w:p>
-      <w:pPr>
-        <w:jc w:val="both"/>
-      </w:pPr>
-      <w:r>
-        <w:rPr>
-          <w:bCs/>
-          <w:color w:val="C00000"/>
-        </w:rPr>
-        <w:t>effect estimators as the principal items required to upgrade these hypotheses to causal</w:t>
-      </w:r>
-      <w:r>
-        <w:rPr>
-          <w:bCs/>
-          <w:color w:val="C00000"/>
-        </w:rPr>
-        <w:t xml:space="preserve"> </w:t>
-      </w:r>
-      <w:r>
-        <w:rPr>
-          <w:bCs/>
-          <w:color w:val="C00000"/>
-        </w:rPr>
-        <w:t>evidence</w:t>
-      </w:r>
-      <w:r>
-        <w:rPr>
-          <w:color w:val="C00000"/>
-        </w:rPr>
-        <w:t>.</w:t>
-      </w:r>
-    </w:p>
-    <w:p>
-      <w:pPr>
-        <w:pStyle w:val="ListParagraph"/>
-        <w:numPr>
-          <w:ilvl w:val="1"/>
-          <w:numId w:val="12"/>
-        </w:numPr>
-        <w:spacing w:before="160" w:after="60"/>
-        <w:jc w:val="both"/>
-        <w:rPr>
           <w:b/>
         </w:rPr>
       </w:pPr>
-      <w:r>
-        <w:rPr>
-          <w:b/>
-        </w:rPr>
-        <w:t xml:space="preserve"> </w:t>
-      </w:r>
       <w:r>
         <w:rPr>
           <w:b/>
@@ -26094,15 +24319,7 @@
         <w:jc w:val="both"/>
       </w:pPr>
       <w:r>
-        <w:t xml:space="preserve">Fig. 11 shows the confusion matrices for CGPA prediction; </w:t>
-      </w:r>
-      <w:proofErr w:type="spellStart"/>
-      <w:r>
-        <w:t>XGBoost</w:t>
-      </w:r>
-      <w:proofErr w:type="spellEnd"/>
-      <w:r>
-        <w:t xml:space="preserve"> has the strongest diagonal concentration.</w:t>
+        <w:t>Fig. 11 shows the confusion matrices for CGPA prediction; XGBoost has the strongest diagonal concentration.</w:t>
       </w:r>
       <w:r>
         <w:t xml:space="preserve"> </w:t>
@@ -26182,21 +24399,7 @@
         <w:rPr>
           <w:sz w:val="20"/>
         </w:rPr>
-        <w:t xml:space="preserve">Figure. 11 Confusion matrices for CGPA prediction. </w:t>
-      </w:r>
-      <w:proofErr w:type="spellStart"/>
-      <w:r>
-        <w:rPr>
-          <w:sz w:val="20"/>
-        </w:rPr>
-        <w:t>XGBoost</w:t>
-      </w:r>
-      <w:proofErr w:type="spellEnd"/>
-      <w:r>
-        <w:rPr>
-          <w:sz w:val="20"/>
-        </w:rPr>
-        <w:t xml:space="preserve"> shows strongest diagonal concentration.</w:t>
+        <w:t>Figure. 11 Confusion matrices for CGPA prediction. XGBoost shows strongest diagonal concentration.</w:t>
       </w:r>
     </w:p>
     <w:p>
@@ -26324,28 +24527,24 @@
         </w:rPr>
         <w:t xml:space="preserve">, </w:t>
       </w:r>
-      <w:proofErr w:type="spellStart"/>
       <w:r>
         <w:rPr>
           <w:color w:val="C00000"/>
         </w:rPr>
         <w:t>residence_type</w:t>
       </w:r>
-      <w:proofErr w:type="spellEnd"/>
       <w:r>
         <w:rPr>
           <w:color w:val="C00000"/>
         </w:rPr>
         <w:t xml:space="preserve">, and </w:t>
       </w:r>
-      <w:proofErr w:type="spellStart"/>
       <w:r>
         <w:rPr>
           <w:color w:val="C00000"/>
         </w:rPr>
         <w:t>family_income_bracket</w:t>
       </w:r>
-      <w:proofErr w:type="spellEnd"/>
       <w:r>
         <w:rPr>
           <w:color w:val="C00000"/>
@@ -27310,7 +25509,6 @@
                 <w:szCs w:val="20"/>
               </w:rPr>
             </w:pPr>
-            <w:proofErr w:type="spellStart"/>
             <w:r>
               <w:rPr>
                 <w:rFonts w:cs="Times New Roman"/>
@@ -27320,7 +25518,6 @@
               </w:rPr>
               <w:t>residence_type</w:t>
             </w:r>
-            <w:proofErr w:type="spellEnd"/>
           </w:p>
         </w:tc>
         <w:tc>
@@ -27513,7 +25710,6 @@
                 <w:szCs w:val="20"/>
               </w:rPr>
             </w:pPr>
-            <w:proofErr w:type="spellStart"/>
             <w:r>
               <w:rPr>
                 <w:rFonts w:cs="Times New Roman"/>
@@ -27523,7 +25719,6 @@
               </w:rPr>
               <w:t>residence_type</w:t>
             </w:r>
-            <w:proofErr w:type="spellEnd"/>
           </w:p>
         </w:tc>
         <w:tc>
@@ -27716,7 +25911,6 @@
                 <w:szCs w:val="20"/>
               </w:rPr>
             </w:pPr>
-            <w:proofErr w:type="spellStart"/>
             <w:r>
               <w:rPr>
                 <w:rFonts w:cs="Times New Roman"/>
@@ -27726,7 +25920,6 @@
               </w:rPr>
               <w:t>family_income_bracket</w:t>
             </w:r>
-            <w:proofErr w:type="spellEnd"/>
           </w:p>
         </w:tc>
         <w:tc>
@@ -27919,7 +26112,6 @@
                 <w:szCs w:val="20"/>
               </w:rPr>
             </w:pPr>
-            <w:proofErr w:type="spellStart"/>
             <w:r>
               <w:rPr>
                 <w:rFonts w:cs="Times New Roman"/>
@@ -27929,7 +26121,6 @@
               </w:rPr>
               <w:t>family_income_bracket</w:t>
             </w:r>
-            <w:proofErr w:type="spellEnd"/>
           </w:p>
         </w:tc>
         <w:tc>
@@ -28122,7 +26313,6 @@
                 <w:szCs w:val="20"/>
               </w:rPr>
             </w:pPr>
-            <w:proofErr w:type="spellStart"/>
             <w:r>
               <w:rPr>
                 <w:rFonts w:cs="Times New Roman"/>
@@ -28132,7 +26322,6 @@
               </w:rPr>
               <w:t>family_income_bracket</w:t>
             </w:r>
-            <w:proofErr w:type="spellEnd"/>
           </w:p>
         </w:tc>
         <w:tc>
@@ -28325,7 +26514,6 @@
                 <w:szCs w:val="20"/>
               </w:rPr>
             </w:pPr>
-            <w:proofErr w:type="spellStart"/>
             <w:r>
               <w:rPr>
                 <w:rFonts w:cs="Times New Roman"/>
@@ -28335,7 +26523,6 @@
               </w:rPr>
               <w:t>family_income_bracket</w:t>
             </w:r>
-            <w:proofErr w:type="spellEnd"/>
           </w:p>
         </w:tc>
         <w:tc>
@@ -28553,21 +26740,7 @@
         <w:rPr>
           <w:color w:val="C00000"/>
         </w:rPr>
-        <w:t xml:space="preserve"> imply that the framework treats gender as a causal driver of academic outcome; it reflects correlations in the regional dataset between gender and study-context variables. We therefore advise that any institutional deployment (</w:t>
-      </w:r>
-      <w:proofErr w:type="spellStart"/>
-      <w:r>
-        <w:rPr>
-          <w:color w:val="C00000"/>
-        </w:rPr>
-        <w:t>i</w:t>
-      </w:r>
-      <w:proofErr w:type="spellEnd"/>
-      <w:r>
-        <w:rPr>
-          <w:color w:val="C00000"/>
-        </w:rPr>
-        <w:t xml:space="preserve">) monitor disparate impact via the </w:t>
+        <w:t xml:space="preserve"> imply that the framework treats gender as a causal driver of academic outcome; it reflects correlations in the regional dataset between gender and study-context variables. We therefore advise that any institutional deployment (i) monitor disparate impact via the </w:t>
       </w:r>
       <w:r>
         <w:rPr>
@@ -28647,34 +26820,10 @@
         <w:t>Feature engineering is more impactful than model complexity</w:t>
       </w:r>
       <w:r>
-        <w:t xml:space="preserve">. The engineered </w:t>
-      </w:r>
-      <w:proofErr w:type="spellStart"/>
-      <w:r>
-        <w:t>academic_index</w:t>
-      </w:r>
-      <w:proofErr w:type="spellEnd"/>
-      <w:r>
-        <w:t xml:space="preserve"> and </w:t>
-      </w:r>
-      <w:proofErr w:type="spellStart"/>
-      <w:r>
-        <w:t>engagement_score</w:t>
-      </w:r>
-      <w:proofErr w:type="spellEnd"/>
-      <w:r>
-        <w:t xml:space="preserve"> consistently rank as top predictors </w:t>
-      </w:r>
-      <w:r>
-        <w:t xml:space="preserve">across all objectives, outperforming any individual raw feature. This suggests that domain-informed composite indicators capture student characteristics more effectively than individual survey responses. For instance, </w:t>
-      </w:r>
-      <w:proofErr w:type="spellStart"/>
-      <w:r>
-        <w:t>academic_index</w:t>
-      </w:r>
-      <w:proofErr w:type="spellEnd"/>
-      <w:r>
-        <w:t xml:space="preserve"> (SHAP=0.126 for at-risk) is </w:t>
+        <w:t xml:space="preserve">. The engineered academic_index and engagement_score consistently rank as top predictors </w:t>
+      </w:r>
+      <w:r>
+        <w:t xml:space="preserve">across all objectives, outperforming any individual raw feature. This suggests that domain-informed composite indicators capture student characteristics more effectively than individual survey responses. For instance, academic_index (SHAP=0.126 for at-risk) is </w:t>
       </w:r>
       <w:r>
         <w:rPr>
@@ -28692,15 +26841,7 @@
         <w:t xml:space="preserve"> more</w:t>
       </w:r>
       <w:r>
-        <w:t xml:space="preserve"> influential than the next raw feature (</w:t>
-      </w:r>
-      <w:proofErr w:type="spellStart"/>
-      <w:r>
-        <w:t>tenth_percentage</w:t>
-      </w:r>
-      <w:proofErr w:type="spellEnd"/>
-      <w:r>
-        <w:t>, SHAP=0.033). This finding has practical implications: researchers should invest more effort in domain-driven feature engineering than in trying increasingly complex model architectures.</w:t>
+        <w:t xml:space="preserve"> influential than the next raw feature (tenth_percentage, SHAP=0.033). This finding has practical implications: researchers should invest more effort in domain-driven feature engineering than in trying increasingly complex model architectures.</w:t>
       </w:r>
     </w:p>
     <w:p>
@@ -28734,31 +26875,7 @@
         <w:t>Gradient boosting remains optimal for small educational tabular data</w:t>
       </w:r>
       <w:r>
-        <w:t xml:space="preserve">. Despite architectural innovations in </w:t>
-      </w:r>
-      <w:proofErr w:type="spellStart"/>
-      <w:r>
-        <w:t>TabNet</w:t>
-      </w:r>
-      <w:proofErr w:type="spellEnd"/>
-      <w:r>
-        <w:t xml:space="preserve">, FT-Transformer, and SAINT, none matches </w:t>
-      </w:r>
-      <w:proofErr w:type="spellStart"/>
-      <w:r>
-        <w:t>XGBoost's</w:t>
-      </w:r>
-      <w:proofErr w:type="spellEnd"/>
-      <w:r>
-        <w:t xml:space="preserve"> combination of high accuracy, low variance, and computational efficiency on this 1,378-record dataset. The performance gap is substantial (F1: 0.805 vs. 0.645 for the best DL model on CGPA). This aligns with recent tabular-data findings by Goldblum et al. [20], who analyzed when neural networks outperform boosted trees. Practitioners working with typical institutional survey datasets (&lt;5,000 records) should prioritize </w:t>
-      </w:r>
-      <w:proofErr w:type="spellStart"/>
-      <w:r>
-        <w:t>XGBoost</w:t>
-      </w:r>
-      <w:proofErr w:type="spellEnd"/>
-      <w:r>
-        <w:t xml:space="preserve"> with SHAP over DL architectures.</w:t>
+        <w:t>. Despite architectural innovations in TabNet, FT-Transformer, and SAINT, none matches XGBoost's combination of high accuracy, low variance, and computational efficiency on this 1,378-record dataset. The performance gap is substantial (F1: 0.805 vs. 0.645 for the best DL model on CGPA). This aligns with recent tabular-data findings by Goldblum et al. [20], who analyzed when neural networks outperform boosted trees. Practitioners working with typical institutional survey datasets (&lt;5,000 records) should prioritize XGBoost with SHAP over DL architectures.</w:t>
       </w:r>
     </w:p>
     <w:p>
@@ -28773,15 +26890,7 @@
         <w:t>Behavioral factors are key intervention targets for at-risk students</w:t>
       </w:r>
       <w:r>
-        <w:t xml:space="preserve">. While academic history (captured by </w:t>
-      </w:r>
-      <w:proofErr w:type="spellStart"/>
-      <w:r>
-        <w:t>academic_index</w:t>
-      </w:r>
-      <w:proofErr w:type="spellEnd"/>
-      <w:r>
-        <w:t xml:space="preserve">) is the strongest predictor, behavioral factors that students can change—workshop participation (SHAP +0.331), socializing patterns, stress coping—rank among the top modifiable features. This validates the recommendation engine's approach of targeting modifiable factors: the highest-impact intervention (workshop participation) has a SHAP impact </w:t>
+        <w:t xml:space="preserve">. While academic history (captured by academic_index) is the strongest predictor, behavioral factors that students can change—workshop participation (SHAP +0.331), socializing patterns, stress coping—rank among the top modifiable features. This validates the recommendation engine's approach of targeting modifiable factors: the highest-impact intervention (workshop participation) has a SHAP impact </w:t>
       </w:r>
       <w:r>
         <w:rPr>
@@ -28805,15 +26914,7 @@
         <w:t>Career readiness prediction confirms engagement as the primary driver</w:t>
       </w:r>
       <w:r>
-        <w:t xml:space="preserve">. The F1 of 0.699 for career readiness, driven primarily by </w:t>
-      </w:r>
-      <w:proofErr w:type="spellStart"/>
-      <w:r>
-        <w:t>engagement_score</w:t>
-      </w:r>
-      <w:proofErr w:type="spellEnd"/>
-      <w:r>
-        <w:t>, suggests that career outcomes for engineering students are strongly determined by active participation in professional development activities. This finding supports institutional policies that mandate internship completion and project-based learning as degree requirements.</w:t>
+        <w:t>. The F1 of 0.699 for career readiness, driven primarily by engagement_score, suggests that career outcomes for engineering students are strongly determined by active participation in professional development activities. This finding supports institutional policies that mandate internship completion and project-based learning as degree requirements.</w:t>
       </w:r>
     </w:p>
     <w:p>
@@ -28982,15 +27083,7 @@
         <w:jc w:val="both"/>
       </w:pPr>
       <w:r>
-        <w:t>This study presents an Explainable AI framework for multi-objective student performance prediction addressing three critical educational needs: academic performance assessment (</w:t>
-      </w:r>
-      <w:proofErr w:type="spellStart"/>
-      <w:r>
-        <w:t>XGBoost</w:t>
-      </w:r>
-      <w:proofErr w:type="spellEnd"/>
-      <w:r>
-        <w:t xml:space="preserve"> F1=0.805), at-risk student identification (F1=0.767), and career readiness evaluation (F1=0.699).</w:t>
+        <w:t>This study presents an Explainable AI framework for multi-objective student performance prediction addressing three critical educational needs: academic performance assessment (XGBoost F1=0.805), at-risk student identification (F1=0.767), and career readiness evaluation (F1=0.699).</w:t>
       </w:r>
     </w:p>
     <w:p>
@@ -28999,43 +27092,11 @@
         <w:jc w:val="both"/>
       </w:pPr>
       <w:r>
-        <w:t>The principal findings are: (1) domain-informed feature engineering produces composite indicators (</w:t>
-      </w:r>
-      <w:proofErr w:type="spellStart"/>
-      <w:r>
-        <w:t>academic_index</w:t>
-      </w:r>
-      <w:proofErr w:type="spellEnd"/>
-      <w:r>
-        <w:t xml:space="preserve">, </w:t>
-      </w:r>
-      <w:proofErr w:type="spellStart"/>
-      <w:r>
-        <w:t>engagement_score</w:t>
-      </w:r>
-      <w:proofErr w:type="spellEnd"/>
-      <w:r>
-        <w:t xml:space="preserve">) that outperform all individual raw features as predictors across all three objectives; (2) </w:t>
-      </w:r>
-      <w:proofErr w:type="spellStart"/>
-      <w:r>
-        <w:t>XGBoost</w:t>
-      </w:r>
-      <w:proofErr w:type="spellEnd"/>
-      <w:r>
-        <w:t xml:space="preserve"> with SHAP provides the optimal combination of prediction accuracy and interpretability for small educational tabular datasets, outperforming three DL </w:t>
+        <w:t xml:space="preserve">The principal findings are: (1) domain-informed feature engineering produces composite indicators (academic_index, engagement_score) that outperform all individual raw features as predictors across all three objectives; (2) XGBoost with SHAP provides the optimal combination of prediction accuracy and interpretability for small educational tabular datasets, outperforming three DL </w:t>
       </w:r>
       <w:r>
         <w:lastRenderedPageBreak/>
-        <w:t>architectures (</w:t>
-      </w:r>
-      <w:proofErr w:type="spellStart"/>
-      <w:r>
-        <w:t>TabNet</w:t>
-      </w:r>
-      <w:proofErr w:type="spellEnd"/>
-      <w:r>
-        <w:t>, FT-Transformer, SAINT); (3) the SHAP-based recommendation engine successfully translates feature attributions into prioritized, personalized interventions targeting only modifiable student behaviors; and (4) behavioral factors, particularly workshop participation and peer engagement, emerge as the highest-leverage intervention targets for at-risk students.</w:t>
+        <w:t>architectures (TabNet, FT-Transformer, SAINT); (3) the SHAP-based recommendation engine successfully translates feature attributions into prioritized, personalized interventions targeting only modifiable student behaviors; and (4) behavioral factors, particularly workshop participation and peer engagement, emerge as the highest-leverage intervention targets for at-risk students.</w:t>
       </w:r>
     </w:p>
     <w:p>
@@ -29207,23 +27268,7 @@
         <w:jc w:val="both"/>
       </w:pPr>
       <w:r>
-        <w:t xml:space="preserve">Shikha </w:t>
-      </w:r>
-      <w:proofErr w:type="spellStart"/>
-      <w:r>
-        <w:t>Pachouly</w:t>
-      </w:r>
-      <w:proofErr w:type="spellEnd"/>
-      <w:r>
-        <w:t xml:space="preserve">: Conceptualization, Methodology, Software, Formal Analysis, Investigation, Data Curation, Writing – Original Draft, Visualization. D.S. </w:t>
-      </w:r>
-      <w:proofErr w:type="spellStart"/>
-      <w:r>
-        <w:t>Bormane</w:t>
-      </w:r>
-      <w:proofErr w:type="spellEnd"/>
-      <w:r>
-        <w:t>: Supervision, Validation, Writing – Review &amp; Editing.</w:t>
+        <w:t>Shikha Pachouly: Conceptualization, Methodology, Software, Formal Analysis, Investigation, Data Curation, Writing – Original Draft, Visualization. D.S. Bormane: Supervision, Validation, Writing – Review &amp; Editing.</w:t>
       </w:r>
     </w:p>
     <w:p>
@@ -29271,15 +27316,7 @@
         <w:t>[1]</w:t>
       </w:r>
       <w:r>
-        <w:t xml:space="preserve"> A. </w:t>
-      </w:r>
-      <w:proofErr w:type="spellStart"/>
-      <w:r>
-        <w:t>Almalawi</w:t>
-      </w:r>
-      <w:proofErr w:type="spellEnd"/>
-      <w:r>
-        <w:t>, B. Soh, A. Li, and H. Samra, “Predictive Models for Educational Purposes: A Systematic Review”, Big Data and Cognitive Computing, Vol. 8, No. 12, pp. 187, 2024. DOI: 10.3390/bdcc8120187.</w:t>
+        <w:t xml:space="preserve"> A. Almalawi, B. Soh, A. Li, and H. Samra, “Predictive Models for Educational Purposes: A Systematic Review”, Big Data and Cognitive Computing, Vol. 8, No. 12, pp. 187, 2024. DOI: 10.3390/bdcc8120187.</w:t>
       </w:r>
     </w:p>
     <w:p>
@@ -29298,15 +27335,7 @@
         <w:t>J.</w:t>
       </w:r>
       <w:r>
-        <w:t xml:space="preserve"> G. C. Kruger, A. d. S. Britto, and J. P. </w:t>
-      </w:r>
-      <w:proofErr w:type="spellStart"/>
-      <w:r>
-        <w:t>Barddal</w:t>
-      </w:r>
-      <w:proofErr w:type="spellEnd"/>
-      <w:r>
-        <w:t>, “An Explainable Machine Learning Approach for Student Dropout Prediction”, Expert Systems with Applications, Vol. 233, Art. no. 120933, 2023. DOI: 10.1016/j.eswa.2023.120933.</w:t>
+        <w:t xml:space="preserve"> G. C. Kruger, A. d. S. Britto, and J. P. Barddal, “An Explainable Machine Learning Approach for Student Dropout Prediction”, Expert Systems with Applications, Vol. 233, Art. no. 120933, 2023. DOI: 10.1016/j.eswa.2023.120933.</w:t>
       </w:r>
     </w:p>
     <w:p>
@@ -29345,31 +27374,10 @@
         <w:t xml:space="preserve">[5] </w:t>
       </w:r>
       <w:r>
-        <w:t xml:space="preserve">V. Kumari, A. F. </w:t>
-      </w:r>
-      <w:proofErr w:type="spellStart"/>
-      <w:r>
-        <w:t>Meghji</w:t>
-      </w:r>
-      <w:proofErr w:type="spellEnd"/>
-      <w:r>
-        <w:t xml:space="preserve">, R. Qadir, U. </w:t>
-      </w:r>
-      <w:proofErr w:type="spellStart"/>
-      <w:r>
-        <w:t>Gianchand</w:t>
-      </w:r>
-      <w:proofErr w:type="spellEnd"/>
-      <w:r>
-        <w:t>, and F. B. Shaikh, “Predicting Student Performance Using Educational Data Mining: A Review”, KIET Journal of Computing and Information Sciences, Vol. 7, No. 1, 2024. DOI: 10.51153/</w:t>
-      </w:r>
-      <w:proofErr w:type="spellStart"/>
-      <w:r>
-        <w:t>kjcis</w:t>
-      </w:r>
-      <w:proofErr w:type="spellEnd"/>
-      <w:r>
-        <w:t>. v</w:t>
+        <w:t>V. Kumari, A. F. Meghji, R. Qadir, U. Gianchand, and F. B. Shaikh, “Predicting Student Performance Using Educational Data Mining: A Review”, KIET Journal of Computing and Information Sciences, Vol. 7, No. 1, 2024. DOI: 10.51153/</w:t>
+      </w:r>
+      <w:r>
+        <w:t>kjcis. v</w:t>
       </w:r>
       <w:r>
         <w:t>7i1.212.</w:t>
@@ -29446,15 +27454,7 @@
         <w:t xml:space="preserve"> </w:t>
       </w:r>
       <w:r>
-        <w:t xml:space="preserve">[10] S. Sarker, M. K. Paul, S. T. H. </w:t>
-      </w:r>
-      <w:proofErr w:type="spellStart"/>
-      <w:r>
-        <w:t>Thasin</w:t>
-      </w:r>
-      <w:proofErr w:type="spellEnd"/>
-      <w:r>
-        <w:t xml:space="preserve">, and M. A. M. Hasan, “Analyzing Students' Academic Performance Using Educational Data Mining”, Computers and Education: Artificial </w:t>
+        <w:t xml:space="preserve">[10] S. Sarker, M. K. Paul, S. T. H. Thasin, and M. A. M. Hasan, “Analyzing Students' Academic Performance Using Educational Data Mining”, Computers and Education: Artificial </w:t>
       </w:r>
       <w:r>
         <w:lastRenderedPageBreak/>
@@ -29471,31 +27471,7 @@
         <w:t xml:space="preserve">[11] </w:t>
       </w:r>
       <w:r>
-        <w:t xml:space="preserve">A. </w:t>
-      </w:r>
-      <w:proofErr w:type="spellStart"/>
-      <w:r>
-        <w:t>Bettahi</w:t>
-      </w:r>
-      <w:proofErr w:type="spellEnd"/>
-      <w:r>
-        <w:t xml:space="preserve">, F. </w:t>
-      </w:r>
-      <w:proofErr w:type="spellStart"/>
-      <w:r>
-        <w:t>Belouadha</w:t>
-      </w:r>
-      <w:proofErr w:type="spellEnd"/>
-      <w:r>
-        <w:t xml:space="preserve">, and H. </w:t>
-      </w:r>
-      <w:proofErr w:type="spellStart"/>
-      <w:r>
-        <w:t>Harroud</w:t>
-      </w:r>
-      <w:proofErr w:type="spellEnd"/>
-      <w:r>
-        <w:t>, “A Modular and Explainable Machine Learning Pipeline for Student Dropout Prediction in Higher Education”, Algorithms, Vol. 18, No. 10, Art. no. 662, 2025. DOI: 10.3390/a18100662.</w:t>
+        <w:t>A. Bettahi, F. Belouadha, and H. Harroud, “A Modular and Explainable Machine Learning Pipeline for Student Dropout Prediction in Higher Education”, Algorithms, Vol. 18, No. 10, Art. no. 662, 2025. DOI: 10.3390/a18100662.</w:t>
       </w:r>
     </w:p>
     <w:p>
@@ -29521,31 +27497,7 @@
         <w:t xml:space="preserve">[13] </w:t>
       </w:r>
       <w:r>
-        <w:t xml:space="preserve">E. Kalita, A. M. </w:t>
-      </w:r>
-      <w:proofErr w:type="spellStart"/>
-      <w:r>
-        <w:t>Alfarwan</w:t>
-      </w:r>
-      <w:proofErr w:type="spellEnd"/>
-      <w:r>
-        <w:t xml:space="preserve">, H. El </w:t>
-      </w:r>
-      <w:proofErr w:type="spellStart"/>
-      <w:r>
-        <w:t>Aouifi</w:t>
-      </w:r>
-      <w:proofErr w:type="spellEnd"/>
-      <w:r>
-        <w:t xml:space="preserve">, A. Kukkar, S. Hussain, T. Ali, and S. </w:t>
-      </w:r>
-      <w:proofErr w:type="spellStart"/>
-      <w:r>
-        <w:t>Gaftandzhieva</w:t>
-      </w:r>
-      <w:proofErr w:type="spellEnd"/>
-      <w:r>
-        <w:t>, “Predicting Student Academic Performance Using Bi-LSTM: A Deep Learning Framework with SHAP-Based Interpretability and Statistical Validation”, Frontiers in Education, Vol. 10, Art. no. 1581247, 2025. DOI: 10.3389/feduc.2025.1581247.</w:t>
+        <w:t>E. Kalita, A. M. Alfarwan, H. El Aouifi, A. Kukkar, S. Hussain, T. Ali, and S. Gaftandzhieva, “Predicting Student Academic Performance Using Bi-LSTM: A Deep Learning Framework with SHAP-Based Interpretability and Statistical Validation”, Frontiers in Education, Vol. 10, Art. no. 1581247, 2025. DOI: 10.3389/feduc.2025.1581247.</w:t>
       </w:r>
     </w:p>
     <w:p>
@@ -29558,23 +27510,7 @@
         <w:t xml:space="preserve">[14] </w:t>
       </w:r>
       <w:r>
-        <w:t xml:space="preserve">R. Paul, S. Sarker, H. El </w:t>
-      </w:r>
-      <w:proofErr w:type="spellStart"/>
-      <w:r>
-        <w:t>Aouifi</w:t>
-      </w:r>
-      <w:proofErr w:type="spellEnd"/>
-      <w:r>
-        <w:t xml:space="preserve">, S. Hussain, A. K. Baruah, and S. </w:t>
-      </w:r>
-      <w:proofErr w:type="spellStart"/>
-      <w:r>
-        <w:t>Gaftandzhieva</w:t>
-      </w:r>
-      <w:proofErr w:type="spellEnd"/>
-      <w:r>
-        <w:t>, “Analyzing Dropout of Students and an Explainable Prediction of Academic Performance Utilizing Artificial Intelligence Techniques”, Frontiers in Education, Vol. 10, Art. no. 1698505, 2025. DOI: 10.3389/feduc.2025.1698505.</w:t>
+        <w:t>R. Paul, S. Sarker, H. El Aouifi, S. Hussain, A. K. Baruah, and S. Gaftandzhieva, “Analyzing Dropout of Students and an Explainable Prediction of Academic Performance Utilizing Artificial Intelligence Techniques”, Frontiers in Education, Vol. 10, Art. no. 1698505, 2025. DOI: 10.3389/feduc.2025.1698505.</w:t>
       </w:r>
     </w:p>
     <w:p>
@@ -29606,23 +27542,7 @@
         <w:t xml:space="preserve"> A.</w:t>
       </w:r>
       <w:r>
-        <w:t xml:space="preserve"> </w:t>
-      </w:r>
-      <w:proofErr w:type="spellStart"/>
-      <w:r>
-        <w:t>Abukader</w:t>
-      </w:r>
-      <w:proofErr w:type="spellEnd"/>
-      <w:r>
-        <w:t xml:space="preserve">, A. Alzubi, and O. R. Adegboye, “Intelligent System for Student Performance Prediction: An Educational Data Mining Approach Using Metaheuristic-Optimized </w:t>
-      </w:r>
-      <w:proofErr w:type="spellStart"/>
-      <w:r>
-        <w:t>LightGBM</w:t>
-      </w:r>
-      <w:proofErr w:type="spellEnd"/>
-      <w:r>
-        <w:t xml:space="preserve"> with SHAP-Based Learning Analytics”, Applied Sciences, Vol. 15, No. 20, Art. no. 10875, 2025. DOI: 10.3390/app</w:t>
+        <w:t xml:space="preserve"> Abukader, A. Alzubi, and O. R. Adegboye, “Intelligent System for Student Performance Prediction: An Educational Data Mining Approach Using Metaheuristic-Optimized LightGBM with SHAP-Based Learning Analytics”, Applied Sciences, Vol. 15, No. 20, Art. no. 10875, 2025. DOI: 10.3390/app</w:t>
       </w:r>
       <w:r>
         <w:t>152010875.</w:t>
@@ -29680,15 +27600,7 @@
         <w:t>[20]</w:t>
       </w:r>
       <w:r>
-        <w:t xml:space="preserve"> M. Goldblum, S. </w:t>
-      </w:r>
-      <w:proofErr w:type="spellStart"/>
-      <w:r>
-        <w:t>Khandagale</w:t>
-      </w:r>
-      <w:proofErr w:type="spellEnd"/>
-      <w:r>
-        <w:t>, D. McElfresh, V. Prasad C, G. Ramakrishnan, J. Valverde, and C. White, “When Do Neural Nets Outperform Boosted Trees on Tabular Data?”, In: Proc. of Advances in Neural Information Processing Systems 36, 2023. DOI: 10.52202/075280-3337.</w:t>
+        <w:t xml:space="preserve"> M. Goldblum, S. Khandagale, D. McElfresh, V. Prasad C, G. Ramakrishnan, J. Valverde, and C. White, “When Do Neural Nets Outperform Boosted Trees on Tabular Data?”, In: Proc. of Advances in Neural Information Processing Systems 36, 2023. DOI: 10.52202/075280-3337.</w:t>
       </w:r>
     </w:p>
     <w:p>
@@ -29701,15 +27613,7 @@
         <w:t xml:space="preserve">[21] </w:t>
       </w:r>
       <w:r>
-        <w:t xml:space="preserve">N. Hollmann, S. Muller, L. Purucker, A. Krishnakumar, M. Korfer, S. B. Hoo, R. T. </w:t>
-      </w:r>
-      <w:proofErr w:type="spellStart"/>
-      <w:r>
-        <w:t>Schirrmeister</w:t>
-      </w:r>
-      <w:proofErr w:type="spellEnd"/>
-      <w:r>
-        <w:t>, and F. Hutter, “Accurate Predictions on Small Data with a Tabular Foundation Model”, Nature, Vol. 637, pp. 319-326, 2025. DOI: 10.1038/s41586-024-08328-6.</w:t>
+        <w:t>N. Hollmann, S. Muller, L. Purucker, A. Krishnakumar, M. Korfer, S. B. Hoo, R. T. Schirrmeister, and F. Hutter, “Accurate Predictions on Small Data with a Tabular Foundation Model”, Nature, Vol. 637, pp. 319-326, 2025. DOI: 10.1038/s41586-024-08328-6.</w:t>
       </w:r>
     </w:p>
     <w:p>
@@ -29741,15 +27645,7 @@
         <w:t>X.</w:t>
       </w:r>
       <w:r>
-        <w:t xml:space="preserve"> Yi, J. Sun, and X. Wu, “Novel Feature-Based Difficulty Prediction Method for Mathematics Items Using </w:t>
-      </w:r>
-      <w:proofErr w:type="spellStart"/>
-      <w:r>
-        <w:t>XGBoost</w:t>
-      </w:r>
-      <w:proofErr w:type="spellEnd"/>
-      <w:r>
-        <w:t>-Based SHAP Model”, Mathematics, Vol. 12, No. 10, Art. no. 1455, 2024. DOI: 10.3390/math12101455.</w:t>
+        <w:t xml:space="preserve"> Yi, J. Sun, and X. Wu, “Novel Feature-Based Difficulty Prediction Method for Mathematics Items Using XGBoost-Based SHAP Model”, Mathematics, Vol. 12, No. 10, Art. no. 1455, 2024. DOI: 10.3390/math12101455.</w:t>
       </w:r>
     </w:p>
     <w:p>
@@ -29762,15 +27658,7 @@
         <w:t xml:space="preserve">[24] </w:t>
       </w:r>
       <w:r>
-        <w:t>S. W. Masood, M. Gogoi, and S. A. Begum, “</w:t>
-      </w:r>
-      <w:proofErr w:type="spellStart"/>
-      <w:r>
-        <w:t>Optimised</w:t>
-      </w:r>
-      <w:proofErr w:type="spellEnd"/>
-      <w:r>
-        <w:t xml:space="preserve"> SMOTE-Based Imbalanced Learning for Student Dropout Prediction”, Arabian Journal for Science and Engineering, 2025. DOI: 10.1007/s13369-024-09287-w.</w:t>
+        <w:t>S. W. Masood, M. Gogoi, and S. A. Begum, “Optimised SMOTE-Based Imbalanced Learning for Student Dropout Prediction”, Arabian Journal for Science and Engineering, 2025. DOI: 10.1007/s13369-024-09287-w.</w:t>
       </w:r>
     </w:p>
     <w:p>
@@ -29783,15 +27671,7 @@
         <w:t xml:space="preserve">[25] </w:t>
       </w:r>
       <w:r>
-        <w:t xml:space="preserve">G. </w:t>
-      </w:r>
-      <w:proofErr w:type="spellStart"/>
-      <w:r>
-        <w:t>Nassreddine</w:t>
-      </w:r>
-      <w:proofErr w:type="spellEnd"/>
-      <w:r>
-        <w:t>, L. Saleh, M. Al Majzoub, and A. El Arid, “SHAP Explainability: An Ensemble Learning Approach for Student Performance Prediction”, In: Proc. of 2025 IEEE International Conference on Industry 4.0, Artificial Intelligence, and Communications Technology, 2025. DOI: 10.1109/IAICT65714.2025.11100707.</w:t>
+        <w:t>G. Nassreddine, L. Saleh, M. Al Majzoub, and A. El Arid, “SHAP Explainability: An Ensemble Learning Approach for Student Performance Prediction”, In: Proc. of 2025 IEEE International Conference on Industry 4.0, Artificial Intelligence, and Communications Technology, 2025. DOI: 10.1109/IAICT65714.2025.11100707.</w:t>
       </w:r>
     </w:p>
     <w:sectPr>
@@ -29841,34 +27721,7 @@
         <w:i/>
         <w:sz w:val="20"/>
       </w:rPr>
-      <w:t xml:space="preserve">International Journal of Intelligent Engineering and Systems, </w:t>
-    </w:r>
-    <w:proofErr w:type="spellStart"/>
-    <w:r>
-      <w:rPr>
-        <w:rFonts w:ascii="Times New Roman" w:hAnsi="Times New Roman"/>
-        <w:i/>
-        <w:sz w:val="20"/>
-      </w:rPr>
-      <w:t>Vol.x</w:t>
-    </w:r>
-    <w:proofErr w:type="spellEnd"/>
-    <w:r>
-      <w:rPr>
-        <w:rFonts w:ascii="Times New Roman" w:hAnsi="Times New Roman"/>
-        <w:i/>
-        <w:sz w:val="20"/>
-      </w:rPr>
-      <w:t xml:space="preserve">, </w:t>
-    </w:r>
-    <w:proofErr w:type="spellStart"/>
-    <w:r>
-      <w:rPr>
-        <w:rFonts w:ascii="Times New Roman" w:hAnsi="Times New Roman"/>
-        <w:i/>
-        <w:sz w:val="20"/>
-      </w:rPr>
-      <w:t>No.</w:t>
+      <w:t>International Journal of Intelligent Engineering and Systems, Vol.x, No.</w:t>
     </w:r>
     <w:r>
       <w:rPr>
@@ -29879,7 +27732,6 @@
       </w:rPr>
       <w:t>x</w:t>
     </w:r>
-    <w:proofErr w:type="spellEnd"/>
     <w:r>
       <w:rPr>
         <w:rFonts w:ascii="Times New Roman" w:hAnsi="Times New Roman"/>
@@ -29937,25 +27789,7 @@
         <w:sz w:val="16"/>
         <w:szCs w:val="16"/>
       </w:rPr>
-      <w:t>This article is licensed under a Creative Commons Attribution-</w:t>
-    </w:r>
-    <w:proofErr w:type="spellStart"/>
-    <w:r>
-      <w:rPr>
-        <w:rFonts w:ascii="Times New Roman" w:hAnsi="Times New Roman" w:cs="Times New Roman"/>
-        <w:sz w:val="16"/>
-        <w:szCs w:val="16"/>
-      </w:rPr>
-      <w:t>ShareAlike</w:t>
-    </w:r>
-    <w:proofErr w:type="spellEnd"/>
-    <w:r>
-      <w:rPr>
-        <w:rFonts w:ascii="Times New Roman" w:hAnsi="Times New Roman" w:cs="Times New Roman"/>
-        <w:sz w:val="16"/>
-        <w:szCs w:val="16"/>
-      </w:rPr>
-      <w:t xml:space="preserve"> 4.0 International License. </w:t>
+      <w:t xml:space="preserve">This article is licensed under a Creative Commons Attribution-ShareAlike 4.0 International License. </w:t>
     </w:r>
   </w:p>
   <w:p>

--- a/src/review-comments/final-paper-for-submission/Explainable AI for Student Success A Multi-Objective Framework with SHAP-Based Personalized Recommendations.docx
+++ b/src/review-comments/final-paper-for-submission/Explainable AI for Student Success A Multi-Objective Framework with SHAP-Based Personalized Recommendations.docx
@@ -293,7 +293,7 @@
           </mc:Choice>
           <mc:Fallback>
             <w:pict>
-              <v:shapetype w14:anchorId="42842B94" id="_x0000_t32" coordsize="21600,21600" o:spt="32" o:oned="t" path="m,l21600,21600e" filled="f">
+              <v:shapetype w14:anchorId="205FC223" id="_x0000_t32" coordsize="21600,21600" o:spt="32" o:oned="t" path="m,l21600,21600e" filled="f">
                 <v:path arrowok="t" fillok="f" o:connecttype="none"/>
                 <o:lock v:ext="edit" shapetype="t"/>
               </v:shapetype>
@@ -658,7 +658,7 @@
           </mc:Choice>
           <mc:Fallback>
             <w:pict>
-              <v:shape w14:anchorId="0AB3EED8" id="Straight Arrow Connector 14" o:spid="_x0000_s1026" type="#_x0000_t32" style="position:absolute;margin-left:5.25pt;margin-top:28.4pt;width:468.7pt;height:0;flip:y;z-index:251660800;visibility:visible;mso-wrap-style:square;mso-width-percent:0;mso-height-percent:0;mso-wrap-distance-left:9pt;mso-wrap-distance-top:0;mso-wrap-distance-right:9pt;mso-wrap-distance-bottom:0;mso-position-horizontal:absolute;mso-position-horizontal-relative:text;mso-position-vertical:absolute;mso-position-vertical-relative:text;mso-width-percent:0;mso-height-percent:0;mso-width-relative:page;mso-height-relative:page" o:gfxdata="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" strokeweight="1.5pt"/>
+              <v:shape w14:anchorId="04A83AEE" id="Straight Arrow Connector 14" o:spid="_x0000_s1026" type="#_x0000_t32" style="position:absolute;margin-left:5.25pt;margin-top:28.4pt;width:468.7pt;height:0;flip:y;z-index:251660800;visibility:visible;mso-wrap-style:square;mso-width-percent:0;mso-height-percent:0;mso-wrap-distance-left:9pt;mso-wrap-distance-top:0;mso-wrap-distance-right:9pt;mso-wrap-distance-bottom:0;mso-position-horizontal:absolute;mso-position-horizontal-relative:text;mso-position-vertical:absolute;mso-position-vertical-relative:text;mso-width-percent:0;mso-height-percent:0;mso-width-relative:page;mso-height-relative:page" o:gfxdata="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" strokeweight="1.5pt"/>
             </w:pict>
           </mc:Fallback>
         </mc:AlternateContent>
@@ -9326,14 +9326,26 @@
       <w:pPr>
         <w:spacing w:after="60"/>
         <w:jc w:val="both"/>
-      </w:pPr>
-      <w:r>
+        <w:rPr>
+          <w:color w:val="FF0000"/>
+          <w:highlight w:val="yellow"/>
+        </w:rPr>
+      </w:pPr>
+      <w:r>
+        <w:rPr>
+          <w:color w:val="FF0000"/>
+          <w:highlight w:val="yellow"/>
+        </w:rPr>
         <w:t>Bayesian optimization via Optuna (TPE sampler, 50 trials per model) identifies optimal configurations:</w:t>
       </w:r>
     </w:p>
     <w:p>
       <w:pPr>
         <w:spacing w:after="220"/>
+        <w:rPr>
+          <w:color w:val="FF0000"/>
+          <w:highlight w:val="yellow"/>
+        </w:rPr>
       </w:pPr>
       <m:oMath>
         <m:sSup>
@@ -9341,6 +9353,8 @@
             <m:ctrlPr>
               <w:rPr>
                 <w:rFonts w:ascii="Cambria Math" w:hAnsi="Cambria Math"/>
+                <w:color w:val="FF0000"/>
+                <w:highlight w:val="yellow"/>
               </w:rPr>
             </m:ctrlPr>
           </m:sSupPr>
@@ -9348,6 +9362,8 @@
             <m:r>
               <w:rPr>
                 <w:rFonts w:ascii="Cambria Math" w:hAnsi="Cambria Math"/>
+                <w:color w:val="FF0000"/>
+                <w:highlight w:val="yellow"/>
               </w:rPr>
               <m:t>θ</m:t>
             </m:r>
@@ -9359,6 +9375,8 @@
               </m:rPr>
               <w:rPr>
                 <w:rFonts w:ascii="Cambria Math" w:hAnsi="Cambria Math"/>
+                <w:color w:val="FF0000"/>
+                <w:highlight w:val="yellow"/>
               </w:rPr>
               <m:t>*</m:t>
             </m:r>
@@ -9370,6 +9388,8 @@
           </m:rPr>
           <w:rPr>
             <w:rFonts w:ascii="Cambria Math" w:hAnsi="Cambria Math"/>
+            <w:color w:val="FF0000"/>
+            <w:highlight w:val="yellow"/>
           </w:rPr>
           <m:t>=arg⁡</m:t>
         </m:r>
@@ -9378,6 +9398,8 @@
             <m:ctrlPr>
               <w:rPr>
                 <w:rFonts w:ascii="Cambria Math" w:hAnsi="Cambria Math"/>
+                <w:color w:val="FF0000"/>
+                <w:highlight w:val="yellow"/>
               </w:rPr>
             </m:ctrlPr>
           </m:sSubPr>
@@ -9388,6 +9410,8 @@
               </m:rPr>
               <w:rPr>
                 <w:rFonts w:ascii="Cambria Math" w:hAnsi="Cambria Math"/>
+                <w:color w:val="FF0000"/>
+                <w:highlight w:val="yellow"/>
               </w:rPr>
               <m:t>max</m:t>
             </m:r>
@@ -9396,6 +9420,8 @@
             <m:r>
               <w:rPr>
                 <w:rFonts w:ascii="Cambria Math" w:hAnsi="Cambria Math"/>
+                <w:color w:val="FF0000"/>
+                <w:highlight w:val="yellow"/>
               </w:rPr>
               <m:t>θ</m:t>
             </m:r>
@@ -9405,6 +9431,8 @@
               </m:rPr>
               <w:rPr>
                 <w:rFonts w:ascii="Cambria Math" w:hAnsi="Cambria Math"/>
+                <w:color w:val="FF0000"/>
+                <w:highlight w:val="yellow"/>
               </w:rPr>
               <m:t>∈Θ</m:t>
             </m:r>
@@ -9416,6 +9444,8 @@
           </m:rPr>
           <w:rPr>
             <w:rFonts w:ascii="Cambria Math" w:hAnsi="Cambria Math"/>
+            <w:color w:val="FF0000"/>
+            <w:highlight w:val="yellow"/>
           </w:rPr>
           <m:t> </m:t>
         </m:r>
@@ -9425,6 +9455,8 @@
           </m:rPr>
           <w:rPr>
             <w:rFonts w:ascii="Cambria Math" w:hAnsi="Cambria Math"/>
+            <w:color w:val="FF0000"/>
+            <w:highlight w:val="yellow"/>
           </w:rPr>
           <m:t>E</m:t>
         </m:r>
@@ -9435,6 +9467,8 @@
             <m:ctrlPr>
               <w:rPr>
                 <w:rFonts w:ascii="Cambria Math" w:hAnsi="Cambria Math"/>
+                <w:color w:val="FF0000"/>
+                <w:highlight w:val="yellow"/>
               </w:rPr>
             </m:ctrlPr>
           </m:dPr>
@@ -9445,6 +9479,8 @@
               </m:rPr>
               <w:rPr>
                 <w:rFonts w:ascii="Cambria Math" w:hAnsi="Cambria Math"/>
+                <w:color w:val="FF0000"/>
+                <w:highlight w:val="yellow"/>
               </w:rPr>
               <m:t>F</m:t>
             </m:r>
@@ -9453,6 +9489,8 @@
                 <m:ctrlPr>
                   <w:rPr>
                     <w:rFonts w:ascii="Cambria Math" w:hAnsi="Cambria Math"/>
+                    <w:color w:val="FF0000"/>
+                    <w:highlight w:val="yellow"/>
                   </w:rPr>
                 </m:ctrlPr>
               </m:sSubPr>
@@ -9463,6 +9501,8 @@
                   </m:rPr>
                   <w:rPr>
                     <w:rFonts w:ascii="Cambria Math" w:hAnsi="Cambria Math"/>
+                    <w:color w:val="FF0000"/>
+                    <w:highlight w:val="yellow"/>
                   </w:rPr>
                   <m:t>1</m:t>
                 </m:r>
@@ -9472,6 +9512,10 @@
                   <m:rPr>
                     <m:nor/>
                   </m:rPr>
+                  <w:rPr>
+                    <w:color w:val="FF0000"/>
+                    <w:highlight w:val="yellow"/>
+                  </w:rPr>
                   <m:t>macro </m:t>
                 </m:r>
               </m:sub>
@@ -9481,6 +9525,8 @@
                 <m:ctrlPr>
                   <w:rPr>
                     <w:rFonts w:ascii="Cambria Math" w:hAnsi="Cambria Math"/>
+                    <w:color w:val="FF0000"/>
+                    <w:highlight w:val="yellow"/>
                   </w:rPr>
                 </m:ctrlPr>
               </m:dPr>
@@ -9490,6 +9536,8 @@
                     <m:ctrlPr>
                       <w:rPr>
                         <w:rFonts w:ascii="Cambria Math" w:hAnsi="Cambria Math"/>
+                        <w:color w:val="FF0000"/>
+                        <w:highlight w:val="yellow"/>
                       </w:rPr>
                     </m:ctrlPr>
                   </m:sSubPr>
@@ -9497,6 +9545,8 @@
                     <m:r>
                       <w:rPr>
                         <w:rFonts w:ascii="Cambria Math" w:hAnsi="Cambria Math"/>
+                        <w:color w:val="FF0000"/>
+                        <w:highlight w:val="yellow"/>
                       </w:rPr>
                       <m:t>f</m:t>
                     </m:r>
@@ -9505,6 +9555,8 @@
                     <m:r>
                       <w:rPr>
                         <w:rFonts w:ascii="Cambria Math" w:hAnsi="Cambria Math"/>
+                        <w:color w:val="FF0000"/>
+                        <w:highlight w:val="yellow"/>
                       </w:rPr>
                       <m:t>θ</m:t>
                     </m:r>
@@ -9516,6 +9568,8 @@
                   </m:rPr>
                   <w:rPr>
                     <w:rFonts w:ascii="Cambria Math" w:hAnsi="Cambria Math"/>
+                    <w:color w:val="FF0000"/>
+                    <w:highlight w:val="yellow"/>
                   </w:rPr>
                   <m:t>,</m:t>
                 </m:r>
@@ -9524,6 +9578,8 @@
                     <m:ctrlPr>
                       <w:rPr>
                         <w:rFonts w:ascii="Cambria Math" w:hAnsi="Cambria Math"/>
+                        <w:color w:val="FF0000"/>
+                        <w:highlight w:val="yellow"/>
                       </w:rPr>
                     </m:ctrlPr>
                   </m:sSubPr>
@@ -9531,6 +9587,8 @@
                     <m:r>
                       <w:rPr>
                         <w:rFonts w:ascii="Cambria Math" w:hAnsi="Cambria Math"/>
+                        <w:color w:val="FF0000"/>
+                        <w:highlight w:val="yellow"/>
                       </w:rPr>
                       <m:t>D</m:t>
                     </m:r>
@@ -9540,6 +9598,10 @@
                       <m:rPr>
                         <m:nor/>
                       </m:rPr>
+                      <w:rPr>
+                        <w:color w:val="FF0000"/>
+                        <w:highlight w:val="yellow"/>
+                      </w:rPr>
                       <m:t>val </m:t>
                     </m:r>
                   </m:sub>
@@ -9550,11 +9612,17 @@
         </m:d>
       </m:oMath>
       <w:r>
+        <w:rPr>
+          <w:color w:val="FF0000"/>
+          <w:highlight w:val="yellow"/>
+        </w:rPr>
         <w:t xml:space="preserve">                (</w:t>
       </w:r>
       <w:r>
         <w:rPr>
+          <w:color w:val="FF0000"/>
           <w:sz w:val="20"/>
+          <w:highlight w:val="yellow"/>
         </w:rPr>
         <w:t>8)</w:t>
       </w:r>
@@ -9565,7 +9633,14 @@
         <w:jc w:val="both"/>
       </w:pPr>
       <w:r>
-        <w:t>using inner 3-fold CV to prevent information leakage between tuning and evaluation.</w:t>
+        <w:rPr>
+          <w:color w:val="FF0000"/>
+          <w:highlight w:val="yellow"/>
+        </w:rPr>
+        <w:t>using inner 3-fold CV to prevent information leakage between tuning and evaluation</w:t>
+      </w:r>
+      <w:r>
+        <w:t>.</w:t>
       </w:r>
     </w:p>
     <w:p>
@@ -14543,7 +14618,20 @@
         <w:rPr>
           <w:color w:val="C00000"/>
         </w:rPr>
-        <w:t xml:space="preserve">To allow direct comparison with the ML baselines, all three deep-learning architectures share the same input matrix, the same Optuna search budget (50 trials, inner 3-fold CV via the TPE sampler), and the same outer 5-fold stratified CV with SMOTE applied only on training folds. Architecture-specific settings are listed in Table </w:t>
+        <w:t xml:space="preserve">To allow direct comparison with the ML baselines, </w:t>
+      </w:r>
+      <w:r>
+        <w:rPr>
+          <w:color w:val="C00000"/>
+          <w:highlight w:val="yellow"/>
+        </w:rPr>
+        <w:t>all three deep-learning architectures share the same input matrix, the same Optuna search budget (50 trials, inner 3-fold CV via the TPE sampler), and the same outer 5-fold stratified CV with SMOTE applied only on training folds</w:t>
+      </w:r>
+      <w:r>
+        <w:rPr>
+          <w:color w:val="C00000"/>
+        </w:rPr>
+        <w:t xml:space="preserve">. Architecture-specific settings are listed in Table </w:t>
       </w:r>
       <w:r>
         <w:rPr>
@@ -16611,27 +16699,37 @@
       <w:r>
         <w:rPr>
           <w:color w:val="C00000"/>
+          <w:highlight w:val="yellow"/>
         </w:rPr>
         <w:t xml:space="preserve">The Optuna budget for each DL architecture is identical to that for XGBoost (50 trials × 3 inner folds = 150 inner-CV evaluations), so the gap between XGBoost and the best DL model on this dataset cannot be attributed to under-tuning of the DL architectures. The persistence of that gap (Table 4) is consistent with recent results showing that gradient-boosted trees remain dominant on small tabular data when the ratio of unique feature interactions to </w:t>
       </w:r>
       <w:r>
         <w:rPr>
           <w:color w:val="C00000"/>
+          <w:highlight w:val="yellow"/>
         </w:rPr>
         <w:t xml:space="preserve">sample count is low [20], [21]. We therefore frame the DL underperformance as </w:t>
       </w:r>
       <w:r>
         <w:rPr>
-          <w:b/>
+          <w:bCs/>
           <w:color w:val="C00000"/>
+          <w:highlight w:val="yellow"/>
         </w:rPr>
         <w:t>regime-specific</w:t>
       </w:r>
       <w:r>
         <w:rPr>
           <w:color w:val="C00000"/>
-        </w:rPr>
-        <w:t xml:space="preserve"> to small-N educational survey data, not as a categorical claim about tabular DL.</w:t>
+          <w:highlight w:val="yellow"/>
+        </w:rPr>
+        <w:t xml:space="preserve"> to small-N educational survey data, not as a categorical claim about tabular DL</w:t>
+      </w:r>
+      <w:r>
+        <w:rPr>
+          <w:color w:val="C00000"/>
+        </w:rPr>
+        <w:t>.</w:t>
       </w:r>
     </w:p>
     <w:p>
@@ -21938,35 +22036,46 @@
           <w:bCs/>
           <w:color w:val="C00000"/>
         </w:rPr>
-        <w:t xml:space="preserve"> them against the proposed framework. To address this gap, three representative </w:t>
+        <w:t xml:space="preserve"> them against the proposed framework. To address this gap, </w:t>
       </w:r>
       <w:r>
         <w:rPr>
           <w:bCs/>
           <w:color w:val="C00000"/>
-        </w:rPr>
-        <w:t>studies</w:t>
+          <w:highlight w:val="yellow"/>
+        </w:rPr>
+        <w:t xml:space="preserve">three representative </w:t>
       </w:r>
       <w:r>
         <w:rPr>
           <w:bCs/>
           <w:color w:val="C00000"/>
-        </w:rPr>
-        <w:t xml:space="preserve"> from this body of work were re-implemented and</w:t>
+          <w:highlight w:val="yellow"/>
+        </w:rPr>
+        <w:t>studies</w:t>
       </w:r>
       <w:r>
         <w:rPr>
           <w:bCs/>
           <w:color w:val="C00000"/>
-        </w:rPr>
-        <w:t xml:space="preserve"> </w:t>
+          <w:highlight w:val="yellow"/>
+        </w:rPr>
+        <w:t xml:space="preserve"> from this body of work were re-implemented and</w:t>
       </w:r>
       <w:r>
         <w:rPr>
           <w:bCs/>
           <w:color w:val="C00000"/>
-        </w:rPr>
-        <w:t>evaluated on the present dataset under the same evaluation protocol used for all other models in this study, namely 5-fold stratified cross-validation with SMOTE applied within training folds only and a fixed random seed of 42, as mentioned in Table 9</w:t>
+          <w:highlight w:val="yellow"/>
+        </w:rPr>
+        <w:t xml:space="preserve"> evaluated on the present dataset under the same evaluation protocol used for all other models in this study, namely 5-fold stratified cross-validation with SMOTE applied within training folds only and a fixed random seed of 42</w:t>
+      </w:r>
+      <w:r>
+        <w:rPr>
+          <w:bCs/>
+          <w:color w:val="C00000"/>
+        </w:rPr>
+        <w:t>, as mentioned in Table 9</w:t>
       </w:r>
       <w:r>
         <w:rPr>
@@ -22656,55 +22765,34 @@
         <w:rPr>
           <w:color w:val="C00000"/>
         </w:rPr>
-        <w:t xml:space="preserve"> Where this work attains a higher F1-macro the gap is consistent with the </w:t>
+        <w:t xml:space="preserve"> </w:t>
       </w:r>
       <w:r>
         <w:rPr>
           <w:color w:val="C00000"/>
-        </w:rPr>
-        <w:t>engineered composite features</w:t>
+          <w:highlight w:val="yellow"/>
+        </w:rPr>
+        <w:t xml:space="preserve">Where this work attains a higher F1-macro the gap is consistent with the engineered composite features, not with the choice of classifier (XGBoost on raw features alone falls inside the SOTA band — see Table </w:t>
       </w:r>
       <w:r>
         <w:rPr>
           <w:color w:val="C00000"/>
-        </w:rPr>
-        <w:t xml:space="preserve">, not with the choice of classifier (XGBoost on raw features alone falls inside the SOTA band — see Table </w:t>
+          <w:highlight w:val="yellow"/>
+        </w:rPr>
+        <w:t>11</w:t>
       </w:r>
       <w:r>
         <w:rPr>
           <w:color w:val="C00000"/>
-        </w:rPr>
-        <w:t>11</w:t>
+          <w:highlight w:val="yellow"/>
+        </w:rPr>
+        <w:t>). We therefore frame our contribution as the unified multi-objective formulation and automated SHAP-to-recommendation translation rather than a claim of architectural superiority</w:t>
       </w:r>
       <w:r>
         <w:rPr>
           <w:color w:val="C00000"/>
         </w:rPr>
-        <w:t xml:space="preserve">). We therefore frame our contribution as the </w:t>
-      </w:r>
-      <w:r>
-        <w:rPr>
-          <w:color w:val="C00000"/>
-        </w:rPr>
-        <w:t>unified multi-objective formulation</w:t>
-      </w:r>
-      <w:r>
-        <w:rPr>
-          <w:color w:val="C00000"/>
-        </w:rPr>
-        <w:t xml:space="preserve"> and </w:t>
-      </w:r>
-      <w:r>
-        <w:rPr>
-          <w:color w:val="C00000"/>
-        </w:rPr>
-        <w:t>automated SHAP-to-recommendation translation</w:t>
-      </w:r>
-      <w:r>
-        <w:rPr>
-          <w:color w:val="C00000"/>
-        </w:rPr>
-        <w:t xml:space="preserve"> rather than a claim of architectural superiority. Where SOTA matches our numbers, the differentiator is the recommendation-engine output (Table 6) which none of the cited works produce.</w:t>
+        <w:t>. Where SOTA matches our numbers, the differentiator is the recommendation-engine output (Table 6) which none of the cited works produce.</w:t>
       </w:r>
     </w:p>
     <w:p>
@@ -23438,7 +23526,22 @@
           <w:bCs/>
           <w:color w:val="C00000"/>
         </w:rPr>
-        <w:t>The PSM analysis as per Table 10, does not rescue a causal interpretation of the SHAP-derived recommendations, and we report it as such. (i) Workshop / seminar participation admits no acceptable matched comparison set of 1,378 students, 1,057 (≈ 77 %) participate, and the propensity model finds zero matches within the caliper, indicating a positivity violation. Therefore, the SHAP-based recommendation for workshop participation is predictive-only and is not supported by matched causal evidence. (ii) High peer-group quality matches only 10 pairs, yielding an uninformative 95 % CI. (iii) Stress-coping is the only treatment with adequate overlap (414 matched pairs); its directional ATT is consistent with the SHAP sign, but the 95 % CI includes zero. We therefore agree with Reviewer 2's substantive concern: the recommendation engine cannot, based on either SHAP or this observational PSM analysis, be claimed to identify causally effective interventions. The recommendation outputs are reframed as advisor-facing decision support, and Section 5.7 and Section 6 commit to cluster-randomized intervention trials and longitudinal panel data with formal causal-effect estimators as the principal items required to upgrade these hypotheses to causal evidence.</w:t>
+        <w:t xml:space="preserve">The PSM analysis as per Table 10, does not rescue a causal interpretation of the SHAP-derived recommendations, and we report it as such. (i) Workshop / seminar participation admits no acceptable matched comparison set of 1,378 students, 1,057 (≈ 77 %) participate, and the propensity model finds zero matches within the caliper, indicating a positivity violation. </w:t>
+      </w:r>
+      <w:r>
+        <w:rPr>
+          <w:bCs/>
+          <w:color w:val="C00000"/>
+          <w:highlight w:val="yellow"/>
+        </w:rPr>
+        <w:t>Therefore, the SHAP-based recommendation for workshop participation is predictive-only and is not supported by matched causal evidence.</w:t>
+      </w:r>
+      <w:r>
+        <w:rPr>
+          <w:bCs/>
+          <w:color w:val="C00000"/>
+        </w:rPr>
+        <w:t xml:space="preserve"> (ii) High peer-group quality matches only 10 pairs, yielding an uninformative 95 % CI. (iii) Stress-coping is the only treatment with adequate overlap (414 matched pairs); its directional ATT is consistent with the SHAP sign, but the 95 % CI includes zero. We therefore agree with Reviewer 2's substantive concern: the recommendation engine cannot, based on either SHAP or this observational PSM analysis, be claimed to identify causally effective interventions. The recommendation outputs are reframed as advisor-facing decision support, and Section 5.7 and Section 6 commit to cluster-randomized intervention trials and longitudinal panel data with formal causal-effect estimators as the principal items required to upgrade these hypotheses to causal evidence.</w:t>
       </w:r>
     </w:p>
     <w:p>
@@ -27006,7 +27109,19 @@
         <w:t>Statistical conclusion validity</w:t>
       </w:r>
       <w:r>
-        <w:t>: All results are reported with standard deviation across 5-fold cross-validation, and class imbalance is explicitly handled via SMOTE and class-weighted loss. The sample size (N=1,378) provides sufficient statistical power for the observed effect sizes, though the minority class in CGPA (Low: 8.1%, n=112) has limited representation per fold.</w:t>
+        <w:t xml:space="preserve">: All results are reported with standard deviation across 5-fold cross-validation, and class imbalance is explicitly handled via SMOTE and class-weighted loss. The sample size (N=1,378) provides sufficient statistical power for the observed effect sizes, though the minority class in CGPA </w:t>
+      </w:r>
+      <w:r>
+        <w:rPr>
+          <w:b/>
+          <w:bCs/>
+          <w:color w:val="FF0000"/>
+          <w:highlight w:val="yellow"/>
+        </w:rPr>
+        <w:t>(Low: 8.1%, n=112)</w:t>
+      </w:r>
+      <w:r>
+        <w:t xml:space="preserve"> has limited representation per fold.</w:t>
       </w:r>
     </w:p>
     <w:p>
